--- a/Entrega 1/Evidencias Grupales/1.5_Fase 1_Definicion Proyecto APT.docx
+++ b/Entrega 1/Evidencias Grupales/1.5_Fase 1_Definicion Proyecto APT.docx
@@ -839,7 +839,6 @@
             <w:proofErr w:type="spellStart"/>
             <w:r>
               <w:rPr>
-                <w:i/>
                 <w:sz w:val="20"/>
                 <w:szCs w:val="20"/>
               </w:rPr>
@@ -885,7 +884,6 @@
             </w:pPr>
             <w:r>
               <w:rPr>
-                <w:i/>
                 <w:sz w:val="20"/>
                 <w:szCs w:val="20"/>
               </w:rPr>
@@ -937,7 +935,6 @@
             </w:pPr>
             <w:r>
               <w:rPr>
-                <w:i/>
                 <w:sz w:val="20"/>
                 <w:szCs w:val="20"/>
               </w:rPr>
@@ -1086,14 +1083,14 @@
               <w:spacing w:before="240" w:after="240"/>
               <w:jc w:val="both"/>
               <w:rPr>
-                <w:i/>
-                <w:sz w:val="20"/>
-                <w:szCs w:val="20"/>
-              </w:rPr>
-            </w:pPr>
-            <w:r>
-              <w:rPr>
-                <w:i/>
+                <w:iCs/>
+                <w:sz w:val="20"/>
+                <w:szCs w:val="20"/>
+              </w:rPr>
+            </w:pPr>
+            <w:r>
+              <w:rPr>
+                <w:iCs/>
                 <w:sz w:val="20"/>
                 <w:szCs w:val="20"/>
               </w:rPr>
@@ -1101,7 +1098,7 @@
             </w:r>
             <w:r>
               <w:rPr>
-                <w:i/>
+                <w:iCs/>
                 <w:sz w:val="20"/>
                 <w:szCs w:val="20"/>
               </w:rPr>
@@ -1109,7 +1106,7 @@
             </w:r>
             <w:r>
               <w:rPr>
-                <w:i/>
+                <w:iCs/>
                 <w:sz w:val="20"/>
                 <w:szCs w:val="20"/>
               </w:rPr>
@@ -1117,7 +1114,7 @@
             </w:r>
             <w:r>
               <w:rPr>
-                <w:i/>
+                <w:iCs/>
                 <w:sz w:val="20"/>
                 <w:szCs w:val="20"/>
               </w:rPr>
@@ -1125,7 +1122,7 @@
             </w:r>
             <w:r>
               <w:rPr>
-                <w:i/>
+                <w:iCs/>
                 <w:sz w:val="20"/>
                 <w:szCs w:val="20"/>
               </w:rPr>
@@ -1133,7 +1130,7 @@
             </w:r>
             <w:r>
               <w:rPr>
-                <w:i/>
+                <w:iCs/>
                 <w:sz w:val="20"/>
                 <w:szCs w:val="20"/>
               </w:rPr>
@@ -1141,7 +1138,7 @@
             </w:r>
             <w:r>
               <w:rPr>
-                <w:i/>
+                <w:iCs/>
                 <w:sz w:val="20"/>
                 <w:szCs w:val="20"/>
               </w:rPr>
@@ -1153,34 +1150,58 @@
               <w:spacing w:before="240" w:after="240"/>
               <w:jc w:val="both"/>
               <w:rPr>
-                <w:i/>
-                <w:sz w:val="20"/>
-                <w:szCs w:val="20"/>
-              </w:rPr>
-            </w:pPr>
-            <w:r>
-              <w:rPr>
-                <w:i/>
-                <w:sz w:val="20"/>
-                <w:szCs w:val="20"/>
-              </w:rPr>
-              <w:t xml:space="preserve">Este proyecto busca desarrollar una plataforma web que conecte a clientes con trabajadores que ofrecen servicios en el hogar, organizando la información por regiones y comunas, y mostrando perfiles con datos como nombre, servicios ofrecidos, horarios y </w:t>
-            </w:r>
-            <w:r>
-              <w:rPr>
-                <w:i/>
-                <w:sz w:val="20"/>
-                <w:szCs w:val="20"/>
-              </w:rPr>
-              <w:t>precio</w:t>
-            </w:r>
-            <w:r>
-              <w:rPr>
-                <w:i/>
-                <w:sz w:val="20"/>
-                <w:szCs w:val="20"/>
-              </w:rPr>
-              <w:t>.</w:t>
+                <w:iCs/>
+                <w:sz w:val="20"/>
+                <w:szCs w:val="20"/>
+              </w:rPr>
+            </w:pPr>
+            <w:r>
+              <w:rPr>
+                <w:iCs/>
+                <w:sz w:val="20"/>
+                <w:szCs w:val="20"/>
+              </w:rPr>
+              <w:t xml:space="preserve">Este proyecto busca desarrollar una plataforma web que conecte a clientes con trabajadores </w:t>
+            </w:r>
+            <w:r>
+              <w:rPr>
+                <w:iCs/>
+                <w:sz w:val="20"/>
+                <w:szCs w:val="20"/>
+              </w:rPr>
+              <w:t xml:space="preserve">independientes </w:t>
+            </w:r>
+            <w:r>
+              <w:rPr>
+                <w:iCs/>
+                <w:sz w:val="20"/>
+                <w:szCs w:val="20"/>
+              </w:rPr>
+              <w:t xml:space="preserve">que ofrecen servicios en el hogar, organizando la información por regiones y comunas, y mostrando </w:t>
+            </w:r>
+            <w:r>
+              <w:rPr>
+                <w:iCs/>
+                <w:sz w:val="20"/>
+                <w:szCs w:val="20"/>
+              </w:rPr>
+              <w:t xml:space="preserve">tarjetas de servicios con la información </w:t>
+            </w:r>
+            <w:r>
+              <w:rPr>
+                <w:iCs/>
+                <w:sz w:val="20"/>
+                <w:szCs w:val="20"/>
+              </w:rPr>
+              <w:t>n</w:t>
+            </w:r>
+            <w:r>
+              <w:rPr>
+                <w:iCs/>
+                <w:sz w:val="20"/>
+                <w:szCs w:val="20"/>
+              </w:rPr>
+              <w:t>ecesaria.</w:t>
             </w:r>
           </w:p>
           <w:p>
@@ -1188,14 +1209,14 @@
               <w:spacing w:before="240" w:after="240"/>
               <w:jc w:val="both"/>
               <w:rPr>
-                <w:i/>
-                <w:sz w:val="20"/>
-                <w:szCs w:val="20"/>
-              </w:rPr>
-            </w:pPr>
-            <w:r>
-              <w:rPr>
-                <w:i/>
+                <w:iCs/>
+                <w:sz w:val="20"/>
+                <w:szCs w:val="20"/>
+              </w:rPr>
+            </w:pPr>
+            <w:r>
+              <w:rPr>
+                <w:iCs/>
                 <w:sz w:val="20"/>
                 <w:szCs w:val="20"/>
               </w:rPr>
@@ -1203,7 +1224,7 @@
             </w:r>
             <w:r>
               <w:rPr>
-                <w:i/>
+                <w:iCs/>
                 <w:sz w:val="20"/>
                 <w:szCs w:val="20"/>
               </w:rPr>
@@ -1211,7 +1232,7 @@
             </w:r>
             <w:r>
               <w:rPr>
-                <w:i/>
+                <w:iCs/>
                 <w:sz w:val="20"/>
                 <w:szCs w:val="20"/>
               </w:rPr>
@@ -1223,14 +1244,14 @@
               <w:spacing w:before="240" w:after="240"/>
               <w:jc w:val="both"/>
               <w:rPr>
-                <w:i/>
-                <w:sz w:val="20"/>
-                <w:szCs w:val="20"/>
-              </w:rPr>
-            </w:pPr>
-            <w:r>
-              <w:rPr>
-                <w:i/>
+                <w:iCs/>
+                <w:sz w:val="20"/>
+                <w:szCs w:val="20"/>
+              </w:rPr>
+            </w:pPr>
+            <w:r>
+              <w:rPr>
+                <w:iCs/>
                 <w:sz w:val="20"/>
                 <w:szCs w:val="20"/>
               </w:rPr>
@@ -1238,7 +1259,7 @@
             </w:r>
             <w:r>
               <w:rPr>
-                <w:i/>
+                <w:iCs/>
                 <w:sz w:val="20"/>
                 <w:szCs w:val="20"/>
               </w:rPr>
@@ -1246,7 +1267,7 @@
             </w:r>
             <w:r>
               <w:rPr>
-                <w:i/>
+                <w:iCs/>
                 <w:sz w:val="20"/>
                 <w:szCs w:val="20"/>
               </w:rPr>
@@ -1254,7 +1275,7 @@
             </w:r>
             <w:r>
               <w:rPr>
-                <w:i/>
+                <w:iCs/>
                 <w:sz w:val="20"/>
                 <w:szCs w:val="20"/>
               </w:rPr>
@@ -1262,7 +1283,7 @@
             </w:r>
             <w:r>
               <w:rPr>
-                <w:i/>
+                <w:iCs/>
                 <w:sz w:val="20"/>
                 <w:szCs w:val="20"/>
               </w:rPr>
@@ -1274,7 +1295,7 @@
               <w:spacing w:before="240" w:after="240"/>
               <w:jc w:val="both"/>
               <w:rPr>
-                <w:i/>
+                <w:iCs/>
                 <w:sz w:val="20"/>
                 <w:szCs w:val="20"/>
               </w:rPr>
@@ -1283,7 +1304,7 @@
               <w:rPr>
                 <w:b/>
                 <w:bCs/>
-                <w:i/>
+                <w:iCs/>
                 <w:sz w:val="20"/>
                 <w:szCs w:val="20"/>
               </w:rPr>
@@ -1293,26 +1314,17 @@
           <w:p>
             <w:pPr>
               <w:spacing w:before="240" w:after="240"/>
-              <w:rPr>
-                <w:i/>
-                <w:sz w:val="20"/>
-                <w:szCs w:val="20"/>
-              </w:rPr>
-            </w:pPr>
-            <w:r>
-              <w:rPr>
-                <w:i/>
-                <w:sz w:val="20"/>
-                <w:szCs w:val="20"/>
-              </w:rPr>
-              <w:t xml:space="preserve">A diferencia de otras plataformas, </w:t>
-            </w:r>
+              <w:jc w:val="both"/>
+              <w:rPr>
+                <w:iCs/>
+                <w:sz w:val="20"/>
+                <w:szCs w:val="20"/>
+              </w:rPr>
+            </w:pPr>
             <w:proofErr w:type="spellStart"/>
             <w:r>
               <w:rPr>
-                <w:b/>
-                <w:bCs/>
-                <w:i/>
+                <w:iCs/>
                 <w:sz w:val="20"/>
                 <w:szCs w:val="20"/>
               </w:rPr>
@@ -1321,202 +1333,83 @@
             <w:proofErr w:type="spellEnd"/>
             <w:r>
               <w:rPr>
-                <w:i/>
-                <w:sz w:val="20"/>
-                <w:szCs w:val="20"/>
-              </w:rPr>
-              <w:t xml:space="preserve"> no solo muestra anuncios</w:t>
-            </w:r>
-            <w:r>
-              <w:rPr>
-                <w:i/>
-                <w:sz w:val="20"/>
-                <w:szCs w:val="20"/>
-              </w:rPr>
-              <w:t xml:space="preserve"> de servicios</w:t>
-            </w:r>
-            <w:r>
-              <w:rPr>
-                <w:i/>
-                <w:sz w:val="20"/>
-                <w:szCs w:val="20"/>
-              </w:rPr>
-              <w:t xml:space="preserve">, sino que </w:t>
-            </w:r>
-            <w:r>
-              <w:rPr>
-                <w:b/>
-                <w:bCs/>
-                <w:i/>
-                <w:sz w:val="20"/>
-                <w:szCs w:val="20"/>
-              </w:rPr>
-              <w:t>centraliza todo el proceso</w:t>
-            </w:r>
-            <w:r>
-              <w:rPr>
-                <w:i/>
-                <w:sz w:val="20"/>
-                <w:szCs w:val="20"/>
-              </w:rPr>
-              <w:t>: registro del trabajador</w:t>
-            </w:r>
-            <w:r>
-              <w:rPr>
-                <w:i/>
-                <w:sz w:val="20"/>
-                <w:szCs w:val="20"/>
-              </w:rPr>
-              <w:t>/</w:t>
-            </w:r>
-            <w:r>
-              <w:rPr>
-                <w:i/>
-                <w:sz w:val="20"/>
-                <w:szCs w:val="20"/>
-              </w:rPr>
-              <w:t>cliente, verificación, publicación,</w:t>
-            </w:r>
-            <w:r>
-              <w:rPr>
-                <w:i/>
-                <w:sz w:val="20"/>
-                <w:szCs w:val="20"/>
-              </w:rPr>
-              <w:t xml:space="preserve"> reserva, </w:t>
-            </w:r>
-            <w:r>
-              <w:rPr>
-                <w:i/>
-                <w:sz w:val="20"/>
-                <w:szCs w:val="20"/>
-              </w:rPr>
-              <w:t>contratación, pago y evaluación.</w:t>
-            </w:r>
-            <w:r>
-              <w:rPr>
-                <w:i/>
-                <w:sz w:val="20"/>
-                <w:szCs w:val="20"/>
-              </w:rPr>
-              <w:br/>
-            </w:r>
-            <w:r>
-              <w:rPr>
-                <w:i/>
-                <w:sz w:val="20"/>
-                <w:szCs w:val="20"/>
-              </w:rPr>
-              <w:t>Estará a disposición del usuario un filtro de búsqueda que incluye comuna, región, genero, edad y orden de precios.</w:t>
-            </w:r>
-            <w:r>
-              <w:rPr>
-                <w:i/>
-                <w:sz w:val="20"/>
-                <w:szCs w:val="20"/>
-              </w:rPr>
-              <w:t xml:space="preserve"> Esto</w:t>
-            </w:r>
-            <w:r>
-              <w:rPr>
-                <w:i/>
-                <w:sz w:val="20"/>
-                <w:szCs w:val="20"/>
-              </w:rPr>
-              <w:t xml:space="preserve"> no solo mejora la experiencia de usuario, sino que también eleva el estándar de calidad y seguridad en el mercado de servicios a domicilio.</w:t>
-            </w:r>
-          </w:p>
-          <w:p>
-            <w:pPr>
-              <w:spacing w:before="240" w:after="240"/>
-              <w:rPr>
-                <w:i/>
-                <w:sz w:val="20"/>
-                <w:szCs w:val="20"/>
-              </w:rPr>
-            </w:pPr>
-            <w:r>
-              <w:rPr>
-                <w:i/>
-                <w:sz w:val="20"/>
-                <w:szCs w:val="20"/>
-              </w:rPr>
-              <w:t>Cabe destacar que el incluir un sistema de evaluación de hasta 5 estrellas con reseñas promueve la competencia entre los trabajadores que ofrecen los mismos tipos de servicios</w:t>
-            </w:r>
-            <w:r>
-              <w:rPr>
-                <w:i/>
-                <w:sz w:val="20"/>
-                <w:szCs w:val="20"/>
-              </w:rPr>
-              <w:t>, mejorando su forma de trabajar y aumentando sus clientes.</w:t>
-            </w:r>
-          </w:p>
-          <w:p>
-            <w:pPr>
-              <w:spacing w:before="240" w:after="240"/>
-              <w:rPr>
-                <w:i/>
-                <w:sz w:val="20"/>
-                <w:szCs w:val="20"/>
-              </w:rPr>
-            </w:pPr>
-            <w:r>
-              <w:rPr>
-                <w:i/>
-                <w:sz w:val="20"/>
-                <w:szCs w:val="20"/>
-              </w:rPr>
-              <w:t xml:space="preserve">Para dar más seguridad tanto a clientes como trabajadores se añadirá un sistema </w:t>
-            </w:r>
-            <w:r>
-              <w:rPr>
-                <w:i/>
-                <w:sz w:val="20"/>
-                <w:szCs w:val="20"/>
-                <w:lang w:val="es-ES"/>
-              </w:rPr>
-              <w:t>de</w:t>
-            </w:r>
-            <w:r>
-              <w:rPr>
-                <w:i/>
-                <w:sz w:val="20"/>
-                <w:szCs w:val="20"/>
-              </w:rPr>
-              <w:t xml:space="preserve"> </w:t>
-            </w:r>
-            <w:r>
-              <w:rPr>
-                <w:i/>
-                <w:sz w:val="20"/>
-                <w:szCs w:val="20"/>
-              </w:rPr>
-              <w:t xml:space="preserve">validación de antecedentes personales y </w:t>
-            </w:r>
-            <w:r>
-              <w:rPr>
-                <w:i/>
-                <w:sz w:val="20"/>
-                <w:szCs w:val="20"/>
-              </w:rPr>
-              <w:t>v</w:t>
-            </w:r>
-            <w:r>
-              <w:rPr>
-                <w:i/>
-                <w:sz w:val="20"/>
-                <w:szCs w:val="20"/>
-              </w:rPr>
-              <w:t>erificación de documentos que acrediten el profesionalismo</w:t>
-            </w:r>
-            <w:r>
-              <w:rPr>
-                <w:i/>
-                <w:sz w:val="20"/>
-                <w:szCs w:val="20"/>
-              </w:rPr>
-              <w:t>, así se sabe que solo usaran la plataforma personas de confianza y trabajadores con experiencia en su rubro.</w:t>
+                <w:iCs/>
+                <w:sz w:val="20"/>
+                <w:szCs w:val="20"/>
+              </w:rPr>
+              <w:t xml:space="preserve"> estará disponible en </w:t>
+            </w:r>
+            <w:r>
+              <w:rPr>
+                <w:iCs/>
+                <w:sz w:val="20"/>
+                <w:szCs w:val="20"/>
+              </w:rPr>
+              <w:t>todas las regiones de</w:t>
+            </w:r>
+            <w:r>
+              <w:rPr>
+                <w:iCs/>
+                <w:sz w:val="20"/>
+                <w:szCs w:val="20"/>
+              </w:rPr>
+              <w:t xml:space="preserve"> Chi</w:t>
+            </w:r>
+            <w:r>
+              <w:rPr>
+                <w:iCs/>
+                <w:sz w:val="20"/>
+                <w:szCs w:val="20"/>
+              </w:rPr>
+              <w:t xml:space="preserve">le, en el cual podemos obtener un análisis de tendencias </w:t>
+            </w:r>
+            <w:r>
+              <w:rPr>
+                <w:iCs/>
+                <w:sz w:val="20"/>
+                <w:szCs w:val="20"/>
+              </w:rPr>
+              <w:t xml:space="preserve">con </w:t>
+            </w:r>
+            <w:r>
+              <w:rPr>
+                <w:iCs/>
+                <w:sz w:val="20"/>
+                <w:szCs w:val="20"/>
+              </w:rPr>
+              <w:t>los servicios que más se solicitan</w:t>
+            </w:r>
+            <w:r>
+              <w:rPr>
+                <w:iCs/>
+                <w:sz w:val="20"/>
+                <w:szCs w:val="20"/>
+              </w:rPr>
+              <w:t xml:space="preserve"> por zona</w:t>
+            </w:r>
+            <w:r>
+              <w:rPr>
+                <w:iCs/>
+                <w:sz w:val="20"/>
+                <w:szCs w:val="20"/>
+              </w:rPr>
+              <w:t xml:space="preserve">, podremos comparar que porcentaje de la población prefiere modernizarse al hacer uso de esta plataforma y analizar preferencias de los usuarios </w:t>
+            </w:r>
+            <w:r>
+              <w:rPr>
+                <w:iCs/>
+                <w:sz w:val="20"/>
+                <w:szCs w:val="20"/>
+              </w:rPr>
+              <w:t>en base</w:t>
+            </w:r>
+            <w:r>
+              <w:rPr>
+                <w:iCs/>
+                <w:sz w:val="20"/>
+                <w:szCs w:val="20"/>
+              </w:rPr>
+              <w:t xml:space="preserve"> a la edad o género.</w:t>
             </w:r>
           </w:p>
         </w:tc>
@@ -1553,91 +1446,34 @@
             <w:pPr>
               <w:jc w:val="both"/>
               <w:rPr>
-                <w:i/>
-                <w:sz w:val="20"/>
-                <w:szCs w:val="20"/>
-              </w:rPr>
-            </w:pPr>
-            <w:proofErr w:type="spellStart"/>
+                <w:iCs/>
+                <w:sz w:val="20"/>
+                <w:szCs w:val="20"/>
+              </w:rPr>
+            </w:pPr>
+            <w:r>
+              <w:rPr>
+                <w:iCs/>
+                <w:sz w:val="20"/>
+                <w:szCs w:val="20"/>
+              </w:rPr>
+              <w:t>Actualmente, muchos de estos trabajadores dependen casi exclusivamente de recomendaciones boca a boca o contactos limitados en redes sociales, lo que restringe su alcance y oportunidades. Nuestra propuesta busca digitalizar y profesionalizar esta conexión, ofreciendo un espacio donde puedan crear un perfil, administrar su oferta de servicios y recibir contrataciones de forma directa y segura.</w:t>
+            </w:r>
+          </w:p>
+          <w:p>
+            <w:pPr>
+              <w:jc w:val="both"/>
+              <w:rPr>
+                <w:iCs/>
+                <w:sz w:val="20"/>
+                <w:szCs w:val="20"/>
+              </w:rPr>
+            </w:pPr>
             <w:r>
               <w:rPr>
                 <w:b/>
                 <w:bCs/>
-                <w:i/>
-                <w:sz w:val="20"/>
-                <w:szCs w:val="20"/>
-              </w:rPr>
-              <w:t>ServiHogar</w:t>
-            </w:r>
-            <w:proofErr w:type="spellEnd"/>
-            <w:r>
-              <w:rPr>
-                <w:i/>
-                <w:sz w:val="20"/>
-                <w:szCs w:val="20"/>
-              </w:rPr>
-              <w:t xml:space="preserve"> es una plataforma web diseñada para conectar a trabajadores independientes que ofrecen servicios a domicilio con clientes que buscan profesionales confiables, seguros y verificados.</w:t>
-            </w:r>
-          </w:p>
-          <w:p>
-            <w:pPr>
-              <w:jc w:val="both"/>
-              <w:rPr>
-                <w:i/>
-                <w:sz w:val="20"/>
-                <w:szCs w:val="20"/>
-              </w:rPr>
-            </w:pPr>
-            <w:r>
-              <w:rPr>
-                <w:i/>
-                <w:sz w:val="20"/>
-                <w:szCs w:val="20"/>
-              </w:rPr>
-              <w:t xml:space="preserve">Actualmente, muchos de estos trabajadores dependen casi exclusivamente de recomendaciones boca a boca o contactos limitados en redes sociales, lo que restringe su alcance y oportunidades. Nuestra propuesta busca digitalizar y profesionalizar esta </w:t>
-            </w:r>
-            <w:r>
-              <w:rPr>
-                <w:i/>
-                <w:sz w:val="20"/>
-                <w:szCs w:val="20"/>
-              </w:rPr>
-              <w:lastRenderedPageBreak/>
-              <w:t xml:space="preserve">conexión, ofreciendo un espacio donde puedan </w:t>
-            </w:r>
-            <w:r>
-              <w:rPr>
-                <w:b/>
-                <w:bCs/>
-                <w:i/>
-                <w:sz w:val="20"/>
-                <w:szCs w:val="20"/>
-              </w:rPr>
-              <w:t>crear un perfil</w:t>
-            </w:r>
-            <w:r>
-              <w:rPr>
-                <w:i/>
-                <w:sz w:val="20"/>
-                <w:szCs w:val="20"/>
-              </w:rPr>
-              <w:t>, administrar su oferta de servicios y recibir contrataciones de forma directa y segura.</w:t>
-            </w:r>
-          </w:p>
-          <w:p>
-            <w:pPr>
-              <w:jc w:val="both"/>
-              <w:rPr>
-                <w:i/>
-                <w:sz w:val="20"/>
-                <w:szCs w:val="20"/>
-              </w:rPr>
-            </w:pPr>
-            <w:r>
-              <w:rPr>
-                <w:b/>
-                <w:bCs/>
-                <w:i/>
+                <w:iCs/>
                 <w:sz w:val="20"/>
                 <w:szCs w:val="20"/>
               </w:rPr>
@@ -1651,7 +1487,7 @@
                 <w:numId w:val="8"/>
               </w:numPr>
               <w:rPr>
-                <w:i/>
+                <w:iCs/>
                 <w:sz w:val="20"/>
                 <w:szCs w:val="20"/>
               </w:rPr>
@@ -1660,7 +1496,7 @@
               <w:rPr>
                 <w:b/>
                 <w:bCs/>
-                <w:i/>
+                <w:iCs/>
                 <w:sz w:val="20"/>
                 <w:szCs w:val="20"/>
               </w:rPr>
@@ -1674,30 +1510,30 @@
                 <w:numId w:val="9"/>
               </w:numPr>
               <w:rPr>
-                <w:i/>
-                <w:sz w:val="20"/>
-                <w:szCs w:val="20"/>
-              </w:rPr>
-            </w:pPr>
-            <w:r>
-              <w:rPr>
-                <w:i/>
-                <w:sz w:val="20"/>
-                <w:szCs w:val="20"/>
-              </w:rPr>
-              <w:t>Los trabajadores</w:t>
-            </w:r>
-            <w:r>
-              <w:rPr>
-                <w:i/>
-                <w:sz w:val="20"/>
-                <w:szCs w:val="20"/>
-              </w:rPr>
-              <w:t xml:space="preserve"> y clientes</w:t>
-            </w:r>
-            <w:r>
-              <w:rPr>
-                <w:i/>
+                <w:iCs/>
+                <w:sz w:val="20"/>
+                <w:szCs w:val="20"/>
+              </w:rPr>
+            </w:pPr>
+            <w:r>
+              <w:rPr>
+                <w:iCs/>
+                <w:sz w:val="20"/>
+                <w:szCs w:val="20"/>
+              </w:rPr>
+              <w:t xml:space="preserve">Los </w:t>
+            </w:r>
+            <w:r>
+              <w:rPr>
+                <w:iCs/>
+                <w:sz w:val="20"/>
+                <w:szCs w:val="20"/>
+              </w:rPr>
+              <w:t>usuarios</w:t>
+            </w:r>
+            <w:r>
+              <w:rPr>
+                <w:iCs/>
                 <w:sz w:val="20"/>
                 <w:szCs w:val="20"/>
               </w:rPr>
@@ -1711,14 +1547,14 @@
                 <w:numId w:val="10"/>
               </w:numPr>
               <w:rPr>
-                <w:i/>
-                <w:sz w:val="20"/>
-                <w:szCs w:val="20"/>
-              </w:rPr>
-            </w:pPr>
-            <w:r>
-              <w:rPr>
-                <w:i/>
+                <w:iCs/>
+                <w:sz w:val="20"/>
+                <w:szCs w:val="20"/>
+              </w:rPr>
+            </w:pPr>
+            <w:r>
+              <w:rPr>
+                <w:iCs/>
                 <w:sz w:val="20"/>
                 <w:szCs w:val="20"/>
               </w:rPr>
@@ -1726,31 +1562,15 @@
             </w:r>
             <w:r>
               <w:rPr>
-                <w:i/>
-                <w:sz w:val="20"/>
-                <w:szCs w:val="20"/>
-              </w:rPr>
-              <w:t xml:space="preserve"> edad, </w:t>
-            </w:r>
-            <w:r>
-              <w:rPr>
-                <w:i/>
-                <w:sz w:val="20"/>
-                <w:szCs w:val="20"/>
-              </w:rPr>
-              <w:t>género</w:t>
-            </w:r>
-            <w:r>
-              <w:rPr>
-                <w:i/>
-                <w:sz w:val="20"/>
-                <w:szCs w:val="20"/>
-              </w:rPr>
-              <w:t>,</w:t>
-            </w:r>
-            <w:r>
-              <w:rPr>
-                <w:i/>
+                <w:iCs/>
+                <w:sz w:val="20"/>
+                <w:szCs w:val="20"/>
+              </w:rPr>
+              <w:t xml:space="preserve"> edad, género,</w:t>
+            </w:r>
+            <w:r>
+              <w:rPr>
+                <w:iCs/>
                 <w:sz w:val="20"/>
                 <w:szCs w:val="20"/>
               </w:rPr>
@@ -1758,7 +1578,7 @@
             </w:r>
             <w:r>
               <w:rPr>
-                <w:i/>
+                <w:iCs/>
                 <w:sz w:val="20"/>
                 <w:szCs w:val="20"/>
               </w:rPr>
@@ -1766,7 +1586,7 @@
             </w:r>
             <w:r>
               <w:rPr>
-                <w:i/>
+                <w:iCs/>
                 <w:sz w:val="20"/>
                 <w:szCs w:val="20"/>
               </w:rPr>
@@ -1774,7 +1594,7 @@
             </w:r>
             <w:r>
               <w:rPr>
-                <w:i/>
+                <w:iCs/>
                 <w:sz w:val="20"/>
                 <w:szCs w:val="20"/>
               </w:rPr>
@@ -1782,7 +1602,7 @@
             </w:r>
             <w:r>
               <w:rPr>
-                <w:i/>
+                <w:iCs/>
                 <w:sz w:val="20"/>
                 <w:szCs w:val="20"/>
               </w:rPr>
@@ -1790,7 +1610,7 @@
             </w:r>
             <w:r>
               <w:rPr>
-                <w:i/>
+                <w:iCs/>
                 <w:sz w:val="20"/>
                 <w:szCs w:val="20"/>
               </w:rPr>
@@ -1798,7 +1618,7 @@
             </w:r>
             <w:r>
               <w:rPr>
-                <w:i/>
+                <w:iCs/>
                 <w:sz w:val="20"/>
                 <w:szCs w:val="20"/>
               </w:rPr>
@@ -1806,7 +1626,7 @@
             </w:r>
             <w:r>
               <w:rPr>
-                <w:i/>
+                <w:iCs/>
                 <w:sz w:val="20"/>
                 <w:szCs w:val="20"/>
               </w:rPr>
@@ -1814,7 +1634,7 @@
             </w:r>
             <w:r>
               <w:rPr>
-                <w:i/>
+                <w:iCs/>
                 <w:sz w:val="20"/>
                 <w:szCs w:val="20"/>
               </w:rPr>
@@ -1822,7 +1642,7 @@
             </w:r>
             <w:r>
               <w:rPr>
-                <w:i/>
+                <w:iCs/>
                 <w:sz w:val="20"/>
                 <w:szCs w:val="20"/>
               </w:rPr>
@@ -1830,7 +1650,7 @@
             </w:r>
             <w:r>
               <w:rPr>
-                <w:i/>
+                <w:iCs/>
                 <w:sz w:val="20"/>
                 <w:szCs w:val="20"/>
               </w:rPr>
@@ -1844,7 +1664,7 @@
                 <w:numId w:val="8"/>
               </w:numPr>
               <w:rPr>
-                <w:i/>
+                <w:iCs/>
                 <w:sz w:val="20"/>
                 <w:szCs w:val="20"/>
               </w:rPr>
@@ -1853,7 +1673,7 @@
               <w:rPr>
                 <w:b/>
                 <w:bCs/>
-                <w:i/>
+                <w:iCs/>
                 <w:sz w:val="20"/>
                 <w:szCs w:val="20"/>
               </w:rPr>
@@ -1867,30 +1687,31 @@
                 <w:numId w:val="12"/>
               </w:numPr>
               <w:rPr>
-                <w:i/>
-                <w:sz w:val="20"/>
-                <w:szCs w:val="20"/>
-              </w:rPr>
-            </w:pPr>
-            <w:r>
-              <w:rPr>
-                <w:i/>
-                <w:sz w:val="20"/>
-                <w:szCs w:val="20"/>
-              </w:rPr>
+                <w:iCs/>
+                <w:sz w:val="20"/>
+                <w:szCs w:val="20"/>
+              </w:rPr>
+            </w:pPr>
+            <w:r>
+              <w:rPr>
+                <w:iCs/>
+                <w:sz w:val="20"/>
+                <w:szCs w:val="20"/>
+              </w:rPr>
+              <w:lastRenderedPageBreak/>
               <w:t>Los clientes podrán buscar profesionales filtrando por servicio, ubicación</w:t>
             </w:r>
             <w:r>
               <w:rPr>
-                <w:i/>
-                <w:sz w:val="20"/>
-                <w:szCs w:val="20"/>
-              </w:rPr>
-              <w:t>, precio, género y edad</w:t>
-            </w:r>
-            <w:r>
-              <w:rPr>
-                <w:i/>
+                <w:iCs/>
+                <w:sz w:val="20"/>
+                <w:szCs w:val="20"/>
+              </w:rPr>
+              <w:t>, género y edad</w:t>
+            </w:r>
+            <w:r>
+              <w:rPr>
+                <w:iCs/>
                 <w:sz w:val="20"/>
                 <w:szCs w:val="20"/>
               </w:rPr>
@@ -1904,14 +1725,14 @@
                 <w:numId w:val="13"/>
               </w:numPr>
               <w:rPr>
-                <w:i/>
-                <w:sz w:val="20"/>
-                <w:szCs w:val="20"/>
-              </w:rPr>
-            </w:pPr>
-            <w:r>
-              <w:rPr>
-                <w:i/>
+                <w:iCs/>
+                <w:sz w:val="20"/>
+                <w:szCs w:val="20"/>
+              </w:rPr>
+            </w:pPr>
+            <w:r>
+              <w:rPr>
+                <w:iCs/>
                 <w:sz w:val="20"/>
                 <w:szCs w:val="20"/>
               </w:rPr>
@@ -1921,25 +1742,35 @@
               <w:rPr>
                 <w:b/>
                 <w:bCs/>
-                <w:i/>
-                <w:sz w:val="20"/>
-                <w:szCs w:val="20"/>
-              </w:rPr>
-              <w:t>agendar una fecha</w:t>
-            </w:r>
-            <w:r>
-              <w:rPr>
-                <w:i/>
-                <w:sz w:val="20"/>
-                <w:szCs w:val="20"/>
-              </w:rPr>
-              <w:t xml:space="preserve"> y </w:t>
+                <w:iCs/>
+                <w:sz w:val="20"/>
+                <w:szCs w:val="20"/>
+              </w:rPr>
+              <w:t>reservar</w:t>
             </w:r>
             <w:r>
               <w:rPr>
                 <w:b/>
                 <w:bCs/>
-                <w:i/>
+                <w:iCs/>
+                <w:sz w:val="20"/>
+                <w:szCs w:val="20"/>
+              </w:rPr>
+              <w:t xml:space="preserve"> una fecha</w:t>
+            </w:r>
+            <w:r>
+              <w:rPr>
+                <w:iCs/>
+                <w:sz w:val="20"/>
+                <w:szCs w:val="20"/>
+              </w:rPr>
+              <w:t xml:space="preserve"> y </w:t>
+            </w:r>
+            <w:r>
+              <w:rPr>
+                <w:b/>
+                <w:bCs/>
+                <w:iCs/>
                 <w:sz w:val="20"/>
                 <w:szCs w:val="20"/>
               </w:rPr>
@@ -1947,7 +1778,7 @@
             </w:r>
             <w:r>
               <w:rPr>
-                <w:i/>
+                <w:iCs/>
                 <w:sz w:val="20"/>
                 <w:szCs w:val="20"/>
               </w:rPr>
@@ -1961,7 +1792,7 @@
                 <w:numId w:val="8"/>
               </w:numPr>
               <w:rPr>
-                <w:i/>
+                <w:iCs/>
                 <w:sz w:val="20"/>
                 <w:szCs w:val="20"/>
               </w:rPr>
@@ -1970,7 +1801,7 @@
               <w:rPr>
                 <w:b/>
                 <w:bCs/>
-                <w:i/>
+                <w:iCs/>
                 <w:sz w:val="20"/>
                 <w:szCs w:val="20"/>
               </w:rPr>
@@ -1984,14 +1815,14 @@
                 <w:numId w:val="14"/>
               </w:numPr>
               <w:rPr>
-                <w:i/>
-                <w:sz w:val="20"/>
-                <w:szCs w:val="20"/>
-              </w:rPr>
-            </w:pPr>
-            <w:r>
-              <w:rPr>
-                <w:i/>
+                <w:iCs/>
+                <w:sz w:val="20"/>
+                <w:szCs w:val="20"/>
+              </w:rPr>
+            </w:pPr>
+            <w:r>
+              <w:rPr>
+                <w:iCs/>
                 <w:sz w:val="20"/>
                 <w:szCs w:val="20"/>
               </w:rPr>
@@ -1999,27 +1830,11 @@
             </w:r>
             <w:r>
               <w:rPr>
-                <w:i/>
-                <w:sz w:val="20"/>
-                <w:szCs w:val="20"/>
-              </w:rPr>
-              <w:t xml:space="preserve"> para evitar inconvenientes (</w:t>
-            </w:r>
-            <w:r>
-              <w:rPr>
-                <w:i/>
-                <w:sz w:val="20"/>
-                <w:szCs w:val="20"/>
-              </w:rPr>
-              <w:t xml:space="preserve">por </w:t>
-            </w:r>
-            <w:r>
-              <w:rPr>
-                <w:i/>
-                <w:sz w:val="20"/>
-                <w:szCs w:val="20"/>
-              </w:rPr>
-              <w:t>ejemplo, robos o acoso).</w:t>
+                <w:iCs/>
+                <w:sz w:val="20"/>
+                <w:szCs w:val="20"/>
+              </w:rPr>
+              <w:t xml:space="preserve"> para evitar inconvenientes (por ejemplo, robos o acoso).</w:t>
             </w:r>
           </w:p>
           <w:p>
@@ -2029,14 +1844,14 @@
                 <w:numId w:val="14"/>
               </w:numPr>
               <w:rPr>
-                <w:i/>
-                <w:sz w:val="20"/>
-                <w:szCs w:val="20"/>
-              </w:rPr>
-            </w:pPr>
-            <w:r>
-              <w:rPr>
-                <w:i/>
+                <w:iCs/>
+                <w:sz w:val="20"/>
+                <w:szCs w:val="20"/>
+              </w:rPr>
+            </w:pPr>
+            <w:r>
+              <w:rPr>
+                <w:iCs/>
                 <w:sz w:val="20"/>
                 <w:szCs w:val="20"/>
               </w:rPr>
@@ -2044,7 +1859,7 @@
             </w:r>
             <w:r>
               <w:rPr>
-                <w:i/>
+                <w:iCs/>
                 <w:sz w:val="20"/>
                 <w:szCs w:val="20"/>
               </w:rPr>
@@ -2052,7 +1867,7 @@
             </w:r>
             <w:r>
               <w:rPr>
-                <w:i/>
+                <w:iCs/>
                 <w:sz w:val="20"/>
                 <w:szCs w:val="20"/>
               </w:rPr>
@@ -2066,14 +1881,14 @@
                 <w:numId w:val="15"/>
               </w:numPr>
               <w:rPr>
-                <w:i/>
-                <w:sz w:val="20"/>
-                <w:szCs w:val="20"/>
-              </w:rPr>
-            </w:pPr>
-            <w:r>
-              <w:rPr>
-                <w:i/>
+                <w:iCs/>
+                <w:sz w:val="20"/>
+                <w:szCs w:val="20"/>
+              </w:rPr>
+            </w:pPr>
+            <w:r>
+              <w:rPr>
+                <w:iCs/>
                 <w:sz w:val="20"/>
                 <w:szCs w:val="20"/>
               </w:rPr>
@@ -2081,7 +1896,7 @@
             </w:r>
             <w:r>
               <w:rPr>
-                <w:i/>
+                <w:iCs/>
                 <w:sz w:val="20"/>
                 <w:szCs w:val="20"/>
               </w:rPr>
@@ -2089,7 +1904,7 @@
             </w:r>
             <w:r>
               <w:rPr>
-                <w:i/>
+                <w:iCs/>
                 <w:sz w:val="20"/>
                 <w:szCs w:val="20"/>
               </w:rPr>
@@ -2097,7 +1912,7 @@
             </w:r>
             <w:r>
               <w:rPr>
-                <w:i/>
+                <w:iCs/>
                 <w:sz w:val="20"/>
                 <w:szCs w:val="20"/>
               </w:rPr>
@@ -2105,7 +1920,7 @@
             </w:r>
             <w:r>
               <w:rPr>
-                <w:i/>
+                <w:iCs/>
                 <w:sz w:val="20"/>
                 <w:szCs w:val="20"/>
               </w:rPr>
@@ -2119,7 +1934,7 @@
                 <w:numId w:val="8"/>
               </w:numPr>
               <w:rPr>
-                <w:i/>
+                <w:iCs/>
                 <w:sz w:val="20"/>
                 <w:szCs w:val="20"/>
               </w:rPr>
@@ -2128,7 +1943,7 @@
               <w:rPr>
                 <w:b/>
                 <w:bCs/>
-                <w:i/>
+                <w:iCs/>
                 <w:sz w:val="20"/>
                 <w:szCs w:val="20"/>
               </w:rPr>
@@ -2142,14 +1957,14 @@
                 <w:numId w:val="16"/>
               </w:numPr>
               <w:rPr>
-                <w:i/>
-                <w:sz w:val="20"/>
-                <w:szCs w:val="20"/>
-              </w:rPr>
-            </w:pPr>
-            <w:r>
-              <w:rPr>
-                <w:i/>
+                <w:iCs/>
+                <w:sz w:val="20"/>
+                <w:szCs w:val="20"/>
+              </w:rPr>
+            </w:pPr>
+            <w:r>
+              <w:rPr>
+                <w:iCs/>
                 <w:sz w:val="20"/>
                 <w:szCs w:val="20"/>
               </w:rPr>
@@ -2159,7 +1974,7 @@
               <w:rPr>
                 <w:b/>
                 <w:bCs/>
-                <w:i/>
+                <w:iCs/>
                 <w:sz w:val="20"/>
                 <w:szCs w:val="20"/>
               </w:rPr>
@@ -2167,7 +1982,7 @@
             </w:r>
             <w:r>
               <w:rPr>
-                <w:i/>
+                <w:iCs/>
                 <w:sz w:val="20"/>
                 <w:szCs w:val="20"/>
               </w:rPr>
@@ -2177,7 +1992,7 @@
               <w:rPr>
                 <w:b/>
                 <w:bCs/>
-                <w:i/>
+                <w:iCs/>
                 <w:sz w:val="20"/>
                 <w:szCs w:val="20"/>
               </w:rPr>
@@ -2185,33 +2000,17 @@
             </w:r>
             <w:r>
               <w:rPr>
-                <w:i/>
-                <w:sz w:val="20"/>
-                <w:szCs w:val="20"/>
-              </w:rPr>
-              <w:t xml:space="preserve"> </w:t>
-            </w:r>
-            <w:r>
-              <w:rPr>
-                <w:i/>
-                <w:sz w:val="20"/>
-                <w:szCs w:val="20"/>
-              </w:rPr>
-              <w:t>y</w:t>
-            </w:r>
-            <w:r>
-              <w:rPr>
-                <w:i/>
-                <w:sz w:val="20"/>
-                <w:szCs w:val="20"/>
-              </w:rPr>
-              <w:t xml:space="preserve"> </w:t>
+                <w:iCs/>
+                <w:sz w:val="20"/>
+                <w:szCs w:val="20"/>
+              </w:rPr>
+              <w:t xml:space="preserve"> y </w:t>
             </w:r>
             <w:r>
               <w:rPr>
                 <w:b/>
                 <w:bCs/>
-                <w:i/>
+                <w:iCs/>
                 <w:sz w:val="20"/>
                 <w:szCs w:val="20"/>
               </w:rPr>
@@ -2225,32 +2024,24 @@
                 <w:numId w:val="17"/>
               </w:numPr>
               <w:rPr>
-                <w:i/>
-                <w:sz w:val="20"/>
-                <w:szCs w:val="20"/>
-              </w:rPr>
-            </w:pPr>
-            <w:r>
-              <w:rPr>
-                <w:i/>
-                <w:sz w:val="20"/>
-                <w:szCs w:val="20"/>
-              </w:rPr>
-              <w:t xml:space="preserve">Posteriormente, se ampliará el catálogo para incluir más tipos de </w:t>
-            </w:r>
-            <w:r>
-              <w:rPr>
-                <w:i/>
-                <w:sz w:val="20"/>
-                <w:szCs w:val="20"/>
-              </w:rPr>
-              <w:t>servicios (ejemplos:</w:t>
+                <w:iCs/>
+                <w:sz w:val="20"/>
+                <w:szCs w:val="20"/>
+              </w:rPr>
+            </w:pPr>
+            <w:r>
+              <w:rPr>
+                <w:iCs/>
+                <w:sz w:val="20"/>
+                <w:szCs w:val="20"/>
+              </w:rPr>
+              <w:t>Posteriormente, se ampliará el catálogo para incluir más tipos de servicios (ejemplos:</w:t>
             </w:r>
             <w:r>
               <w:rPr>
                 <w:b/>
                 <w:bCs/>
-                <w:i/>
+                <w:iCs/>
                 <w:sz w:val="20"/>
                 <w:szCs w:val="20"/>
               </w:rPr>
@@ -2260,7 +2051,7 @@
               <w:rPr>
                 <w:b/>
                 <w:bCs/>
-                <w:i/>
+                <w:iCs/>
                 <w:sz w:val="20"/>
                 <w:szCs w:val="20"/>
               </w:rPr>
@@ -2270,7 +2061,7 @@
               <w:rPr>
                 <w:b/>
                 <w:bCs/>
-                <w:i/>
+                <w:iCs/>
                 <w:sz w:val="20"/>
                 <w:szCs w:val="20"/>
               </w:rPr>
@@ -2278,18 +2069,26 @@
             </w:r>
             <w:r>
               <w:rPr>
-                <w:i/>
-                <w:sz w:val="20"/>
-                <w:szCs w:val="20"/>
-              </w:rPr>
-              <w:t>), permitiendo la integración de profesionales en todo Chile y sus regiones.</w:t>
+                <w:iCs/>
+                <w:sz w:val="20"/>
+                <w:szCs w:val="20"/>
+              </w:rPr>
+              <w:t xml:space="preserve">), permitiendo la integración de profesionales </w:t>
+            </w:r>
+            <w:r>
+              <w:rPr>
+                <w:iCs/>
+                <w:sz w:val="20"/>
+                <w:szCs w:val="20"/>
+              </w:rPr>
+              <w:t>de todo tipo.</w:t>
             </w:r>
           </w:p>
           <w:p>
             <w:pPr>
               <w:jc w:val="both"/>
               <w:rPr>
-                <w:i/>
+                <w:iCs/>
                 <w:sz w:val="20"/>
                 <w:szCs w:val="20"/>
               </w:rPr>
@@ -2316,6 +2115,7 @@
               <w:rPr>
                 <w:color w:val="1F3864"/>
               </w:rPr>
+              <w:lastRenderedPageBreak/>
               <w:t>Pertinencia del proyecto con el perfil de egreso</w:t>
             </w:r>
           </w:p>
@@ -2329,7 +2129,25 @@
             <w:pPr>
               <w:jc w:val="both"/>
               <w:rPr>
-                <w:i/>
+                <w:iCs/>
+                <w:sz w:val="20"/>
+                <w:szCs w:val="20"/>
+              </w:rPr>
+            </w:pPr>
+            <w:r>
+              <w:rPr>
+                <w:iCs/>
+                <w:sz w:val="20"/>
+                <w:szCs w:val="20"/>
+              </w:rPr>
+              <w:t>El Proyecto APT se relaciona con el perfil de egreso de Ingeniería en Informática porque permite diseñar, desarrollar e implementar una solución digital frente a una necesidad real.</w:t>
+            </w:r>
+          </w:p>
+          <w:p>
+            <w:pPr>
+              <w:jc w:val="both"/>
+              <w:rPr>
+                <w:iCs/>
                 <w:sz w:val="20"/>
                 <w:szCs w:val="20"/>
                 <w:highlight w:val="yellow"/>
@@ -2337,11 +2155,43 @@
             </w:pPr>
             <w:r>
               <w:rPr>
-                <w:i/>
-                <w:sz w:val="20"/>
-                <w:szCs w:val="20"/>
-              </w:rPr>
-              <w:t>El Proyecto APT se relaciona con el perfil de egreso de Ingeniería en Informática porque permite diseñar, desarrollar e implementar una solución digital frente a una necesidad real. Para lograrlo, se aplican competencias clave como el desarrollo de software, la construcción de modelos de datos, el diseño de arquitectura web y la gestión de proyectos. Estas habilidades son necesarias para resolver la problemática de conexión entre clientes y trabajadores de servicios a domicilio, mediante una plataforma confiable y funcional.</w:t>
+                <w:iCs/>
+                <w:sz w:val="20"/>
+                <w:szCs w:val="20"/>
+              </w:rPr>
+              <w:t>Para lograrlo, se aplican competencias clave como el desarrollo de software, la construcción de modelos de datos, el diseño de arquitectura web</w:t>
+            </w:r>
+            <w:r>
+              <w:rPr>
+                <w:iCs/>
+                <w:sz w:val="20"/>
+                <w:szCs w:val="20"/>
+              </w:rPr>
+              <w:t>,</w:t>
+            </w:r>
+            <w:r>
+              <w:rPr>
+                <w:iCs/>
+                <w:sz w:val="20"/>
+                <w:szCs w:val="20"/>
+              </w:rPr>
+              <w:t xml:space="preserve"> la gestión de proyectos</w:t>
+            </w:r>
+            <w:r>
+              <w:rPr>
+                <w:iCs/>
+                <w:sz w:val="20"/>
+                <w:szCs w:val="20"/>
+              </w:rPr>
+              <w:t xml:space="preserve"> e inteligencia de negocios</w:t>
+            </w:r>
+            <w:r>
+              <w:rPr>
+                <w:iCs/>
+                <w:sz w:val="20"/>
+                <w:szCs w:val="20"/>
+              </w:rPr>
+              <w:t>. Estas habilidades son necesarias para resolver la problemática de conexión entre clientes y trabajadores de servicios a domicilio, mediante una plataforma confiable y funcional.</w:t>
             </w:r>
           </w:p>
         </w:tc>
@@ -2365,7 +2215,6 @@
               <w:rPr>
                 <w:color w:val="1F3864"/>
               </w:rPr>
-              <w:lastRenderedPageBreak/>
               <w:t>Relación con los intereses profesionales</w:t>
             </w:r>
           </w:p>
@@ -2379,7 +2228,7 @@
             <w:pPr>
               <w:jc w:val="both"/>
               <w:rPr>
-                <w:i/>
+                <w:iCs/>
                 <w:sz w:val="20"/>
                 <w:szCs w:val="20"/>
                 <w:highlight w:val="yellow"/>
@@ -2387,11 +2236,43 @@
             </w:pPr>
             <w:r>
               <w:rPr>
-                <w:i/>
-                <w:sz w:val="20"/>
-                <w:szCs w:val="20"/>
-              </w:rPr>
-              <w:t>Nuestros intereses profesionales están enfocados en el desarrollo de software y la creación de soluciones tecnológicas que generen impacto social. Este proyecto me permite aplicar esos intereses en un contexto real, fortaleciendo mis conocimientos técnicos y habilidades prácticas. A la vez, contribuye al desarrollo profesional al prepararse para enfrentar desafíos del mundo laboral y aportar con soluciones digitales útiles para la comunidad.</w:t>
+                <w:iCs/>
+                <w:sz w:val="20"/>
+                <w:szCs w:val="20"/>
+              </w:rPr>
+              <w:t xml:space="preserve">Nuestros intereses profesionales están enfocados en el desarrollo de software y la creación de soluciones tecnológicas que generen impacto social. Este proyecto </w:t>
+            </w:r>
+            <w:r>
+              <w:rPr>
+                <w:iCs/>
+                <w:sz w:val="20"/>
+                <w:szCs w:val="20"/>
+              </w:rPr>
+              <w:t>nos</w:t>
+            </w:r>
+            <w:r>
+              <w:rPr>
+                <w:iCs/>
+                <w:sz w:val="20"/>
+                <w:szCs w:val="20"/>
+              </w:rPr>
+              <w:t xml:space="preserve"> permite aplicar esos intereses en un contexto real, fortaleciendo </w:t>
+            </w:r>
+            <w:r>
+              <w:rPr>
+                <w:iCs/>
+                <w:sz w:val="20"/>
+                <w:szCs w:val="20"/>
+              </w:rPr>
+              <w:t>los</w:t>
+            </w:r>
+            <w:r>
+              <w:rPr>
+                <w:iCs/>
+                <w:sz w:val="20"/>
+                <w:szCs w:val="20"/>
+              </w:rPr>
+              <w:t xml:space="preserve"> conocimientos técnicos y habilidades prácticas. A la vez, contribuye al desarrollo profesional al prepararse para enfrentar desafíos del mundo laboral y aportar con soluciones digitales útiles para la comunidad.</w:t>
             </w:r>
           </w:p>
         </w:tc>
@@ -2428,40 +2309,83 @@
             <w:pPr>
               <w:spacing w:before="240" w:after="240"/>
               <w:rPr>
-                <w:i/>
-                <w:sz w:val="20"/>
-                <w:szCs w:val="20"/>
-              </w:rPr>
-            </w:pPr>
-            <w:r>
-              <w:rPr>
-                <w:i/>
-                <w:sz w:val="20"/>
-                <w:szCs w:val="20"/>
-              </w:rPr>
-              <w:t>El proyecto es viable dentro del semestre, ya que se desarrollará en etapas durante 14 semanas, comenzando con una versión básica que incluya registro de trabajadores, visualización de perfiles y filtros por región y tipo de servicio.</w:t>
+                <w:iCs/>
+                <w:sz w:val="20"/>
+                <w:szCs w:val="20"/>
+              </w:rPr>
+            </w:pPr>
+            <w:r>
+              <w:rPr>
+                <w:iCs/>
+                <w:sz w:val="20"/>
+                <w:szCs w:val="20"/>
+              </w:rPr>
+              <w:t>El proyecto es viable dentro del semestre, ya que se desarrollará en etapas durante 14 semanas</w:t>
+            </w:r>
+            <w:r>
+              <w:rPr>
+                <w:iCs/>
+                <w:sz w:val="20"/>
+                <w:szCs w:val="20"/>
+              </w:rPr>
+              <w:t>.</w:t>
             </w:r>
           </w:p>
           <w:p>
             <w:pPr>
               <w:spacing w:before="240" w:after="240"/>
               <w:rPr>
-                <w:i/>
-                <w:sz w:val="20"/>
-                <w:szCs w:val="20"/>
-              </w:rPr>
-            </w:pPr>
-            <w:r>
-              <w:rPr>
-                <w:i/>
-                <w:sz w:val="20"/>
-                <w:szCs w:val="20"/>
-              </w:rPr>
+                <w:iCs/>
+                <w:sz w:val="20"/>
+                <w:szCs w:val="20"/>
+              </w:rPr>
+            </w:pPr>
+            <w:r>
+              <w:rPr>
+                <w:iCs/>
+                <w:sz w:val="20"/>
+                <w:szCs w:val="20"/>
+              </w:rPr>
+              <w:t xml:space="preserve">Con el fin de obtener ganancias en base al proyecto, se cobrará una comisión de un 5% por servicio realizado, el cual puede cambiar con los años </w:t>
+            </w:r>
+            <w:r>
+              <w:rPr>
+                <w:iCs/>
+                <w:sz w:val="20"/>
+                <w:szCs w:val="20"/>
+              </w:rPr>
+              <w:t>respecto a</w:t>
+            </w:r>
+            <w:r>
+              <w:rPr>
+                <w:iCs/>
+                <w:sz w:val="20"/>
+                <w:szCs w:val="20"/>
+              </w:rPr>
+              <w:t xml:space="preserve"> la data que se genere.</w:t>
+            </w:r>
+          </w:p>
+          <w:p>
+            <w:pPr>
+              <w:spacing w:before="240" w:after="240"/>
+              <w:rPr>
+                <w:iCs/>
+                <w:sz w:val="20"/>
+                <w:szCs w:val="20"/>
+              </w:rPr>
+            </w:pPr>
+            <w:r>
+              <w:rPr>
+                <w:iCs/>
+                <w:sz w:val="20"/>
+                <w:szCs w:val="20"/>
+              </w:rPr>
+              <w:lastRenderedPageBreak/>
               <w:t>Se utilizarán herramientas accesibles como HTML, CSS</w:t>
             </w:r>
             <w:r>
               <w:rPr>
-                <w:i/>
+                <w:iCs/>
                 <w:sz w:val="20"/>
                 <w:szCs w:val="20"/>
               </w:rPr>
@@ -2469,7 +2393,7 @@
             </w:r>
             <w:r>
               <w:rPr>
-                <w:i/>
+                <w:iCs/>
                 <w:sz w:val="20"/>
                 <w:szCs w:val="20"/>
               </w:rPr>
@@ -2477,7 +2401,7 @@
             </w:r>
             <w:r>
               <w:rPr>
-                <w:i/>
+                <w:iCs/>
                 <w:sz w:val="20"/>
                 <w:szCs w:val="20"/>
               </w:rPr>
@@ -2485,7 +2409,7 @@
             </w:r>
             <w:r>
               <w:rPr>
-                <w:i/>
+                <w:iCs/>
                 <w:sz w:val="20"/>
                 <w:szCs w:val="20"/>
               </w:rPr>
@@ -2493,7 +2417,7 @@
             </w:r>
             <w:r>
               <w:rPr>
-                <w:i/>
+                <w:iCs/>
                 <w:sz w:val="20"/>
                 <w:szCs w:val="20"/>
               </w:rPr>
@@ -2502,7 +2426,7 @@
             <w:proofErr w:type="spellStart"/>
             <w:r>
               <w:rPr>
-                <w:i/>
+                <w:iCs/>
                 <w:sz w:val="20"/>
                 <w:szCs w:val="20"/>
               </w:rPr>
@@ -2511,18 +2435,26 @@
             <w:proofErr w:type="spellEnd"/>
             <w:r>
               <w:rPr>
-                <w:i/>
-                <w:sz w:val="20"/>
-                <w:szCs w:val="20"/>
-              </w:rPr>
-              <w:t xml:space="preserve"> para base de datos y hosting. No se requieren materiales costosos, solo un computador con acceso a internet.</w:t>
+                <w:iCs/>
+                <w:sz w:val="20"/>
+                <w:szCs w:val="20"/>
+              </w:rPr>
+              <w:t xml:space="preserve"> para base de datos y hosting</w:t>
+            </w:r>
+            <w:r>
+              <w:rPr>
+                <w:iCs/>
+                <w:sz w:val="20"/>
+                <w:szCs w:val="20"/>
+              </w:rPr>
+              <w:t>.</w:t>
             </w:r>
           </w:p>
           <w:p>
             <w:pPr>
               <w:spacing w:before="240" w:after="240"/>
               <w:rPr>
-                <w:i/>
+                <w:iCs/>
                 <w:sz w:val="20"/>
                 <w:szCs w:val="20"/>
               </w:rPr>
@@ -2530,7 +2462,7 @@
             <w:r>
               <w:rPr>
                 <w:b/>
-                <w:i/>
+                <w:iCs/>
                 <w:sz w:val="20"/>
                 <w:szCs w:val="20"/>
               </w:rPr>
@@ -2538,7 +2470,7 @@
             </w:r>
             <w:r>
               <w:rPr>
-                <w:i/>
+                <w:iCs/>
                 <w:sz w:val="20"/>
                 <w:szCs w:val="20"/>
               </w:rPr>
@@ -2553,14 +2485,14 @@
               </w:numPr>
               <w:spacing w:before="240" w:after="0"/>
               <w:rPr>
-                <w:i/>
-                <w:sz w:val="20"/>
-                <w:szCs w:val="20"/>
-              </w:rPr>
-            </w:pPr>
-            <w:r>
-              <w:rPr>
-                <w:i/>
+                <w:iCs/>
+                <w:sz w:val="20"/>
+                <w:szCs w:val="20"/>
+              </w:rPr>
+            </w:pPr>
+            <w:r>
+              <w:rPr>
+                <w:iCs/>
                 <w:sz w:val="20"/>
                 <w:szCs w:val="20"/>
               </w:rPr>
@@ -2568,7 +2500,7 @@
             </w:r>
             <w:r>
               <w:rPr>
-                <w:i/>
+                <w:iCs/>
                 <w:sz w:val="20"/>
                 <w:szCs w:val="20"/>
               </w:rPr>
@@ -2583,14 +2515,14 @@
               </w:numPr>
               <w:spacing w:after="240"/>
               <w:rPr>
-                <w:i/>
-                <w:sz w:val="20"/>
-                <w:szCs w:val="20"/>
-              </w:rPr>
-            </w:pPr>
-            <w:r>
-              <w:rPr>
-                <w:i/>
+                <w:iCs/>
+                <w:sz w:val="20"/>
+                <w:szCs w:val="20"/>
+              </w:rPr>
+            </w:pPr>
+            <w:r>
+              <w:rPr>
+                <w:iCs/>
                 <w:sz w:val="20"/>
                 <w:szCs w:val="20"/>
               </w:rPr>
@@ -2598,7 +2530,7 @@
             </w:r>
             <w:r>
               <w:rPr>
-                <w:i/>
+                <w:iCs/>
                 <w:sz w:val="20"/>
                 <w:szCs w:val="20"/>
               </w:rPr>
@@ -2606,7 +2538,7 @@
             </w:r>
             <w:r>
               <w:rPr>
-                <w:i/>
+                <w:iCs/>
                 <w:sz w:val="20"/>
                 <w:szCs w:val="20"/>
               </w:rPr>
@@ -2614,7 +2546,7 @@
             </w:r>
             <w:r>
               <w:rPr>
-                <w:i/>
+                <w:iCs/>
                 <w:sz w:val="20"/>
                 <w:szCs w:val="20"/>
               </w:rPr>
@@ -2622,7 +2554,7 @@
             </w:r>
             <w:r>
               <w:rPr>
-                <w:i/>
+                <w:iCs/>
                 <w:sz w:val="20"/>
                 <w:szCs w:val="20"/>
               </w:rPr>
@@ -2630,7 +2562,7 @@
             </w:r>
             <w:r>
               <w:rPr>
-                <w:i/>
+                <w:iCs/>
                 <w:sz w:val="20"/>
                 <w:szCs w:val="20"/>
               </w:rPr>
@@ -2638,7 +2570,7 @@
             </w:r>
             <w:r>
               <w:rPr>
-                <w:i/>
+                <w:iCs/>
                 <w:sz w:val="20"/>
                 <w:szCs w:val="20"/>
               </w:rPr>
@@ -2649,7 +2581,7 @@
             <w:pPr>
               <w:spacing w:before="240" w:after="240"/>
               <w:rPr>
-                <w:i/>
+                <w:iCs/>
                 <w:sz w:val="20"/>
                 <w:szCs w:val="20"/>
               </w:rPr>
@@ -2657,7 +2589,7 @@
             <w:r>
               <w:rPr>
                 <w:b/>
-                <w:i/>
+                <w:iCs/>
                 <w:sz w:val="20"/>
                 <w:szCs w:val="20"/>
               </w:rPr>
@@ -2665,7 +2597,7 @@
             </w:r>
             <w:r>
               <w:rPr>
-                <w:i/>
+                <w:iCs/>
                 <w:sz w:val="20"/>
                 <w:szCs w:val="20"/>
               </w:rPr>
@@ -2680,14 +2612,14 @@
               </w:numPr>
               <w:spacing w:before="240" w:after="240"/>
               <w:rPr>
-                <w:i/>
-                <w:sz w:val="20"/>
-                <w:szCs w:val="20"/>
-              </w:rPr>
-            </w:pPr>
-            <w:r>
-              <w:rPr>
-                <w:i/>
+                <w:iCs/>
+                <w:sz w:val="20"/>
+                <w:szCs w:val="20"/>
+              </w:rPr>
+            </w:pPr>
+            <w:r>
+              <w:rPr>
+                <w:iCs/>
                 <w:sz w:val="20"/>
                 <w:szCs w:val="20"/>
               </w:rPr>
@@ -2695,35 +2627,11 @@
             </w:r>
             <w:r>
               <w:rPr>
-                <w:i/>
-                <w:sz w:val="20"/>
-                <w:szCs w:val="20"/>
-              </w:rPr>
-              <w:t xml:space="preserve">en </w:t>
-            </w:r>
-            <w:r>
-              <w:rPr>
-                <w:i/>
-                <w:sz w:val="20"/>
-                <w:szCs w:val="20"/>
-              </w:rPr>
-              <w:t xml:space="preserve">el desarrollo o implementaciones </w:t>
-            </w:r>
-            <w:r>
-              <w:rPr>
-                <w:i/>
-                <w:sz w:val="20"/>
-                <w:szCs w:val="20"/>
-              </w:rPr>
-              <w:t>del</w:t>
-            </w:r>
-            <w:r>
-              <w:rPr>
-                <w:i/>
-                <w:sz w:val="20"/>
-                <w:szCs w:val="20"/>
-              </w:rPr>
-              <w:t xml:space="preserve"> código.</w:t>
+                <w:iCs/>
+                <w:sz w:val="20"/>
+                <w:szCs w:val="20"/>
+              </w:rPr>
+              <w:t>en el desarrollo o implementaciones del código.</w:t>
             </w:r>
           </w:p>
           <w:p>
@@ -2734,14 +2642,14 @@
               </w:numPr>
               <w:spacing w:before="240" w:after="240"/>
               <w:rPr>
-                <w:i/>
-                <w:sz w:val="20"/>
-                <w:szCs w:val="20"/>
-              </w:rPr>
-            </w:pPr>
-            <w:r>
-              <w:rPr>
-                <w:i/>
+                <w:iCs/>
+                <w:sz w:val="20"/>
+                <w:szCs w:val="20"/>
+              </w:rPr>
+            </w:pPr>
+            <w:r>
+              <w:rPr>
+                <w:iCs/>
                 <w:sz w:val="20"/>
                 <w:szCs w:val="20"/>
               </w:rPr>
@@ -2752,7 +2660,7 @@
             <w:pPr>
               <w:spacing w:before="240" w:after="240"/>
               <w:rPr>
-                <w:i/>
+                <w:iCs/>
                 <w:sz w:val="20"/>
                 <w:szCs w:val="20"/>
               </w:rPr>
@@ -2760,7 +2668,7 @@
             <w:r>
               <w:rPr>
                 <w:b/>
-                <w:i/>
+                <w:iCs/>
                 <w:sz w:val="20"/>
                 <w:szCs w:val="20"/>
               </w:rPr>
@@ -2768,7 +2676,7 @@
             </w:r>
             <w:r>
               <w:rPr>
-                <w:i/>
+                <w:iCs/>
                 <w:sz w:val="20"/>
                 <w:szCs w:val="20"/>
               </w:rPr>
@@ -2790,7 +2698,7 @@
             </w:pPr>
             <w:r>
               <w:rPr>
-                <w:i/>
+                <w:iCs/>
                 <w:sz w:val="20"/>
                 <w:szCs w:val="20"/>
               </w:rPr>
@@ -2798,7 +2706,7 @@
             </w:r>
             <w:r>
               <w:rPr>
-                <w:i/>
+                <w:iCs/>
                 <w:sz w:val="20"/>
                 <w:szCs w:val="20"/>
               </w:rPr>
@@ -2806,7 +2714,7 @@
             </w:r>
             <w:r>
               <w:rPr>
-                <w:i/>
+                <w:iCs/>
                 <w:sz w:val="20"/>
                 <w:szCs w:val="20"/>
               </w:rPr>
@@ -2969,34 +2877,18 @@
             <w:pPr>
               <w:jc w:val="both"/>
               <w:rPr>
-                <w:i/>
-                <w:sz w:val="20"/>
-                <w:szCs w:val="20"/>
-              </w:rPr>
-            </w:pPr>
-            <w:r>
-              <w:rPr>
-                <w:i/>
-                <w:sz w:val="20"/>
-                <w:szCs w:val="20"/>
-              </w:rPr>
-              <w:t xml:space="preserve">Desarrollar una plataforma web que conecte a trabajadores independientes de servicios a domicilio con </w:t>
-            </w:r>
-            <w:r>
-              <w:rPr>
-                <w:i/>
-                <w:sz w:val="20"/>
-                <w:szCs w:val="20"/>
-              </w:rPr>
-              <w:t xml:space="preserve">los </w:t>
-            </w:r>
-            <w:r>
-              <w:rPr>
-                <w:i/>
-                <w:sz w:val="20"/>
-                <w:szCs w:val="20"/>
-              </w:rPr>
-              <w:t>clientes.</w:t>
+                <w:iCs/>
+                <w:sz w:val="20"/>
+                <w:szCs w:val="20"/>
+              </w:rPr>
+            </w:pPr>
+            <w:r>
+              <w:rPr>
+                <w:iCs/>
+                <w:sz w:val="20"/>
+                <w:szCs w:val="20"/>
+              </w:rPr>
+              <w:t>Desarrollar una plataforma web que conecte a trabajadores independientes de servicios a domicilio con los clientes.</w:t>
             </w:r>
           </w:p>
         </w:tc>
@@ -3031,302 +2923,346 @@
           </w:tcPr>
           <w:p>
             <w:pPr>
+              <w:pStyle w:val="Prrafodelista"/>
               <w:numPr>
                 <w:ilvl w:val="0"/>
-                <w:numId w:val="7"/>
+                <w:numId w:val="18"/>
               </w:numPr>
               <w:spacing w:before="240" w:after="240"/>
               <w:rPr>
-                <w:i/>
-                <w:sz w:val="20"/>
-                <w:szCs w:val="20"/>
-              </w:rPr>
-            </w:pPr>
-            <w:r>
-              <w:rPr>
-                <w:i/>
-                <w:sz w:val="20"/>
-                <w:szCs w:val="20"/>
-              </w:rPr>
-              <w:t xml:space="preserve">Implementar un sistema de registro y autenticación para </w:t>
-            </w:r>
-            <w:r>
-              <w:rPr>
-                <w:i/>
-                <w:sz w:val="20"/>
-                <w:szCs w:val="20"/>
-              </w:rPr>
-              <w:t>los usuarios.</w:t>
-            </w:r>
-          </w:p>
-          <w:p>
-            <w:pPr>
+                <w:iCs/>
+                <w:sz w:val="20"/>
+                <w:szCs w:val="20"/>
+              </w:rPr>
+            </w:pPr>
+            <w:r>
+              <w:rPr>
+                <w:iCs/>
+                <w:sz w:val="20"/>
+                <w:szCs w:val="20"/>
+              </w:rPr>
+              <w:t>Alcanzar un registro de al menos 500 trabajadores independientes en la plataforma durante el primer año de funcionamiento.</w:t>
+            </w:r>
+          </w:p>
+          <w:p>
+            <w:pPr>
+              <w:pStyle w:val="Prrafodelista"/>
+              <w:spacing w:before="240" w:after="240"/>
+              <w:rPr>
+                <w:iCs/>
+                <w:sz w:val="20"/>
+                <w:szCs w:val="20"/>
+              </w:rPr>
+            </w:pPr>
+          </w:p>
+          <w:p>
+            <w:pPr>
+              <w:pStyle w:val="Prrafodelista"/>
               <w:numPr>
                 <w:ilvl w:val="0"/>
-                <w:numId w:val="7"/>
+                <w:numId w:val="18"/>
               </w:numPr>
               <w:spacing w:before="240" w:after="240"/>
               <w:rPr>
-                <w:i/>
-                <w:sz w:val="20"/>
-                <w:szCs w:val="20"/>
-              </w:rPr>
-            </w:pPr>
-            <w:r>
-              <w:rPr>
-                <w:i/>
-                <w:sz w:val="20"/>
-                <w:szCs w:val="20"/>
-              </w:rPr>
-              <w:lastRenderedPageBreak/>
-              <w:t xml:space="preserve">Diseñar </w:t>
-            </w:r>
-            <w:r>
-              <w:rPr>
-                <w:i/>
-                <w:sz w:val="20"/>
-                <w:szCs w:val="20"/>
-              </w:rPr>
-              <w:t>tarjetas</w:t>
-            </w:r>
-            <w:r>
-              <w:rPr>
-                <w:i/>
-                <w:sz w:val="20"/>
-                <w:szCs w:val="20"/>
-              </w:rPr>
-              <w:t xml:space="preserve"> profesionales para trabajadores, con información sobre servicios, </w:t>
-            </w:r>
-            <w:r>
-              <w:rPr>
-                <w:i/>
-                <w:sz w:val="20"/>
-                <w:szCs w:val="20"/>
-              </w:rPr>
-              <w:t>precios</w:t>
-            </w:r>
-            <w:r>
-              <w:rPr>
-                <w:i/>
-                <w:sz w:val="20"/>
-                <w:szCs w:val="20"/>
-              </w:rPr>
-              <w:t xml:space="preserve">, certificaciones y </w:t>
-            </w:r>
-            <w:r>
-              <w:rPr>
-                <w:i/>
-                <w:sz w:val="20"/>
-                <w:szCs w:val="20"/>
-              </w:rPr>
-              <w:t>calificaciones</w:t>
-            </w:r>
-            <w:r>
-              <w:rPr>
-                <w:i/>
-                <w:sz w:val="20"/>
-                <w:szCs w:val="20"/>
-              </w:rPr>
-              <w:t>.</w:t>
-            </w:r>
-          </w:p>
-          <w:p>
-            <w:pPr>
+                <w:iCs/>
+                <w:sz w:val="20"/>
+                <w:szCs w:val="20"/>
+              </w:rPr>
+            </w:pPr>
+            <w:r>
+              <w:rPr>
+                <w:iCs/>
+                <w:sz w:val="20"/>
+                <w:szCs w:val="20"/>
+              </w:rPr>
+              <w:t xml:space="preserve">Lograr la inscripción de 2.000 clientes en los primeros </w:t>
+            </w:r>
+            <w:r>
+              <w:rPr>
+                <w:iCs/>
+                <w:sz w:val="20"/>
+                <w:szCs w:val="20"/>
+              </w:rPr>
+              <w:t>15</w:t>
+            </w:r>
+            <w:r>
+              <w:rPr>
+                <w:iCs/>
+                <w:sz w:val="20"/>
+                <w:szCs w:val="20"/>
+              </w:rPr>
+              <w:t xml:space="preserve"> meses de operación.</w:t>
+            </w:r>
+          </w:p>
+          <w:p>
+            <w:pPr>
+              <w:pStyle w:val="Prrafodelista"/>
+              <w:spacing w:before="240" w:after="240"/>
+              <w:rPr>
+                <w:iCs/>
+                <w:sz w:val="20"/>
+                <w:szCs w:val="20"/>
+              </w:rPr>
+            </w:pPr>
+          </w:p>
+          <w:p>
+            <w:pPr>
+              <w:pStyle w:val="Prrafodelista"/>
               <w:numPr>
                 <w:ilvl w:val="0"/>
-                <w:numId w:val="7"/>
+                <w:numId w:val="18"/>
               </w:numPr>
               <w:spacing w:before="240" w:after="240"/>
               <w:rPr>
-                <w:i/>
-                <w:sz w:val="20"/>
-                <w:szCs w:val="20"/>
-              </w:rPr>
-            </w:pPr>
-            <w:r>
-              <w:rPr>
-                <w:i/>
-                <w:sz w:val="20"/>
-                <w:szCs w:val="20"/>
-              </w:rPr>
-              <w:t xml:space="preserve">Incorporar un buscador con filtros por </w:t>
-            </w:r>
-            <w:r>
-              <w:rPr>
-                <w:i/>
-                <w:sz w:val="20"/>
-                <w:szCs w:val="20"/>
-              </w:rPr>
-              <w:t>comuna y/o región,</w:t>
-            </w:r>
-            <w:r>
-              <w:rPr>
-                <w:i/>
-                <w:sz w:val="20"/>
-                <w:szCs w:val="20"/>
-              </w:rPr>
-              <w:t xml:space="preserve"> tipo de servicio</w:t>
-            </w:r>
-            <w:r>
-              <w:rPr>
-                <w:i/>
-                <w:sz w:val="20"/>
-                <w:szCs w:val="20"/>
-              </w:rPr>
-              <w:t>, género y edad</w:t>
-            </w:r>
-            <w:r>
-              <w:rPr>
-                <w:i/>
-                <w:sz w:val="20"/>
-                <w:szCs w:val="20"/>
-              </w:rPr>
-              <w:t>.</w:t>
-            </w:r>
-          </w:p>
-          <w:p>
-            <w:pPr>
+                <w:iCs/>
+                <w:sz w:val="20"/>
+                <w:szCs w:val="20"/>
+              </w:rPr>
+            </w:pPr>
+            <w:r>
+              <w:rPr>
+                <w:iCs/>
+                <w:sz w:val="20"/>
+                <w:szCs w:val="20"/>
+              </w:rPr>
+              <w:t xml:space="preserve">Conseguir que al menos el </w:t>
+            </w:r>
+            <w:r>
+              <w:rPr>
+                <w:iCs/>
+                <w:sz w:val="20"/>
+                <w:szCs w:val="20"/>
+              </w:rPr>
+              <w:t>7</w:t>
+            </w:r>
+            <w:r>
+              <w:rPr>
+                <w:iCs/>
+                <w:sz w:val="20"/>
+                <w:szCs w:val="20"/>
+              </w:rPr>
+              <w:t>0% de los trabajadores cuenten con verificación de antecedentes y certificaciones en el primer año.</w:t>
+            </w:r>
+          </w:p>
+          <w:p>
+            <w:pPr>
+              <w:pStyle w:val="Prrafodelista"/>
+              <w:spacing w:before="240" w:after="240"/>
+              <w:rPr>
+                <w:iCs/>
+                <w:sz w:val="20"/>
+                <w:szCs w:val="20"/>
+              </w:rPr>
+            </w:pPr>
+          </w:p>
+          <w:p>
+            <w:pPr>
+              <w:pStyle w:val="Prrafodelista"/>
               <w:numPr>
                 <w:ilvl w:val="0"/>
-                <w:numId w:val="7"/>
+                <w:numId w:val="18"/>
               </w:numPr>
               <w:spacing w:before="240" w:after="240"/>
               <w:rPr>
-                <w:i/>
-                <w:sz w:val="20"/>
-                <w:szCs w:val="20"/>
-              </w:rPr>
-            </w:pPr>
-            <w:r>
-              <w:rPr>
-                <w:i/>
-                <w:sz w:val="20"/>
-                <w:szCs w:val="20"/>
-              </w:rPr>
-              <w:t>Habilitar un sistema de reservas con calendario</w:t>
-            </w:r>
-            <w:r>
-              <w:rPr>
-                <w:i/>
-                <w:sz w:val="20"/>
-                <w:szCs w:val="20"/>
-              </w:rPr>
-              <w:t>.</w:t>
-            </w:r>
-          </w:p>
-          <w:p>
-            <w:pPr>
+                <w:iCs/>
+                <w:sz w:val="20"/>
+                <w:szCs w:val="20"/>
+              </w:rPr>
+            </w:pPr>
+            <w:r>
+              <w:rPr>
+                <w:iCs/>
+                <w:sz w:val="20"/>
+                <w:szCs w:val="20"/>
+              </w:rPr>
+              <w:t xml:space="preserve">Incrementar en un </w:t>
+            </w:r>
+            <w:r>
+              <w:rPr>
+                <w:iCs/>
+                <w:sz w:val="20"/>
+                <w:szCs w:val="20"/>
+              </w:rPr>
+              <w:t>15</w:t>
+            </w:r>
+            <w:r>
+              <w:rPr>
+                <w:iCs/>
+                <w:sz w:val="20"/>
+                <w:szCs w:val="20"/>
+              </w:rPr>
+              <w:t xml:space="preserve">% la tasa de contratación mensual a lo largo de los </w:t>
+            </w:r>
+            <w:r>
+              <w:rPr>
+                <w:iCs/>
+                <w:sz w:val="20"/>
+                <w:szCs w:val="20"/>
+              </w:rPr>
+              <w:t>2</w:t>
+            </w:r>
+            <w:r>
+              <w:rPr>
+                <w:iCs/>
+                <w:sz w:val="20"/>
+                <w:szCs w:val="20"/>
+              </w:rPr>
+              <w:t xml:space="preserve"> primeros años de funcionamiento.</w:t>
+            </w:r>
+          </w:p>
+          <w:p>
+            <w:pPr>
+              <w:pStyle w:val="Prrafodelista"/>
+              <w:spacing w:before="240" w:after="240"/>
+              <w:rPr>
+                <w:iCs/>
+                <w:sz w:val="20"/>
+                <w:szCs w:val="20"/>
+              </w:rPr>
+            </w:pPr>
+          </w:p>
+          <w:p>
+            <w:pPr>
+              <w:pStyle w:val="Prrafodelista"/>
               <w:numPr>
                 <w:ilvl w:val="0"/>
-                <w:numId w:val="7"/>
+                <w:numId w:val="18"/>
               </w:numPr>
               <w:spacing w:before="240" w:after="240"/>
               <w:rPr>
-                <w:i/>
-                <w:sz w:val="20"/>
-                <w:szCs w:val="20"/>
-              </w:rPr>
-            </w:pPr>
-            <w:r>
-              <w:rPr>
-                <w:i/>
-                <w:sz w:val="20"/>
-                <w:szCs w:val="20"/>
-              </w:rPr>
-              <w:t>Integrar un módulo de pago en línea seguro.</w:t>
-            </w:r>
-          </w:p>
-          <w:p>
-            <w:pPr>
+                <w:iCs/>
+                <w:sz w:val="20"/>
+                <w:szCs w:val="20"/>
+              </w:rPr>
+            </w:pPr>
+            <w:r>
+              <w:rPr>
+                <w:iCs/>
+                <w:sz w:val="20"/>
+                <w:szCs w:val="20"/>
+              </w:rPr>
+              <w:t xml:space="preserve">Conseguir que al menos el </w:t>
+            </w:r>
+            <w:r>
+              <w:rPr>
+                <w:iCs/>
+                <w:sz w:val="20"/>
+                <w:szCs w:val="20"/>
+              </w:rPr>
+              <w:t>5</w:t>
+            </w:r>
+            <w:r>
+              <w:rPr>
+                <w:iCs/>
+                <w:sz w:val="20"/>
+                <w:szCs w:val="20"/>
+              </w:rPr>
+              <w:t>0% de los clientes realicen una calificación del servicio recibido en el transcurso del primer año.</w:t>
+            </w:r>
+          </w:p>
+          <w:p>
+            <w:pPr>
+              <w:pStyle w:val="Prrafodelista"/>
+              <w:rPr>
+                <w:iCs/>
+                <w:sz w:val="20"/>
+                <w:szCs w:val="20"/>
+              </w:rPr>
+            </w:pPr>
+          </w:p>
+          <w:p>
+            <w:pPr>
+              <w:pStyle w:val="Prrafodelista"/>
               <w:numPr>
                 <w:ilvl w:val="0"/>
-                <w:numId w:val="7"/>
+                <w:numId w:val="18"/>
               </w:numPr>
               <w:spacing w:before="240" w:after="240"/>
               <w:rPr>
-                <w:i/>
-                <w:sz w:val="20"/>
-                <w:szCs w:val="20"/>
-              </w:rPr>
-            </w:pPr>
-            <w:r>
-              <w:rPr>
-                <w:i/>
-                <w:sz w:val="20"/>
-                <w:szCs w:val="20"/>
-              </w:rPr>
-              <w:t>Implementar procesos de verificación de antecedentes y certificaciones de los trabajadores.</w:t>
-            </w:r>
-          </w:p>
-          <w:p>
-            <w:pPr>
+                <w:iCs/>
+                <w:sz w:val="20"/>
+                <w:szCs w:val="20"/>
+              </w:rPr>
+            </w:pPr>
+            <w:r>
+              <w:rPr>
+                <w:iCs/>
+                <w:sz w:val="20"/>
+                <w:szCs w:val="20"/>
+              </w:rPr>
+              <w:t>Incorporar al menos tres nuevas categorías de servicios en la plataforma dentro de los primeros dieciocho meses.</w:t>
+            </w:r>
+          </w:p>
+          <w:p>
+            <w:pPr>
+              <w:pStyle w:val="Prrafodelista"/>
+              <w:spacing w:before="240" w:after="240"/>
+              <w:rPr>
+                <w:iCs/>
+                <w:sz w:val="20"/>
+                <w:szCs w:val="20"/>
+              </w:rPr>
+            </w:pPr>
+          </w:p>
+          <w:p>
+            <w:pPr>
+              <w:pStyle w:val="Prrafodelista"/>
               <w:numPr>
                 <w:ilvl w:val="0"/>
-                <w:numId w:val="7"/>
+                <w:numId w:val="18"/>
               </w:numPr>
               <w:spacing w:before="240" w:after="240"/>
               <w:rPr>
-                <w:i/>
-                <w:sz w:val="20"/>
-                <w:szCs w:val="20"/>
-              </w:rPr>
-            </w:pPr>
-            <w:r>
-              <w:rPr>
-                <w:i/>
-                <w:sz w:val="20"/>
-                <w:szCs w:val="20"/>
-              </w:rPr>
-              <w:t>Desarrollar un sistema de calificación y reseñas de clientes hacia los trabajadores y viceversa.</w:t>
-            </w:r>
-          </w:p>
-          <w:p>
-            <w:pPr>
-              <w:numPr>
-                <w:ilvl w:val="0"/>
-                <w:numId w:val="7"/>
-              </w:numPr>
-              <w:spacing w:before="240" w:after="240"/>
-              <w:rPr>
-                <w:i/>
-                <w:sz w:val="20"/>
-                <w:szCs w:val="20"/>
-              </w:rPr>
-            </w:pPr>
-            <w:r>
-              <w:rPr>
-                <w:i/>
-                <w:sz w:val="20"/>
-                <w:szCs w:val="20"/>
-              </w:rPr>
-              <w:t>Diseñar una interfaz intuitiva y adaptada para dispositivos móviles y escritorio.</w:t>
+                <w:iCs/>
+                <w:sz w:val="20"/>
+                <w:szCs w:val="20"/>
+              </w:rPr>
+            </w:pPr>
+            <w:r>
+              <w:rPr>
+                <w:iCs/>
+                <w:sz w:val="20"/>
+                <w:szCs w:val="20"/>
+              </w:rPr>
+              <w:t xml:space="preserve">Alcanzar presencia en al menos </w:t>
+            </w:r>
+            <w:r>
+              <w:rPr>
+                <w:iCs/>
+                <w:sz w:val="20"/>
+                <w:szCs w:val="20"/>
+              </w:rPr>
+              <w:t>4</w:t>
+            </w:r>
+            <w:r>
+              <w:rPr>
+                <w:iCs/>
+                <w:sz w:val="20"/>
+                <w:szCs w:val="20"/>
+              </w:rPr>
+              <w:t xml:space="preserve"> regiones del país en los primeros </w:t>
+            </w:r>
+            <w:r>
+              <w:rPr>
+                <w:iCs/>
+                <w:sz w:val="20"/>
+                <w:szCs w:val="20"/>
+              </w:rPr>
+              <w:t>2</w:t>
+            </w:r>
+            <w:r>
+              <w:rPr>
+                <w:iCs/>
+                <w:sz w:val="20"/>
+                <w:szCs w:val="20"/>
+              </w:rPr>
+              <w:t xml:space="preserve"> años.</w:t>
             </w:r>
           </w:p>
         </w:tc>
       </w:tr>
     </w:tbl>
-    <w:p>
-      <w:pPr>
-        <w:spacing w:after="0" w:line="360" w:lineRule="auto"/>
-        <w:jc w:val="both"/>
-        <w:rPr>
-          <w:b/>
-          <w:sz w:val="24"/>
-          <w:szCs w:val="24"/>
-        </w:rPr>
-      </w:pPr>
-    </w:p>
-    <w:p>
-      <w:pPr>
-        <w:spacing w:after="0" w:line="360" w:lineRule="auto"/>
-        <w:jc w:val="both"/>
-        <w:rPr>
-          <w:b/>
-          <w:sz w:val="24"/>
-          <w:szCs w:val="24"/>
-        </w:rPr>
-      </w:pPr>
-    </w:p>
+    <w:p/>
     <w:tbl>
       <w:tblPr>
         <w:tblStyle w:val="a8"/>
@@ -3438,270 +3374,111 @@
           </w:tcPr>
           <w:p>
             <w:pPr>
-              <w:spacing w:before="240" w:after="240"/>
-              <w:jc w:val="both"/>
-              <w:rPr>
-                <w:i/>
-                <w:sz w:val="18"/>
-                <w:szCs w:val="18"/>
-              </w:rPr>
-            </w:pPr>
-            <w:r>
-              <w:rPr>
-                <w:i/>
-                <w:sz w:val="18"/>
-                <w:szCs w:val="18"/>
-              </w:rPr>
-              <w:t>Para el desarrollo del Proyecto APT utilizaremos Scrum, una metodología ágil que permite gestionar de manera eficiente proyectos de software mediante un enfoque iterativo e incremental. Scrum facilitará la organización del trabajo, la colaboración entre los miembros del equipo y la entrega continua de avances.</w:t>
-            </w:r>
-          </w:p>
-          <w:p>
-            <w:pPr>
-              <w:pStyle w:val="Ttulo4"/>
-              <w:keepNext w:val="0"/>
-              <w:keepLines w:val="0"/>
-              <w:jc w:val="both"/>
-              <w:outlineLvl w:val="3"/>
-              <w:rPr>
-                <w:b w:val="0"/>
-                <w:i/>
-                <w:sz w:val="18"/>
-                <w:szCs w:val="18"/>
-              </w:rPr>
-            </w:pPr>
-            <w:bookmarkStart w:id="0" w:name="_heading=h.55fit788e0ib" w:colFirst="0" w:colLast="0"/>
-            <w:bookmarkEnd w:id="0"/>
-            <w:r>
-              <w:rPr>
-                <w:b w:val="0"/>
-                <w:i/>
-                <w:sz w:val="18"/>
-                <w:szCs w:val="18"/>
-              </w:rPr>
-              <w:t>Fases del proyecto según Scrum:</w:t>
-            </w:r>
-          </w:p>
-          <w:p>
-            <w:pPr>
-              <w:numPr>
-                <w:ilvl w:val="0"/>
-                <w:numId w:val="6"/>
-              </w:numPr>
-              <w:spacing w:before="240" w:after="0"/>
-              <w:rPr>
-                <w:i/>
-                <w:sz w:val="18"/>
-                <w:szCs w:val="18"/>
-              </w:rPr>
-            </w:pPr>
-            <w:r>
-              <w:rPr>
-                <w:i/>
-                <w:sz w:val="18"/>
-                <w:szCs w:val="18"/>
-              </w:rPr>
-              <w:t xml:space="preserve">Sprint </w:t>
+              <w:spacing w:after="240"/>
+              <w:rPr>
+                <w:iCs/>
+                <w:sz w:val="20"/>
+                <w:szCs w:val="20"/>
+              </w:rPr>
+            </w:pPr>
+            <w:r>
+              <w:rPr>
+                <w:iCs/>
+                <w:sz w:val="20"/>
+                <w:szCs w:val="20"/>
+              </w:rPr>
+              <w:t>Justificación del uso de la metodología Scrum</w:t>
+            </w:r>
+          </w:p>
+          <w:p>
+            <w:pPr>
+              <w:spacing w:after="240"/>
+              <w:rPr>
+                <w:iCs/>
+                <w:sz w:val="20"/>
+                <w:szCs w:val="20"/>
+              </w:rPr>
+            </w:pPr>
+            <w:r>
+              <w:rPr>
+                <w:iCs/>
+                <w:sz w:val="20"/>
+                <w:szCs w:val="20"/>
+              </w:rPr>
+              <w:t>Se</w:t>
+            </w:r>
+            <w:r>
+              <w:rPr>
+                <w:iCs/>
+                <w:sz w:val="20"/>
+                <w:szCs w:val="20"/>
+              </w:rPr>
+              <w:t xml:space="preserve"> ha optado por Scrum, dado que facilita el trabajo en ciclos cortos e iterativos, permitiendo entregar avances funcionales en cada sprint y reduciendo los riesgos asociados al desarrollo.</w:t>
+            </w:r>
+          </w:p>
+          <w:p>
+            <w:pPr>
+              <w:spacing w:after="240"/>
+              <w:rPr>
+                <w:iCs/>
+                <w:sz w:val="20"/>
+                <w:szCs w:val="20"/>
+              </w:rPr>
+            </w:pPr>
+            <w:r>
+              <w:rPr>
+                <w:iCs/>
+                <w:sz w:val="20"/>
+                <w:szCs w:val="20"/>
+              </w:rPr>
+              <w:t>A diferencia de metodologías tradicionales como el modelo en cascada, que son más rígidas y demandan definir todos los requisitos al inicio, Scrum posibilita priorizar funcionalidades clave y adaptarlas según la evolución del proyecto. Asimismo, frente a enfoques como Kanban, Scrum ofrece mayor estructura al organizar el trabajo en roles, backlog y entregas incrementales, lo que resulta más adecuado para asegurar valor temprano a los usuarios.</w:t>
+            </w:r>
+          </w:p>
+          <w:p>
+            <w:pPr>
+              <w:spacing w:after="240"/>
+              <w:rPr>
+                <w:iCs/>
+                <w:sz w:val="20"/>
+                <w:szCs w:val="20"/>
+              </w:rPr>
+            </w:pPr>
+            <w:r>
+              <w:rPr>
+                <w:iCs/>
+                <w:sz w:val="20"/>
+                <w:szCs w:val="20"/>
+              </w:rPr>
+              <w:t xml:space="preserve">En conclusión, Scrum permite flexibilidad, entregas incrementales, reducción de riesgos y mejora continua, factores esenciales para el éxito de un proyecto digital como </w:t>
             </w:r>
             <w:proofErr w:type="spellStart"/>
             <w:r>
               <w:rPr>
-                <w:i/>
-                <w:sz w:val="18"/>
-                <w:szCs w:val="18"/>
-              </w:rPr>
-              <w:t>Planning</w:t>
+                <w:iCs/>
+                <w:sz w:val="20"/>
+                <w:szCs w:val="20"/>
+              </w:rPr>
+              <w:t>ServiHogar</w:t>
             </w:r>
             <w:proofErr w:type="spellEnd"/>
             <w:r>
               <w:rPr>
-                <w:i/>
-                <w:sz w:val="18"/>
-                <w:szCs w:val="18"/>
-              </w:rPr>
-              <w:t>:</w:t>
-            </w:r>
-            <w:r>
-              <w:rPr>
-                <w:i/>
-                <w:sz w:val="16"/>
-                <w:szCs w:val="16"/>
-              </w:rPr>
-              <w:t xml:space="preserve"> </w:t>
-            </w:r>
-            <w:r>
-              <w:rPr>
-                <w:i/>
-                <w:sz w:val="18"/>
-                <w:szCs w:val="18"/>
-              </w:rPr>
-              <w:t>En cada sprint, el equipo definirá las tareas a realizar, estableciendo un backlog de producto que incluirá las funcionalidades clave de la plataforma (registro de usuarios, creación de perfiles, búsqueda por región, etc.).</w:t>
-            </w:r>
-            <w:r>
-              <w:rPr>
-                <w:i/>
-                <w:sz w:val="18"/>
-                <w:szCs w:val="18"/>
-              </w:rPr>
-              <w:br/>
-            </w:r>
-          </w:p>
-          <w:p>
-            <w:pPr>
-              <w:numPr>
-                <w:ilvl w:val="0"/>
-                <w:numId w:val="6"/>
-              </w:numPr>
-              <w:spacing w:after="0"/>
-              <w:rPr>
-                <w:i/>
-                <w:sz w:val="18"/>
-                <w:szCs w:val="18"/>
-              </w:rPr>
-            </w:pPr>
-            <w:r>
-              <w:rPr>
-                <w:i/>
-                <w:sz w:val="18"/>
-                <w:szCs w:val="18"/>
-              </w:rPr>
-              <w:t>Desarrollo Incremental: El equipo trabajará en ciclos de dos a tres semanas (</w:t>
-            </w:r>
-            <w:proofErr w:type="spellStart"/>
-            <w:r>
-              <w:rPr>
-                <w:i/>
-                <w:sz w:val="18"/>
-                <w:szCs w:val="18"/>
-              </w:rPr>
-              <w:t>sprints</w:t>
-            </w:r>
-            <w:proofErr w:type="spellEnd"/>
-            <w:r>
-              <w:rPr>
-                <w:i/>
-                <w:sz w:val="18"/>
-                <w:szCs w:val="18"/>
-              </w:rPr>
-              <w:t>) para entregar funcionalidades completas y testeadas. Al final de cada sprint, se evaluará el progreso y se ajustarán las prioridades para el siguiente ciclo.</w:t>
-            </w:r>
-            <w:r>
-              <w:rPr>
-                <w:i/>
-                <w:sz w:val="18"/>
-                <w:szCs w:val="18"/>
-              </w:rPr>
-              <w:br/>
-            </w:r>
-          </w:p>
-          <w:p>
-            <w:pPr>
-              <w:numPr>
-                <w:ilvl w:val="0"/>
-                <w:numId w:val="6"/>
-              </w:numPr>
-              <w:spacing w:after="0"/>
-              <w:rPr>
-                <w:i/>
-                <w:sz w:val="18"/>
-                <w:szCs w:val="18"/>
-              </w:rPr>
-            </w:pPr>
-            <w:proofErr w:type="spellStart"/>
-            <w:r>
-              <w:rPr>
-                <w:i/>
-                <w:sz w:val="18"/>
-                <w:szCs w:val="18"/>
-              </w:rPr>
-              <w:t>Daily</w:t>
-            </w:r>
-            <w:proofErr w:type="spellEnd"/>
-            <w:r>
-              <w:rPr>
-                <w:i/>
-                <w:sz w:val="18"/>
-                <w:szCs w:val="18"/>
-              </w:rPr>
-              <w:t xml:space="preserve"> Scrum: Se realizarán reuniones diarias de 15 minutos para discutir el progreso, identificar bloqueos y planificar las tareas del día.</w:t>
-            </w:r>
-            <w:r>
-              <w:rPr>
-                <w:i/>
-                <w:sz w:val="18"/>
-                <w:szCs w:val="18"/>
-              </w:rPr>
-              <w:br/>
-            </w:r>
-          </w:p>
-          <w:p>
-            <w:pPr>
-              <w:numPr>
-                <w:ilvl w:val="0"/>
-                <w:numId w:val="6"/>
-              </w:numPr>
-              <w:spacing w:after="0"/>
-              <w:rPr>
-                <w:i/>
-                <w:sz w:val="18"/>
-                <w:szCs w:val="18"/>
-              </w:rPr>
-            </w:pPr>
-            <w:r>
-              <w:rPr>
-                <w:i/>
-                <w:sz w:val="18"/>
-                <w:szCs w:val="18"/>
-              </w:rPr>
-              <w:t xml:space="preserve">Sprint </w:t>
-            </w:r>
-            <w:proofErr w:type="spellStart"/>
-            <w:r>
-              <w:rPr>
-                <w:i/>
-                <w:sz w:val="18"/>
-                <w:szCs w:val="18"/>
-              </w:rPr>
-              <w:t>Review</w:t>
-            </w:r>
-            <w:proofErr w:type="spellEnd"/>
-            <w:r>
-              <w:rPr>
-                <w:i/>
-                <w:sz w:val="18"/>
-                <w:szCs w:val="18"/>
-              </w:rPr>
-              <w:t>: Al finalizar cada sprint, se realizará una revisión donde se presentarán las funcionalidades desarrolladas y se recibirá retroalimentación del equipo.</w:t>
-            </w:r>
-            <w:r>
-              <w:rPr>
-                <w:i/>
-                <w:sz w:val="18"/>
-                <w:szCs w:val="18"/>
-              </w:rPr>
-              <w:br/>
-            </w:r>
-          </w:p>
-          <w:p>
-            <w:pPr>
-              <w:numPr>
-                <w:ilvl w:val="0"/>
-                <w:numId w:val="6"/>
-              </w:numPr>
+                <w:iCs/>
+                <w:sz w:val="20"/>
+                <w:szCs w:val="20"/>
+              </w:rPr>
+              <w:t>, cuyo propósito es crecer y evolucionar en función de las necesidades reales de clientes y trabajadores.</w:t>
+            </w:r>
+          </w:p>
+          <w:p>
+            <w:pPr>
               <w:spacing w:after="240"/>
               <w:rPr>
-                <w:i/>
-                <w:sz w:val="18"/>
-                <w:szCs w:val="18"/>
-              </w:rPr>
-            </w:pPr>
-            <w:r>
-              <w:rPr>
-                <w:i/>
-                <w:sz w:val="18"/>
-                <w:szCs w:val="18"/>
-              </w:rPr>
-              <w:t>Sprint Retrospective: Al final de cada sprint, el equipo analizará qué salió bien, qué se puede mejorar y cómo optimizar el siguiente ciclo.</w:t>
-            </w:r>
+                <w:iCs/>
+                <w:sz w:val="20"/>
+                <w:szCs w:val="20"/>
+              </w:rPr>
+            </w:pPr>
           </w:p>
         </w:tc>
       </w:tr>
@@ -4089,14 +3866,14 @@
             <w:pPr>
               <w:jc w:val="both"/>
               <w:rPr>
-                <w:i/>
+                <w:iCs/>
                 <w:sz w:val="18"/>
                 <w:szCs w:val="18"/>
               </w:rPr>
             </w:pPr>
             <w:r>
               <w:rPr>
-                <w:i/>
+                <w:iCs/>
                 <w:sz w:val="18"/>
                 <w:szCs w:val="18"/>
               </w:rPr>
@@ -4104,7 +3881,7 @@
             </w:r>
             <w:r>
               <w:rPr>
-                <w:i/>
+                <w:iCs/>
                 <w:sz w:val="18"/>
                 <w:szCs w:val="18"/>
               </w:rPr>
@@ -4112,7 +3889,7 @@
             </w:r>
             <w:r>
               <w:rPr>
-                <w:i/>
+                <w:iCs/>
                 <w:sz w:val="18"/>
                 <w:szCs w:val="18"/>
               </w:rPr>
@@ -4121,7 +3898,7 @@
             <w:proofErr w:type="gramStart"/>
             <w:r>
               <w:rPr>
-                <w:i/>
+                <w:iCs/>
                 <w:sz w:val="18"/>
                 <w:szCs w:val="18"/>
               </w:rPr>
@@ -4130,7 +3907,7 @@
             <w:proofErr w:type="gramEnd"/>
             <w:r>
               <w:rPr>
-                <w:i/>
+                <w:iCs/>
                 <w:sz w:val="18"/>
                 <w:szCs w:val="18"/>
               </w:rPr>
@@ -4138,7 +3915,7 @@
             </w:r>
             <w:r>
               <w:rPr>
-                <w:i/>
+                <w:iCs/>
                 <w:sz w:val="18"/>
                 <w:szCs w:val="18"/>
               </w:rPr>
@@ -4283,7 +4060,6 @@
               <w:jc w:val="both"/>
               <w:rPr>
                 <w:bCs/>
-                <w:i/>
                 <w:iCs/>
                 <w:color w:val="1F3864"/>
                 <w:sz w:val="18"/>
@@ -4293,7 +4069,6 @@
             <w:r>
               <w:rPr>
                 <w:bCs/>
-                <w:i/>
                 <w:iCs/>
                 <w:color w:val="1F3864"/>
                 <w:sz w:val="18"/>
@@ -4304,7 +4079,6 @@
             <w:r>
               <w:rPr>
                 <w:bCs/>
-                <w:i/>
                 <w:iCs/>
                 <w:color w:val="1F3864"/>
                 <w:sz w:val="18"/>
@@ -4451,7 +4225,6 @@
               <w:jc w:val="both"/>
               <w:rPr>
                 <w:bCs/>
-                <w:i/>
                 <w:iCs/>
                 <w:color w:val="1F3864"/>
                 <w:sz w:val="18"/>
@@ -4461,7 +4234,6 @@
             <w:r>
               <w:rPr>
                 <w:bCs/>
-                <w:i/>
                 <w:iCs/>
                 <w:color w:val="1F3864"/>
                 <w:sz w:val="18"/>
@@ -4472,7 +4244,6 @@
             <w:r>
               <w:rPr>
                 <w:bCs/>
-                <w:i/>
                 <w:iCs/>
                 <w:color w:val="1F3864"/>
                 <w:sz w:val="18"/>
@@ -4483,7 +4254,6 @@
             <w:r>
               <w:rPr>
                 <w:bCs/>
-                <w:i/>
                 <w:iCs/>
                 <w:color w:val="1F3864"/>
                 <w:sz w:val="18"/>
@@ -4607,11 +4377,49 @@
     <w:p>
       <w:pPr>
         <w:spacing w:after="0" w:line="360" w:lineRule="auto"/>
+        <w:ind w:left="-709"/>
         <w:jc w:val="both"/>
       </w:pPr>
+      <w:r>
+        <w:drawing>
+          <wp:inline distT="0" distB="0" distL="0" distR="0" wp14:anchorId="2C18F2A4" wp14:editId="14105149">
+            <wp:extent cx="6106602" cy="4792505"/>
+            <wp:effectExtent l="0" t="0" r="8890" b="8255"/>
+            <wp:docPr id="1406718041" name="Imagen 1"/>
+            <wp:cNvGraphicFramePr>
+              <a:graphicFrameLocks xmlns:a="http://schemas.openxmlformats.org/drawingml/2006/main" noChangeAspect="1"/>
+            </wp:cNvGraphicFramePr>
+            <a:graphic xmlns:a="http://schemas.openxmlformats.org/drawingml/2006/main">
+              <a:graphicData uri="http://schemas.openxmlformats.org/drawingml/2006/picture">
+                <pic:pic xmlns:pic="http://schemas.openxmlformats.org/drawingml/2006/picture">
+                  <pic:nvPicPr>
+                    <pic:cNvPr id="1406718041" name=""/>
+                    <pic:cNvPicPr/>
+                  </pic:nvPicPr>
+                  <pic:blipFill>
+                    <a:blip r:embed="rId8"/>
+                    <a:stretch>
+                      <a:fillRect/>
+                    </a:stretch>
+                  </pic:blipFill>
+                  <pic:spPr>
+                    <a:xfrm>
+                      <a:off x="0" y="0"/>
+                      <a:ext cx="6119652" cy="4802747"/>
+                    </a:xfrm>
+                    <a:prstGeom prst="rect">
+                      <a:avLst/>
+                    </a:prstGeom>
+                  </pic:spPr>
+                </pic:pic>
+              </a:graphicData>
+            </a:graphic>
+          </wp:inline>
+        </w:drawing>
+      </w:r>
     </w:p>
     <w:sectPr>
-      <w:headerReference w:type="default" r:id="rId8"/>
+      <w:headerReference w:type="default" r:id="rId9"/>
       <w:pgSz w:w="11906" w:h="16838"/>
       <w:pgMar w:top="1417" w:right="1701" w:bottom="1417" w:left="1701" w:header="708" w:footer="708" w:gutter="0"/>
       <w:pgNumType w:start="1"/>
@@ -5174,6 +4982,92 @@
     </w:lvl>
   </w:abstractNum>
   <w:abstractNum w:abstractNumId="3" w15:restartNumberingAfterBreak="0">
+    <w:nsid w:val="352A5CA9"/>
+    <w:multiLevelType w:val="hybridMultilevel"/>
+    <w:tmpl w:val="F05E0C8A"/>
+    <w:lvl w:ilvl="0" w:tplc="340A000F">
+      <w:start w:val="1"/>
+      <w:numFmt w:val="decimal"/>
+      <w:lvlText w:val="%1."/>
+      <w:lvlJc w:val="left"/>
+      <w:pPr>
+        <w:ind w:left="720" w:hanging="360"/>
+      </w:pPr>
+    </w:lvl>
+    <w:lvl w:ilvl="1" w:tplc="340A0019" w:tentative="1">
+      <w:start w:val="1"/>
+      <w:numFmt w:val="lowerLetter"/>
+      <w:lvlText w:val="%2."/>
+      <w:lvlJc w:val="left"/>
+      <w:pPr>
+        <w:ind w:left="1440" w:hanging="360"/>
+      </w:pPr>
+    </w:lvl>
+    <w:lvl w:ilvl="2" w:tplc="340A001B" w:tentative="1">
+      <w:start w:val="1"/>
+      <w:numFmt w:val="lowerRoman"/>
+      <w:lvlText w:val="%3."/>
+      <w:lvlJc w:val="right"/>
+      <w:pPr>
+        <w:ind w:left="2160" w:hanging="180"/>
+      </w:pPr>
+    </w:lvl>
+    <w:lvl w:ilvl="3" w:tplc="340A000F" w:tentative="1">
+      <w:start w:val="1"/>
+      <w:numFmt w:val="decimal"/>
+      <w:lvlText w:val="%4."/>
+      <w:lvlJc w:val="left"/>
+      <w:pPr>
+        <w:ind w:left="2880" w:hanging="360"/>
+      </w:pPr>
+    </w:lvl>
+    <w:lvl w:ilvl="4" w:tplc="340A0019" w:tentative="1">
+      <w:start w:val="1"/>
+      <w:numFmt w:val="lowerLetter"/>
+      <w:lvlText w:val="%5."/>
+      <w:lvlJc w:val="left"/>
+      <w:pPr>
+        <w:ind w:left="3600" w:hanging="360"/>
+      </w:pPr>
+    </w:lvl>
+    <w:lvl w:ilvl="5" w:tplc="340A001B" w:tentative="1">
+      <w:start w:val="1"/>
+      <w:numFmt w:val="lowerRoman"/>
+      <w:lvlText w:val="%6."/>
+      <w:lvlJc w:val="right"/>
+      <w:pPr>
+        <w:ind w:left="4320" w:hanging="180"/>
+      </w:pPr>
+    </w:lvl>
+    <w:lvl w:ilvl="6" w:tplc="340A000F" w:tentative="1">
+      <w:start w:val="1"/>
+      <w:numFmt w:val="decimal"/>
+      <w:lvlText w:val="%7."/>
+      <w:lvlJc w:val="left"/>
+      <w:pPr>
+        <w:ind w:left="5040" w:hanging="360"/>
+      </w:pPr>
+    </w:lvl>
+    <w:lvl w:ilvl="7" w:tplc="340A0019" w:tentative="1">
+      <w:start w:val="1"/>
+      <w:numFmt w:val="lowerLetter"/>
+      <w:lvlText w:val="%8."/>
+      <w:lvlJc w:val="left"/>
+      <w:pPr>
+        <w:ind w:left="5760" w:hanging="360"/>
+      </w:pPr>
+    </w:lvl>
+    <w:lvl w:ilvl="8" w:tplc="340A001B" w:tentative="1">
+      <w:start w:val="1"/>
+      <w:numFmt w:val="lowerRoman"/>
+      <w:lvlText w:val="%9."/>
+      <w:lvlJc w:val="right"/>
+      <w:pPr>
+        <w:ind w:left="6480" w:hanging="180"/>
+      </w:pPr>
+    </w:lvl>
+  </w:abstractNum>
+  <w:abstractNum w:abstractNumId="4" w15:restartNumberingAfterBreak="0">
     <w:nsid w:val="37EE5CEC"/>
     <w:multiLevelType w:val="multilevel"/>
     <w:tmpl w:val="3BB88520"/>
@@ -5286,7 +5180,7 @@
       </w:rPr>
     </w:lvl>
   </w:abstractNum>
-  <w:abstractNum w:abstractNumId="4" w15:restartNumberingAfterBreak="0">
+  <w:abstractNum w:abstractNumId="5" w15:restartNumberingAfterBreak="0">
     <w:nsid w:val="4D12776D"/>
     <w:multiLevelType w:val="multilevel"/>
     <w:tmpl w:val="AEC2F1CA"/>
@@ -5403,7 +5297,7 @@
       </w:pPr>
     </w:lvl>
   </w:abstractNum>
-  <w:abstractNum w:abstractNumId="5" w15:restartNumberingAfterBreak="0">
+  <w:abstractNum w:abstractNumId="6" w15:restartNumberingAfterBreak="0">
     <w:nsid w:val="59572963"/>
     <w:multiLevelType w:val="multilevel"/>
     <w:tmpl w:val="F27E5F28"/>
@@ -5516,7 +5410,7 @@
       </w:pPr>
     </w:lvl>
   </w:abstractNum>
-  <w:abstractNum w:abstractNumId="6" w15:restartNumberingAfterBreak="0">
+  <w:abstractNum w:abstractNumId="7" w15:restartNumberingAfterBreak="0">
     <w:nsid w:val="60C0622D"/>
     <w:multiLevelType w:val="multilevel"/>
     <w:tmpl w:val="37BC84C2"/>
@@ -5629,7 +5523,7 @@
       </w:rPr>
     </w:lvl>
   </w:abstractNum>
-  <w:abstractNum w:abstractNumId="7" w15:restartNumberingAfterBreak="0">
+  <w:abstractNum w:abstractNumId="8" w15:restartNumberingAfterBreak="0">
     <w:nsid w:val="6B4B775C"/>
     <w:multiLevelType w:val="multilevel"/>
     <w:tmpl w:val="8CF4EBFE"/>
@@ -5746,7 +5640,7 @@
     <w:abstractNumId w:val="2"/>
   </w:num>
   <w:num w:numId="2" w16cid:durableId="445470898">
-    <w:abstractNumId w:val="3"/>
+    <w:abstractNumId w:val="4"/>
   </w:num>
   <w:num w:numId="3" w16cid:durableId="1750228256">
     <w:abstractNumId w:val="0"/>
@@ -5755,19 +5649,19 @@
     <w:abstractNumId w:val="1"/>
   </w:num>
   <w:num w:numId="5" w16cid:durableId="383794795">
+    <w:abstractNumId w:val="8"/>
+  </w:num>
+  <w:num w:numId="6" w16cid:durableId="1519738432">
     <w:abstractNumId w:val="7"/>
   </w:num>
-  <w:num w:numId="6" w16cid:durableId="1519738432">
+  <w:num w:numId="7" w16cid:durableId="44643867">
     <w:abstractNumId w:val="6"/>
   </w:num>
-  <w:num w:numId="7" w16cid:durableId="44643867">
+  <w:num w:numId="8" w16cid:durableId="958297235">
     <w:abstractNumId w:val="5"/>
   </w:num>
-  <w:num w:numId="8" w16cid:durableId="958297235">
-    <w:abstractNumId w:val="4"/>
-  </w:num>
   <w:num w:numId="9" w16cid:durableId="1568565182">
-    <w:abstractNumId w:val="4"/>
+    <w:abstractNumId w:val="5"/>
     <w:lvlOverride w:ilvl="1">
       <w:lvl w:ilvl="1">
         <w:numFmt w:val="bullet"/>
@@ -5787,7 +5681,7 @@
     </w:lvlOverride>
   </w:num>
   <w:num w:numId="10" w16cid:durableId="537351704">
-    <w:abstractNumId w:val="4"/>
+    <w:abstractNumId w:val="5"/>
     <w:lvlOverride w:ilvl="1">
       <w:lvl w:ilvl="1">
         <w:numFmt w:val="bullet"/>
@@ -5807,7 +5701,7 @@
     </w:lvlOverride>
   </w:num>
   <w:num w:numId="11" w16cid:durableId="2094818620">
-    <w:abstractNumId w:val="4"/>
+    <w:abstractNumId w:val="5"/>
     <w:lvlOverride w:ilvl="1">
       <w:lvl w:ilvl="1">
         <w:numFmt w:val="bullet"/>
@@ -5827,7 +5721,7 @@
     </w:lvlOverride>
   </w:num>
   <w:num w:numId="12" w16cid:durableId="1762529958">
-    <w:abstractNumId w:val="4"/>
+    <w:abstractNumId w:val="5"/>
     <w:lvlOverride w:ilvl="1">
       <w:lvl w:ilvl="1">
         <w:numFmt w:val="bullet"/>
@@ -5847,7 +5741,7 @@
     </w:lvlOverride>
   </w:num>
   <w:num w:numId="13" w16cid:durableId="773601013">
-    <w:abstractNumId w:val="4"/>
+    <w:abstractNumId w:val="5"/>
     <w:lvlOverride w:ilvl="1">
       <w:lvl w:ilvl="1">
         <w:numFmt w:val="bullet"/>
@@ -5867,7 +5761,7 @@
     </w:lvlOverride>
   </w:num>
   <w:num w:numId="14" w16cid:durableId="1435974215">
-    <w:abstractNumId w:val="4"/>
+    <w:abstractNumId w:val="5"/>
     <w:lvlOverride w:ilvl="1">
       <w:lvl w:ilvl="1">
         <w:numFmt w:val="bullet"/>
@@ -5887,7 +5781,7 @@
     </w:lvlOverride>
   </w:num>
   <w:num w:numId="15" w16cid:durableId="2056930123">
-    <w:abstractNumId w:val="4"/>
+    <w:abstractNumId w:val="5"/>
     <w:lvlOverride w:ilvl="1">
       <w:lvl w:ilvl="1">
         <w:numFmt w:val="bullet"/>
@@ -5907,7 +5801,7 @@
     </w:lvlOverride>
   </w:num>
   <w:num w:numId="16" w16cid:durableId="480658494">
-    <w:abstractNumId w:val="4"/>
+    <w:abstractNumId w:val="5"/>
     <w:lvlOverride w:ilvl="1">
       <w:lvl w:ilvl="1">
         <w:numFmt w:val="bullet"/>
@@ -5927,7 +5821,7 @@
     </w:lvlOverride>
   </w:num>
   <w:num w:numId="17" w16cid:durableId="845242672">
-    <w:abstractNumId w:val="4"/>
+    <w:abstractNumId w:val="5"/>
     <w:lvlOverride w:ilvl="1">
       <w:lvl w:ilvl="1">
         <w:numFmt w:val="bullet"/>
@@ -5945,6 +5839,9 @@
         </w:rPr>
       </w:lvl>
     </w:lvlOverride>
+  </w:num>
+  <w:num w:numId="18" w16cid:durableId="886257134">
+    <w:abstractNumId w:val="3"/>
   </w:num>
 </w:numbering>
 </file>
@@ -6797,9 +6694,7 @@
       <w:tblStyleRowBandSize w:val="1"/>
       <w:tblStyleColBandSize w:val="1"/>
       <w:tblCellMar>
-        <w:top w:w="0" w:type="dxa"/>
         <w:left w:w="108" w:type="dxa"/>
-        <w:bottom w:w="0" w:type="dxa"/>
         <w:right w:w="108" w:type="dxa"/>
       </w:tblCellMar>
     </w:tblPr>
@@ -6810,9 +6705,7 @@
       <w:tblStyleRowBandSize w:val="1"/>
       <w:tblStyleColBandSize w:val="1"/>
       <w:tblCellMar>
-        <w:top w:w="0" w:type="dxa"/>
         <w:left w:w="108" w:type="dxa"/>
-        <w:bottom w:w="0" w:type="dxa"/>
         <w:right w:w="108" w:type="dxa"/>
       </w:tblCellMar>
     </w:tblPr>
@@ -6823,9 +6716,7 @@
       <w:tblStyleRowBandSize w:val="1"/>
       <w:tblStyleColBandSize w:val="1"/>
       <w:tblCellMar>
-        <w:top w:w="0" w:type="dxa"/>
         <w:left w:w="108" w:type="dxa"/>
-        <w:bottom w:w="0" w:type="dxa"/>
         <w:right w:w="108" w:type="dxa"/>
       </w:tblCellMar>
     </w:tblPr>
@@ -6836,9 +6727,7 @@
       <w:tblStyleRowBandSize w:val="1"/>
       <w:tblStyleColBandSize w:val="1"/>
       <w:tblCellMar>
-        <w:top w:w="0" w:type="dxa"/>
         <w:left w:w="108" w:type="dxa"/>
-        <w:bottom w:w="0" w:type="dxa"/>
         <w:right w:w="108" w:type="dxa"/>
       </w:tblCellMar>
     </w:tblPr>
@@ -6849,9 +6738,7 @@
       <w:tblStyleRowBandSize w:val="1"/>
       <w:tblStyleColBandSize w:val="1"/>
       <w:tblCellMar>
-        <w:top w:w="0" w:type="dxa"/>
         <w:left w:w="108" w:type="dxa"/>
-        <w:bottom w:w="0" w:type="dxa"/>
         <w:right w:w="108" w:type="dxa"/>
       </w:tblCellMar>
     </w:tblPr>
@@ -6862,9 +6749,7 @@
       <w:tblStyleRowBandSize w:val="1"/>
       <w:tblStyleColBandSize w:val="1"/>
       <w:tblCellMar>
-        <w:top w:w="0" w:type="dxa"/>
         <w:left w:w="108" w:type="dxa"/>
-        <w:bottom w:w="0" w:type="dxa"/>
         <w:right w:w="108" w:type="dxa"/>
       </w:tblCellMar>
     </w:tblPr>
@@ -6875,9 +6760,7 @@
       <w:tblStyleRowBandSize w:val="1"/>
       <w:tblStyleColBandSize w:val="1"/>
       <w:tblCellMar>
-        <w:top w:w="0" w:type="dxa"/>
         <w:left w:w="108" w:type="dxa"/>
-        <w:bottom w:w="0" w:type="dxa"/>
         <w:right w:w="108" w:type="dxa"/>
       </w:tblCellMar>
     </w:tblPr>
@@ -6888,9 +6771,7 @@
       <w:tblStyleRowBandSize w:val="1"/>
       <w:tblStyleColBandSize w:val="1"/>
       <w:tblCellMar>
-        <w:top w:w="0" w:type="dxa"/>
         <w:left w:w="108" w:type="dxa"/>
-        <w:bottom w:w="0" w:type="dxa"/>
         <w:right w:w="108" w:type="dxa"/>
       </w:tblCellMar>
     </w:tblPr>
@@ -6901,9 +6782,7 @@
       <w:tblStyleRowBandSize w:val="1"/>
       <w:tblStyleColBandSize w:val="1"/>
       <w:tblCellMar>
-        <w:top w:w="0" w:type="dxa"/>
         <w:left w:w="108" w:type="dxa"/>
-        <w:bottom w:w="0" w:type="dxa"/>
         <w:right w:w="108" w:type="dxa"/>
       </w:tblCellMar>
     </w:tblPr>
@@ -6914,9 +6793,7 @@
       <w:tblStyleRowBandSize w:val="1"/>
       <w:tblStyleColBandSize w:val="1"/>
       <w:tblCellMar>
-        <w:top w:w="0" w:type="dxa"/>
         <w:left w:w="108" w:type="dxa"/>
-        <w:bottom w:w="0" w:type="dxa"/>
         <w:right w:w="108" w:type="dxa"/>
       </w:tblCellMar>
     </w:tblPr>
@@ -6927,9 +6804,7 @@
       <w:tblStyleRowBandSize w:val="1"/>
       <w:tblStyleColBandSize w:val="1"/>
       <w:tblCellMar>
-        <w:top w:w="0" w:type="dxa"/>
         <w:left w:w="108" w:type="dxa"/>
-        <w:bottom w:w="0" w:type="dxa"/>
         <w:right w:w="108" w:type="dxa"/>
       </w:tblCellMar>
     </w:tblPr>
@@ -6940,9 +6815,7 @@
       <w:tblStyleRowBandSize w:val="1"/>
       <w:tblStyleColBandSize w:val="1"/>
       <w:tblCellMar>
-        <w:top w:w="0" w:type="dxa"/>
         <w:left w:w="108" w:type="dxa"/>
-        <w:bottom w:w="0" w:type="dxa"/>
         <w:right w:w="108" w:type="dxa"/>
       </w:tblCellMar>
     </w:tblPr>
@@ -6953,9 +6826,7 @@
       <w:tblStyleRowBandSize w:val="1"/>
       <w:tblStyleColBandSize w:val="1"/>
       <w:tblCellMar>
-        <w:top w:w="0" w:type="dxa"/>
         <w:left w:w="108" w:type="dxa"/>
-        <w:bottom w:w="0" w:type="dxa"/>
         <w:right w:w="108" w:type="dxa"/>
       </w:tblCellMar>
     </w:tblPr>
@@ -6966,9 +6837,7 @@
       <w:tblStyleRowBandSize w:val="1"/>
       <w:tblStyleColBandSize w:val="1"/>
       <w:tblCellMar>
-        <w:top w:w="0" w:type="dxa"/>
         <w:left w:w="108" w:type="dxa"/>
-        <w:bottom w:w="0" w:type="dxa"/>
         <w:right w:w="108" w:type="dxa"/>
       </w:tblCellMar>
     </w:tblPr>
@@ -6979,9 +6848,7 @@
       <w:tblStyleRowBandSize w:val="1"/>
       <w:tblStyleColBandSize w:val="1"/>
       <w:tblCellMar>
-        <w:top w:w="0" w:type="dxa"/>
         <w:left w:w="108" w:type="dxa"/>
-        <w:bottom w:w="0" w:type="dxa"/>
         <w:right w:w="108" w:type="dxa"/>
       </w:tblCellMar>
     </w:tblPr>

--- a/Entrega 1/Evidencias Grupales/1.5_Fase 1_Definicion Proyecto APT.docx
+++ b/Entrega 1/Evidencias Grupales/1.5_Fase 1_Definicion Proyecto APT.docx
@@ -838,10 +838,6 @@
             </w:pPr>
             <w:proofErr w:type="spellStart"/>
             <w:r>
-              <w:rPr>
-                <w:sz w:val="20"/>
-                <w:szCs w:val="20"/>
-              </w:rPr>
               <w:t>ServiHogar</w:t>
             </w:r>
             <w:proofErr w:type="spellEnd"/>
@@ -883,10 +879,6 @@
               </w:rPr>
             </w:pPr>
             <w:r>
-              <w:rPr>
-                <w:sz w:val="20"/>
-                <w:szCs w:val="20"/>
-              </w:rPr>
               <w:t>Área de Software</w:t>
             </w:r>
           </w:p>
@@ -929,15 +921,12 @@
           </w:tcPr>
           <w:p>
             <w:pPr>
+              <w:spacing w:line="240" w:lineRule="auto"/>
               <w:rPr>
                 <w:b/>
               </w:rPr>
             </w:pPr>
             <w:r>
-              <w:rPr>
-                <w:sz w:val="20"/>
-                <w:szCs w:val="20"/>
-              </w:rPr>
               <w:t>Desarrollar una solución de software utilizando técnicas que permitan sistematizar el proceso de desarrollo y mantenimiento, asegurando el logro de los objetivos.</w:t>
             </w:r>
           </w:p>
@@ -1080,224 +1069,160 @@
           </w:tcPr>
           <w:p>
             <w:pPr>
-              <w:spacing w:before="240" w:after="240"/>
+              <w:spacing w:before="240" w:after="240" w:line="240" w:lineRule="auto"/>
               <w:jc w:val="both"/>
               <w:rPr>
                 <w:iCs/>
-                <w:sz w:val="20"/>
-                <w:szCs w:val="20"/>
-              </w:rPr>
-            </w:pPr>
-            <w:r>
-              <w:rPr>
-                <w:iCs/>
-                <w:sz w:val="20"/>
-                <w:szCs w:val="20"/>
+              </w:rPr>
+            </w:pPr>
+            <w:r>
+              <w:rPr>
+                <w:iCs/>
               </w:rPr>
               <w:t xml:space="preserve">Actualmente, muchas personas requieren servicios a domicilio como </w:t>
             </w:r>
             <w:r>
               <w:rPr>
                 <w:iCs/>
-                <w:sz w:val="20"/>
-                <w:szCs w:val="20"/>
               </w:rPr>
               <w:t>limpieza del hogar</w:t>
             </w:r>
             <w:r>
               <w:rPr>
                 <w:iCs/>
-                <w:sz w:val="20"/>
-                <w:szCs w:val="20"/>
               </w:rPr>
               <w:t>, gasfitería</w:t>
             </w:r>
             <w:r>
               <w:rPr>
                 <w:iCs/>
-                <w:sz w:val="20"/>
-                <w:szCs w:val="20"/>
               </w:rPr>
               <w:t xml:space="preserve"> </w:t>
             </w:r>
             <w:r>
               <w:rPr>
                 <w:iCs/>
-                <w:sz w:val="20"/>
-                <w:szCs w:val="20"/>
               </w:rPr>
               <w:t>o jardinería, pero no cuentan con una plataforma confiable para encontrar profesionales en su zona. A la vez, muchos trabajadores independientes</w:t>
             </w:r>
             <w:r>
               <w:rPr>
                 <w:iCs/>
-                <w:sz w:val="20"/>
-                <w:szCs w:val="20"/>
               </w:rPr>
               <w:t xml:space="preserve"> </w:t>
             </w:r>
             <w:r>
               <w:rPr>
                 <w:iCs/>
-                <w:sz w:val="20"/>
-                <w:szCs w:val="20"/>
               </w:rPr>
               <w:t>tienen poca visibilidad y dificultades para captar clientes.</w:t>
             </w:r>
           </w:p>
           <w:p>
             <w:pPr>
-              <w:spacing w:before="240" w:after="240"/>
+              <w:spacing w:before="240" w:after="240" w:line="240" w:lineRule="auto"/>
               <w:jc w:val="both"/>
               <w:rPr>
                 <w:iCs/>
-                <w:sz w:val="20"/>
-                <w:szCs w:val="20"/>
-              </w:rPr>
-            </w:pPr>
-            <w:r>
-              <w:rPr>
-                <w:iCs/>
-                <w:sz w:val="20"/>
-                <w:szCs w:val="20"/>
+              </w:rPr>
+            </w:pPr>
+            <w:r>
+              <w:rPr>
+                <w:iCs/>
               </w:rPr>
               <w:t xml:space="preserve">Este proyecto busca desarrollar una plataforma web que conecte a clientes con trabajadores </w:t>
             </w:r>
             <w:r>
               <w:rPr>
                 <w:iCs/>
-                <w:sz w:val="20"/>
-                <w:szCs w:val="20"/>
               </w:rPr>
               <w:t xml:space="preserve">independientes </w:t>
             </w:r>
             <w:r>
               <w:rPr>
                 <w:iCs/>
-                <w:sz w:val="20"/>
-                <w:szCs w:val="20"/>
               </w:rPr>
               <w:t xml:space="preserve">que ofrecen servicios en el hogar, organizando la información por regiones y comunas, y mostrando </w:t>
             </w:r>
             <w:r>
               <w:rPr>
                 <w:iCs/>
-                <w:sz w:val="20"/>
-                <w:szCs w:val="20"/>
-              </w:rPr>
-              <w:t xml:space="preserve">tarjetas de servicios con la información </w:t>
-            </w:r>
-            <w:r>
-              <w:rPr>
-                <w:iCs/>
-                <w:sz w:val="20"/>
-                <w:szCs w:val="20"/>
-              </w:rPr>
-              <w:t>n</w:t>
-            </w:r>
-            <w:r>
-              <w:rPr>
-                <w:iCs/>
-                <w:sz w:val="20"/>
-                <w:szCs w:val="20"/>
-              </w:rPr>
-              <w:t>ecesaria.</w:t>
-            </w:r>
-          </w:p>
-          <w:p>
-            <w:pPr>
-              <w:spacing w:before="240" w:after="240"/>
+              </w:rPr>
+              <w:t>tarjetas de servicios con la información necesaria.</w:t>
+            </w:r>
+          </w:p>
+          <w:p>
+            <w:pPr>
+              <w:spacing w:before="240" w:after="240" w:line="240" w:lineRule="auto"/>
               <w:jc w:val="both"/>
               <w:rPr>
                 <w:iCs/>
-                <w:sz w:val="20"/>
-                <w:szCs w:val="20"/>
-              </w:rPr>
-            </w:pPr>
-            <w:r>
-              <w:rPr>
-                <w:iCs/>
-                <w:sz w:val="20"/>
-                <w:szCs w:val="20"/>
+              </w:rPr>
+            </w:pPr>
+            <w:r>
+              <w:rPr>
+                <w:iCs/>
               </w:rPr>
               <w:t xml:space="preserve">El proyecto se enfocará inicialmente en </w:t>
             </w:r>
             <w:r>
               <w:rPr>
                 <w:iCs/>
-                <w:sz w:val="20"/>
-                <w:szCs w:val="20"/>
               </w:rPr>
               <w:t>Chile</w:t>
             </w:r>
             <w:r>
               <w:rPr>
                 <w:iCs/>
-                <w:sz w:val="20"/>
-                <w:szCs w:val="20"/>
               </w:rPr>
               <w:t>. Beneficiará tanto a usuarios como a trabajadores, promoviendo la formalización, organización y mayor acceso a oportunidades laborales.</w:t>
             </w:r>
           </w:p>
           <w:p>
             <w:pPr>
-              <w:spacing w:before="240" w:after="240"/>
+              <w:spacing w:before="240" w:after="240" w:line="240" w:lineRule="auto"/>
               <w:jc w:val="both"/>
               <w:rPr>
                 <w:iCs/>
-                <w:sz w:val="20"/>
-                <w:szCs w:val="20"/>
-              </w:rPr>
-            </w:pPr>
-            <w:r>
-              <w:rPr>
-                <w:iCs/>
-                <w:sz w:val="20"/>
-                <w:szCs w:val="20"/>
+              </w:rPr>
+            </w:pPr>
+            <w:r>
+              <w:rPr>
+                <w:iCs/>
               </w:rPr>
               <w:t>Desde la perspectiva de la Ingeniería en Informática, es relevante porque implica la planificación, diseño e implementación de una solución digital que responde a una necesidad real, aplicando conocimientos técnicos como análisis de requerimientos, arquitectura web</w:t>
             </w:r>
             <w:r>
               <w:rPr>
                 <w:iCs/>
-                <w:sz w:val="20"/>
-                <w:szCs w:val="20"/>
               </w:rPr>
               <w:t>,</w:t>
             </w:r>
             <w:r>
               <w:rPr>
                 <w:iCs/>
-                <w:sz w:val="20"/>
-                <w:szCs w:val="20"/>
               </w:rPr>
               <w:t xml:space="preserve"> gestión de proyectos</w:t>
             </w:r>
             <w:r>
               <w:rPr>
                 <w:iCs/>
-                <w:sz w:val="20"/>
-                <w:szCs w:val="20"/>
               </w:rPr>
               <w:t xml:space="preserve"> e inteligencia de negocios</w:t>
             </w:r>
             <w:r>
               <w:rPr>
                 <w:iCs/>
-                <w:sz w:val="20"/>
-                <w:szCs w:val="20"/>
               </w:rPr>
               <w:t>.</w:t>
             </w:r>
           </w:p>
           <w:p>
             <w:pPr>
-              <w:spacing w:before="240" w:after="240"/>
+              <w:spacing w:before="240" w:after="240" w:line="240" w:lineRule="auto"/>
               <w:jc w:val="both"/>
               <w:rPr>
                 <w:iCs/>
-                <w:sz w:val="20"/>
-                <w:szCs w:val="20"/>
               </w:rPr>
             </w:pPr>
             <w:r>
@@ -1305,28 +1230,22 @@
                 <w:b/>
                 <w:bCs/>
                 <w:iCs/>
-                <w:sz w:val="20"/>
-                <w:szCs w:val="20"/>
               </w:rPr>
               <w:t>Valor Diferencial</w:t>
             </w:r>
           </w:p>
           <w:p>
             <w:pPr>
-              <w:spacing w:before="240" w:after="240"/>
+              <w:spacing w:before="240" w:after="240" w:line="240" w:lineRule="auto"/>
               <w:jc w:val="both"/>
               <w:rPr>
                 <w:iCs/>
-                <w:sz w:val="20"/>
-                <w:szCs w:val="20"/>
               </w:rPr>
             </w:pPr>
             <w:proofErr w:type="spellStart"/>
             <w:r>
               <w:rPr>
                 <w:iCs/>
-                <w:sz w:val="20"/>
-                <w:szCs w:val="20"/>
               </w:rPr>
               <w:t>ServiHogar</w:t>
             </w:r>
@@ -1334,80 +1253,60 @@
             <w:r>
               <w:rPr>
                 <w:iCs/>
-                <w:sz w:val="20"/>
-                <w:szCs w:val="20"/>
               </w:rPr>
               <w:t xml:space="preserve"> estará disponible en </w:t>
             </w:r>
             <w:r>
               <w:rPr>
                 <w:iCs/>
-                <w:sz w:val="20"/>
-                <w:szCs w:val="20"/>
               </w:rPr>
               <w:t>todas las regiones de</w:t>
             </w:r>
             <w:r>
               <w:rPr>
                 <w:iCs/>
-                <w:sz w:val="20"/>
-                <w:szCs w:val="20"/>
               </w:rPr>
               <w:t xml:space="preserve"> Chi</w:t>
             </w:r>
             <w:r>
               <w:rPr>
                 <w:iCs/>
-                <w:sz w:val="20"/>
-                <w:szCs w:val="20"/>
               </w:rPr>
               <w:t xml:space="preserve">le, en el cual podemos obtener un análisis de tendencias </w:t>
             </w:r>
             <w:r>
               <w:rPr>
                 <w:iCs/>
-                <w:sz w:val="20"/>
-                <w:szCs w:val="20"/>
               </w:rPr>
               <w:t xml:space="preserve">con </w:t>
             </w:r>
             <w:r>
               <w:rPr>
                 <w:iCs/>
-                <w:sz w:val="20"/>
-                <w:szCs w:val="20"/>
               </w:rPr>
               <w:t>los servicios que más se solicitan</w:t>
             </w:r>
             <w:r>
               <w:rPr>
                 <w:iCs/>
-                <w:sz w:val="20"/>
-                <w:szCs w:val="20"/>
               </w:rPr>
               <w:t xml:space="preserve"> por zona</w:t>
             </w:r>
             <w:r>
               <w:rPr>
                 <w:iCs/>
-                <w:sz w:val="20"/>
-                <w:szCs w:val="20"/>
               </w:rPr>
               <w:t xml:space="preserve">, podremos comparar que porcentaje de la población prefiere modernizarse al hacer uso de esta plataforma y analizar preferencias de los usuarios </w:t>
             </w:r>
             <w:r>
               <w:rPr>
                 <w:iCs/>
-                <w:sz w:val="20"/>
-                <w:szCs w:val="20"/>
               </w:rPr>
               <w:t>en base</w:t>
             </w:r>
             <w:r>
               <w:rPr>
                 <w:iCs/>
-                <w:sz w:val="20"/>
-                <w:szCs w:val="20"/>
               </w:rPr>
               <w:t xml:space="preserve"> a la edad o género.</w:t>
             </w:r>
@@ -1444,29 +1343,25 @@
           </w:tcPr>
           <w:p>
             <w:pPr>
+              <w:spacing w:line="240" w:lineRule="auto"/>
               <w:jc w:val="both"/>
               <w:rPr>
                 <w:iCs/>
-                <w:sz w:val="20"/>
-                <w:szCs w:val="20"/>
-              </w:rPr>
-            </w:pPr>
-            <w:r>
-              <w:rPr>
-                <w:iCs/>
-                <w:sz w:val="20"/>
-                <w:szCs w:val="20"/>
+              </w:rPr>
+            </w:pPr>
+            <w:r>
+              <w:rPr>
+                <w:iCs/>
               </w:rPr>
               <w:t>Actualmente, muchos de estos trabajadores dependen casi exclusivamente de recomendaciones boca a boca o contactos limitados en redes sociales, lo que restringe su alcance y oportunidades. Nuestra propuesta busca digitalizar y profesionalizar esta conexión, ofreciendo un espacio donde puedan crear un perfil, administrar su oferta de servicios y recibir contrataciones de forma directa y segura.</w:t>
             </w:r>
           </w:p>
           <w:p>
             <w:pPr>
+              <w:spacing w:line="240" w:lineRule="auto"/>
               <w:jc w:val="both"/>
               <w:rPr>
                 <w:iCs/>
-                <w:sz w:val="20"/>
-                <w:szCs w:val="20"/>
               </w:rPr>
             </w:pPr>
             <w:r>
@@ -1474,8 +1369,6 @@
                 <w:b/>
                 <w:bCs/>
                 <w:iCs/>
-                <w:sz w:val="20"/>
-                <w:szCs w:val="20"/>
               </w:rPr>
               <w:t>Funcionamiento y características principales</w:t>
             </w:r>
@@ -1486,10 +1379,9 @@
                 <w:ilvl w:val="0"/>
                 <w:numId w:val="8"/>
               </w:numPr>
-              <w:rPr>
-                <w:iCs/>
-                <w:sz w:val="20"/>
-                <w:szCs w:val="20"/>
+              <w:spacing w:line="240" w:lineRule="auto"/>
+              <w:rPr>
+                <w:iCs/>
               </w:rPr>
             </w:pPr>
             <w:r>
@@ -1497,8 +1389,6 @@
                 <w:b/>
                 <w:bCs/>
                 <w:iCs/>
-                <w:sz w:val="20"/>
-                <w:szCs w:val="20"/>
               </w:rPr>
               <w:t>Registro y creación de perfil</w:t>
             </w:r>
@@ -1509,33 +1399,26 @@
                 <w:ilvl w:val="1"/>
                 <w:numId w:val="9"/>
               </w:numPr>
-              <w:rPr>
-                <w:iCs/>
-                <w:sz w:val="20"/>
-                <w:szCs w:val="20"/>
-              </w:rPr>
-            </w:pPr>
-            <w:r>
-              <w:rPr>
-                <w:iCs/>
-                <w:sz w:val="20"/>
-                <w:szCs w:val="20"/>
+              <w:spacing w:line="240" w:lineRule="auto"/>
+              <w:rPr>
+                <w:iCs/>
+              </w:rPr>
+            </w:pPr>
+            <w:r>
+              <w:rPr>
+                <w:iCs/>
               </w:rPr>
               <w:t xml:space="preserve">Los </w:t>
             </w:r>
             <w:r>
               <w:rPr>
                 <w:iCs/>
-                <w:sz w:val="20"/>
-                <w:szCs w:val="20"/>
               </w:rPr>
               <w:t>usuarios</w:t>
             </w:r>
             <w:r>
               <w:rPr>
                 <w:iCs/>
-                <w:sz w:val="20"/>
-                <w:szCs w:val="20"/>
               </w:rPr>
               <w:t xml:space="preserve"> podrán registrarse en la plataforma y crear su “tarjeta de trabajo” o perfil digital.</w:t>
             </w:r>
@@ -1546,113 +1429,99 @@
                 <w:ilvl w:val="1"/>
                 <w:numId w:val="10"/>
               </w:numPr>
-              <w:rPr>
-                <w:iCs/>
-                <w:sz w:val="20"/>
-                <w:szCs w:val="20"/>
-              </w:rPr>
-            </w:pPr>
-            <w:r>
-              <w:rPr>
-                <w:iCs/>
-                <w:sz w:val="20"/>
-                <w:szCs w:val="20"/>
-              </w:rPr>
-              <w:t>El perfil incluirá datos como: nombre,</w:t>
-            </w:r>
-            <w:r>
-              <w:rPr>
-                <w:iCs/>
-                <w:sz w:val="20"/>
-                <w:szCs w:val="20"/>
+              <w:spacing w:line="240" w:lineRule="auto"/>
+              <w:rPr>
+                <w:iCs/>
+              </w:rPr>
+            </w:pPr>
+            <w:r>
+              <w:rPr>
+                <w:iCs/>
+              </w:rPr>
+              <w:t>La tarjeta</w:t>
+            </w:r>
+            <w:r>
+              <w:rPr>
+                <w:iCs/>
+              </w:rPr>
+              <w:t xml:space="preserve"> incluirá datos como: nombre,</w:t>
+            </w:r>
+            <w:r>
+              <w:rPr>
+                <w:iCs/>
               </w:rPr>
               <w:t xml:space="preserve"> edad, género,</w:t>
             </w:r>
             <w:r>
               <w:rPr>
                 <w:iCs/>
-                <w:sz w:val="20"/>
-                <w:szCs w:val="20"/>
               </w:rPr>
               <w:t xml:space="preserve"> servicios ofrecidos</w:t>
             </w:r>
             <w:r>
               <w:rPr>
                 <w:iCs/>
-                <w:sz w:val="20"/>
-                <w:szCs w:val="20"/>
               </w:rPr>
               <w:t xml:space="preserve"> (para trabajadores)</w:t>
             </w:r>
             <w:r>
               <w:rPr>
                 <w:iCs/>
-                <w:sz w:val="20"/>
-                <w:szCs w:val="20"/>
               </w:rPr>
               <w:t xml:space="preserve">, </w:t>
             </w:r>
             <w:r>
               <w:rPr>
                 <w:iCs/>
-                <w:sz w:val="20"/>
-                <w:szCs w:val="20"/>
               </w:rPr>
               <w:t>dirección</w:t>
             </w:r>
             <w:r>
               <w:rPr>
                 <w:iCs/>
-                <w:sz w:val="20"/>
-                <w:szCs w:val="20"/>
               </w:rPr>
               <w:t xml:space="preserve">, </w:t>
             </w:r>
             <w:r>
               <w:rPr>
                 <w:iCs/>
-                <w:sz w:val="20"/>
-                <w:szCs w:val="20"/>
-              </w:rPr>
-              <w:t>foto de perfil</w:t>
-            </w:r>
-            <w:r>
-              <w:rPr>
-                <w:iCs/>
-                <w:sz w:val="20"/>
-                <w:szCs w:val="20"/>
+              </w:rPr>
+              <w:t xml:space="preserve">foto de </w:t>
+            </w:r>
+            <w:r>
+              <w:rPr>
+                <w:iCs/>
+              </w:rPr>
+              <w:lastRenderedPageBreak/>
+              <w:t>perfil</w:t>
+            </w:r>
+            <w:r>
+              <w:rPr>
+                <w:iCs/>
               </w:rPr>
               <w:t>, certificaciones</w:t>
             </w:r>
             <w:r>
               <w:rPr>
                 <w:iCs/>
-                <w:sz w:val="20"/>
-                <w:szCs w:val="20"/>
               </w:rPr>
               <w:t xml:space="preserve">, </w:t>
             </w:r>
             <w:r>
               <w:rPr>
                 <w:iCs/>
-                <w:sz w:val="20"/>
-                <w:szCs w:val="20"/>
               </w:rPr>
               <w:t>valor por servicio</w:t>
             </w:r>
             <w:r>
               <w:rPr>
                 <w:iCs/>
-                <w:sz w:val="20"/>
-                <w:szCs w:val="20"/>
               </w:rPr>
               <w:t xml:space="preserve"> y una descripción del servicio</w:t>
             </w:r>
             <w:r>
               <w:rPr>
                 <w:iCs/>
-                <w:sz w:val="20"/>
-                <w:szCs w:val="20"/>
               </w:rPr>
               <w:t>.</w:t>
             </w:r>
@@ -1663,10 +1532,9 @@
                 <w:ilvl w:val="0"/>
                 <w:numId w:val="8"/>
               </w:numPr>
-              <w:rPr>
-                <w:iCs/>
-                <w:sz w:val="20"/>
-                <w:szCs w:val="20"/>
+              <w:spacing w:line="240" w:lineRule="auto"/>
+              <w:rPr>
+                <w:iCs/>
               </w:rPr>
             </w:pPr>
             <w:r>
@@ -1674,8 +1542,6 @@
                 <w:b/>
                 <w:bCs/>
                 <w:iCs/>
-                <w:sz w:val="20"/>
-                <w:szCs w:val="20"/>
               </w:rPr>
               <w:t>Búsqueda y contratación por parte de clientes</w:t>
             </w:r>
@@ -1686,34 +1552,26 @@
                 <w:ilvl w:val="1"/>
                 <w:numId w:val="12"/>
               </w:numPr>
-              <w:rPr>
-                <w:iCs/>
-                <w:sz w:val="20"/>
-                <w:szCs w:val="20"/>
-              </w:rPr>
-            </w:pPr>
-            <w:r>
-              <w:rPr>
-                <w:iCs/>
-                <w:sz w:val="20"/>
-                <w:szCs w:val="20"/>
-              </w:rPr>
-              <w:lastRenderedPageBreak/>
+              <w:spacing w:line="240" w:lineRule="auto"/>
+              <w:rPr>
+                <w:iCs/>
+              </w:rPr>
+            </w:pPr>
+            <w:r>
+              <w:rPr>
+                <w:iCs/>
+              </w:rPr>
               <w:t>Los clientes podrán buscar profesionales filtrando por servicio, ubicación</w:t>
             </w:r>
             <w:r>
               <w:rPr>
                 <w:iCs/>
-                <w:sz w:val="20"/>
-                <w:szCs w:val="20"/>
               </w:rPr>
               <w:t>, género y edad</w:t>
             </w:r>
             <w:r>
               <w:rPr>
                 <w:iCs/>
-                <w:sz w:val="20"/>
-                <w:szCs w:val="20"/>
               </w:rPr>
               <w:t>.</w:t>
             </w:r>
@@ -1724,17 +1582,14 @@
                 <w:ilvl w:val="1"/>
                 <w:numId w:val="13"/>
               </w:numPr>
-              <w:rPr>
-                <w:iCs/>
-                <w:sz w:val="20"/>
-                <w:szCs w:val="20"/>
-              </w:rPr>
-            </w:pPr>
-            <w:r>
-              <w:rPr>
-                <w:iCs/>
-                <w:sz w:val="20"/>
-                <w:szCs w:val="20"/>
+              <w:spacing w:line="240" w:lineRule="auto"/>
+              <w:rPr>
+                <w:iCs/>
+              </w:rPr>
+            </w:pPr>
+            <w:r>
+              <w:rPr>
+                <w:iCs/>
               </w:rPr>
               <w:t xml:space="preserve">Desde la misma plataforma podrán </w:t>
             </w:r>
@@ -1743,8 +1598,6 @@
                 <w:b/>
                 <w:bCs/>
                 <w:iCs/>
-                <w:sz w:val="20"/>
-                <w:szCs w:val="20"/>
               </w:rPr>
               <w:t>reservar</w:t>
             </w:r>
@@ -1753,16 +1606,12 @@
                 <w:b/>
                 <w:bCs/>
                 <w:iCs/>
-                <w:sz w:val="20"/>
-                <w:szCs w:val="20"/>
               </w:rPr>
               <w:t xml:space="preserve"> una fecha</w:t>
             </w:r>
             <w:r>
               <w:rPr>
                 <w:iCs/>
-                <w:sz w:val="20"/>
-                <w:szCs w:val="20"/>
               </w:rPr>
               <w:t xml:space="preserve"> y </w:t>
             </w:r>
@@ -1771,16 +1620,12 @@
                 <w:b/>
                 <w:bCs/>
                 <w:iCs/>
-                <w:sz w:val="20"/>
-                <w:szCs w:val="20"/>
               </w:rPr>
               <w:t>realizar el pago online</w:t>
             </w:r>
             <w:r>
               <w:rPr>
                 <w:iCs/>
-                <w:sz w:val="20"/>
-                <w:szCs w:val="20"/>
               </w:rPr>
               <w:t xml:space="preserve"> para mayor comodidad.</w:t>
             </w:r>
@@ -1791,10 +1636,9 @@
                 <w:ilvl w:val="0"/>
                 <w:numId w:val="8"/>
               </w:numPr>
-              <w:rPr>
-                <w:iCs/>
-                <w:sz w:val="20"/>
-                <w:szCs w:val="20"/>
+              <w:spacing w:line="240" w:lineRule="auto"/>
+              <w:rPr>
+                <w:iCs/>
               </w:rPr>
             </w:pPr>
             <w:r>
@@ -1802,8 +1646,6 @@
                 <w:b/>
                 <w:bCs/>
                 <w:iCs/>
-                <w:sz w:val="20"/>
-                <w:szCs w:val="20"/>
               </w:rPr>
               <w:t>Seguridad y confianza</w:t>
             </w:r>
@@ -1814,25 +1656,20 @@
                 <w:ilvl w:val="1"/>
                 <w:numId w:val="14"/>
               </w:numPr>
-              <w:rPr>
-                <w:iCs/>
-                <w:sz w:val="20"/>
-                <w:szCs w:val="20"/>
-              </w:rPr>
-            </w:pPr>
-            <w:r>
-              <w:rPr>
-                <w:iCs/>
-                <w:sz w:val="20"/>
-                <w:szCs w:val="20"/>
+              <w:spacing w:line="240" w:lineRule="auto"/>
+              <w:rPr>
+                <w:iCs/>
+              </w:rPr>
+            </w:pPr>
+            <w:r>
+              <w:rPr>
+                <w:iCs/>
               </w:rPr>
               <w:t>Implementaremos un sistema de validación de antecedentes</w:t>
             </w:r>
             <w:r>
               <w:rPr>
                 <w:iCs/>
-                <w:sz w:val="20"/>
-                <w:szCs w:val="20"/>
               </w:rPr>
               <w:t xml:space="preserve"> para evitar inconvenientes (por ejemplo, robos o acoso).</w:t>
             </w:r>
@@ -1843,33 +1680,26 @@
                 <w:ilvl w:val="1"/>
                 <w:numId w:val="14"/>
               </w:numPr>
-              <w:rPr>
-                <w:iCs/>
-                <w:sz w:val="20"/>
-                <w:szCs w:val="20"/>
-              </w:rPr>
-            </w:pPr>
-            <w:r>
-              <w:rPr>
-                <w:iCs/>
-                <w:sz w:val="20"/>
-                <w:szCs w:val="20"/>
+              <w:spacing w:line="240" w:lineRule="auto"/>
+              <w:rPr>
+                <w:iCs/>
+              </w:rPr>
+            </w:pPr>
+            <w:r>
+              <w:rPr>
+                <w:iCs/>
               </w:rPr>
               <w:t>Además, tendremos una v</w:t>
             </w:r>
             <w:r>
               <w:rPr>
                 <w:iCs/>
-                <w:sz w:val="20"/>
-                <w:szCs w:val="20"/>
               </w:rPr>
               <w:t>erificación de documentos que acrediten el profesionalismo del trabajador.</w:t>
             </w:r>
             <w:r>
               <w:rPr>
                 <w:iCs/>
-                <w:sz w:val="20"/>
-                <w:szCs w:val="20"/>
               </w:rPr>
               <w:t xml:space="preserve"> Pueden ser títulos, cursos, facturas o boletas de honorarios para confirmar la experiencia.</w:t>
             </w:r>
@@ -1880,49 +1710,38 @@
                 <w:ilvl w:val="1"/>
                 <w:numId w:val="15"/>
               </w:numPr>
-              <w:rPr>
-                <w:iCs/>
-                <w:sz w:val="20"/>
-                <w:szCs w:val="20"/>
-              </w:rPr>
-            </w:pPr>
-            <w:r>
-              <w:rPr>
-                <w:iCs/>
-                <w:sz w:val="20"/>
-                <w:szCs w:val="20"/>
+              <w:spacing w:line="240" w:lineRule="auto"/>
+              <w:rPr>
+                <w:iCs/>
+              </w:rPr>
+            </w:pPr>
+            <w:r>
+              <w:rPr>
+                <w:iCs/>
               </w:rPr>
               <w:t xml:space="preserve">Esto generará mayor </w:t>
             </w:r>
             <w:r>
               <w:rPr>
                 <w:iCs/>
-                <w:sz w:val="20"/>
-                <w:szCs w:val="20"/>
               </w:rPr>
               <w:t>tranquilidad</w:t>
             </w:r>
             <w:r>
               <w:rPr>
                 <w:iCs/>
-                <w:sz w:val="20"/>
-                <w:szCs w:val="20"/>
               </w:rPr>
               <w:t xml:space="preserve"> en los clientes, quienes sabrán que reciben en su hogar a personas </w:t>
             </w:r>
             <w:r>
               <w:rPr>
                 <w:iCs/>
-                <w:sz w:val="20"/>
-                <w:szCs w:val="20"/>
               </w:rPr>
               <w:t>de confianza</w:t>
             </w:r>
             <w:r>
               <w:rPr>
                 <w:iCs/>
-                <w:sz w:val="20"/>
-                <w:szCs w:val="20"/>
               </w:rPr>
               <w:t>.</w:t>
             </w:r>
@@ -1933,10 +1752,9 @@
                 <w:ilvl w:val="0"/>
                 <w:numId w:val="8"/>
               </w:numPr>
-              <w:rPr>
-                <w:iCs/>
-                <w:sz w:val="20"/>
-                <w:szCs w:val="20"/>
+              <w:spacing w:line="240" w:lineRule="auto"/>
+              <w:rPr>
+                <w:iCs/>
               </w:rPr>
             </w:pPr>
             <w:r>
@@ -1944,8 +1762,6 @@
                 <w:b/>
                 <w:bCs/>
                 <w:iCs/>
-                <w:sz w:val="20"/>
-                <w:szCs w:val="20"/>
               </w:rPr>
               <w:t>Servicios iniciales y expansión</w:t>
             </w:r>
@@ -1956,17 +1772,14 @@
                 <w:ilvl w:val="1"/>
                 <w:numId w:val="16"/>
               </w:numPr>
-              <w:rPr>
-                <w:iCs/>
-                <w:sz w:val="20"/>
-                <w:szCs w:val="20"/>
-              </w:rPr>
-            </w:pPr>
-            <w:r>
-              <w:rPr>
-                <w:iCs/>
-                <w:sz w:val="20"/>
-                <w:szCs w:val="20"/>
+              <w:spacing w:line="240" w:lineRule="auto"/>
+              <w:rPr>
+                <w:iCs/>
+              </w:rPr>
+            </w:pPr>
+            <w:r>
+              <w:rPr>
+                <w:iCs/>
               </w:rPr>
               <w:t xml:space="preserve">En una primera etapa, la plataforma se enfocará en </w:t>
             </w:r>
@@ -1975,16 +1788,12 @@
                 <w:b/>
                 <w:bCs/>
                 <w:iCs/>
-                <w:sz w:val="20"/>
-                <w:szCs w:val="20"/>
               </w:rPr>
               <w:t>limpieza del hogar</w:t>
             </w:r>
             <w:r>
               <w:rPr>
                 <w:iCs/>
-                <w:sz w:val="20"/>
-                <w:szCs w:val="20"/>
               </w:rPr>
               <w:t xml:space="preserve">, </w:t>
             </w:r>
@@ -1993,16 +1802,12 @@
                 <w:b/>
                 <w:bCs/>
                 <w:iCs/>
-                <w:sz w:val="20"/>
-                <w:szCs w:val="20"/>
               </w:rPr>
               <w:t>gasfitería</w:t>
             </w:r>
             <w:r>
               <w:rPr>
                 <w:iCs/>
-                <w:sz w:val="20"/>
-                <w:szCs w:val="20"/>
               </w:rPr>
               <w:t xml:space="preserve"> y </w:t>
             </w:r>
@@ -2011,8 +1816,6 @@
                 <w:b/>
                 <w:bCs/>
                 <w:iCs/>
-                <w:sz w:val="20"/>
-                <w:szCs w:val="20"/>
               </w:rPr>
               <w:t>jardinería</w:t>
             </w:r>
@@ -2023,17 +1826,14 @@
                 <w:ilvl w:val="1"/>
                 <w:numId w:val="17"/>
               </w:numPr>
-              <w:rPr>
-                <w:iCs/>
-                <w:sz w:val="20"/>
-                <w:szCs w:val="20"/>
-              </w:rPr>
-            </w:pPr>
-            <w:r>
-              <w:rPr>
-                <w:iCs/>
-                <w:sz w:val="20"/>
-                <w:szCs w:val="20"/>
+              <w:spacing w:line="240" w:lineRule="auto"/>
+              <w:rPr>
+                <w:iCs/>
+              </w:rPr>
+            </w:pPr>
+            <w:r>
+              <w:rPr>
+                <w:iCs/>
               </w:rPr>
               <w:t>Posteriormente, se ampliará el catálogo para incluir más tipos de servicios (ejemplos:</w:t>
             </w:r>
@@ -2042,8 +1842,6 @@
                 <w:b/>
                 <w:bCs/>
                 <w:iCs/>
-                <w:sz w:val="20"/>
-                <w:szCs w:val="20"/>
               </w:rPr>
               <w:t xml:space="preserve"> carpintería,</w:t>
             </w:r>
@@ -2052,8 +1850,6 @@
                 <w:b/>
                 <w:bCs/>
                 <w:iCs/>
-                <w:sz w:val="20"/>
-                <w:szCs w:val="20"/>
               </w:rPr>
               <w:t xml:space="preserve"> soldadura, pintura, </w:t>
             </w:r>
@@ -2062,35 +1858,28 @@
                 <w:b/>
                 <w:bCs/>
                 <w:iCs/>
-                <w:sz w:val="20"/>
-                <w:szCs w:val="20"/>
               </w:rPr>
               <w:t>etc.</w:t>
             </w:r>
             <w:r>
               <w:rPr>
                 <w:iCs/>
-                <w:sz w:val="20"/>
-                <w:szCs w:val="20"/>
               </w:rPr>
               <w:t xml:space="preserve">), permitiendo la integración de profesionales </w:t>
             </w:r>
             <w:r>
               <w:rPr>
                 <w:iCs/>
-                <w:sz w:val="20"/>
-                <w:szCs w:val="20"/>
               </w:rPr>
               <w:t>de todo tipo.</w:t>
             </w:r>
           </w:p>
           <w:p>
             <w:pPr>
+              <w:spacing w:line="240" w:lineRule="auto"/>
               <w:jc w:val="both"/>
               <w:rPr>
                 <w:iCs/>
-                <w:sz w:val="20"/>
-                <w:szCs w:val="20"/>
               </w:rPr>
             </w:pPr>
           </w:p>
@@ -2127,69 +1916,55 @@
           </w:tcPr>
           <w:p>
             <w:pPr>
+              <w:spacing w:line="240" w:lineRule="auto"/>
               <w:jc w:val="both"/>
               <w:rPr>
                 <w:iCs/>
-                <w:sz w:val="20"/>
-                <w:szCs w:val="20"/>
-              </w:rPr>
-            </w:pPr>
-            <w:r>
-              <w:rPr>
-                <w:iCs/>
-                <w:sz w:val="20"/>
-                <w:szCs w:val="20"/>
+              </w:rPr>
+            </w:pPr>
+            <w:r>
+              <w:rPr>
+                <w:iCs/>
               </w:rPr>
               <w:t>El Proyecto APT se relaciona con el perfil de egreso de Ingeniería en Informática porque permite diseñar, desarrollar e implementar una solución digital frente a una necesidad real.</w:t>
             </w:r>
           </w:p>
           <w:p>
             <w:pPr>
+              <w:spacing w:line="240" w:lineRule="auto"/>
               <w:jc w:val="both"/>
               <w:rPr>
                 <w:iCs/>
-                <w:sz w:val="20"/>
-                <w:szCs w:val="20"/>
                 <w:highlight w:val="yellow"/>
               </w:rPr>
             </w:pPr>
             <w:r>
               <w:rPr>
                 <w:iCs/>
-                <w:sz w:val="20"/>
-                <w:szCs w:val="20"/>
               </w:rPr>
               <w:t>Para lograrlo, se aplican competencias clave como el desarrollo de software, la construcción de modelos de datos, el diseño de arquitectura web</w:t>
             </w:r>
             <w:r>
               <w:rPr>
                 <w:iCs/>
-                <w:sz w:val="20"/>
-                <w:szCs w:val="20"/>
               </w:rPr>
               <w:t>,</w:t>
             </w:r>
             <w:r>
               <w:rPr>
                 <w:iCs/>
-                <w:sz w:val="20"/>
-                <w:szCs w:val="20"/>
               </w:rPr>
               <w:t xml:space="preserve"> la gestión de proyectos</w:t>
             </w:r>
             <w:r>
               <w:rPr>
                 <w:iCs/>
-                <w:sz w:val="20"/>
-                <w:szCs w:val="20"/>
               </w:rPr>
               <w:t xml:space="preserve"> e inteligencia de negocios</w:t>
             </w:r>
             <w:r>
               <w:rPr>
                 <w:iCs/>
-                <w:sz w:val="20"/>
-                <w:szCs w:val="20"/>
               </w:rPr>
               <w:t>. Estas habilidades son necesarias para resolver la problemática de conexión entre clientes y trabajadores de servicios a domicilio, mediante una plataforma confiable y funcional.</w:t>
             </w:r>
@@ -2226,51 +2001,40 @@
           </w:tcPr>
           <w:p>
             <w:pPr>
+              <w:spacing w:line="240" w:lineRule="auto"/>
               <w:jc w:val="both"/>
               <w:rPr>
                 <w:iCs/>
-                <w:sz w:val="20"/>
-                <w:szCs w:val="20"/>
                 <w:highlight w:val="yellow"/>
               </w:rPr>
             </w:pPr>
             <w:r>
               <w:rPr>
                 <w:iCs/>
-                <w:sz w:val="20"/>
-                <w:szCs w:val="20"/>
               </w:rPr>
               <w:t xml:space="preserve">Nuestros intereses profesionales están enfocados en el desarrollo de software y la creación de soluciones tecnológicas que generen impacto social. Este proyecto </w:t>
             </w:r>
             <w:r>
               <w:rPr>
                 <w:iCs/>
-                <w:sz w:val="20"/>
-                <w:szCs w:val="20"/>
               </w:rPr>
               <w:t>nos</w:t>
             </w:r>
             <w:r>
               <w:rPr>
                 <w:iCs/>
-                <w:sz w:val="20"/>
-                <w:szCs w:val="20"/>
               </w:rPr>
               <w:t xml:space="preserve"> permite aplicar esos intereses en un contexto real, fortaleciendo </w:t>
             </w:r>
             <w:r>
               <w:rPr>
                 <w:iCs/>
-                <w:sz w:val="20"/>
-                <w:szCs w:val="20"/>
               </w:rPr>
               <w:t>los</w:t>
             </w:r>
             <w:r>
               <w:rPr>
                 <w:iCs/>
-                <w:sz w:val="20"/>
-                <w:szCs w:val="20"/>
               </w:rPr>
               <w:t xml:space="preserve"> conocimientos técnicos y habilidades prácticas. A la vez, contribuye al desarrollo profesional al prepararse para enfrentar desafíos del mundo laboral y aportar con soluciones digitales útiles para la comunidad.</w:t>
             </w:r>
@@ -2296,6 +2060,7 @@
               <w:rPr>
                 <w:color w:val="1F3864"/>
               </w:rPr>
+              <w:lastRenderedPageBreak/>
               <w:t>Factibilidad de desarrollo del Proyecto APT</w:t>
             </w:r>
           </w:p>
@@ -2307,119 +2072,90 @@
           </w:tcPr>
           <w:p>
             <w:pPr>
-              <w:spacing w:before="240" w:after="240"/>
-              <w:rPr>
-                <w:iCs/>
-                <w:sz w:val="20"/>
-                <w:szCs w:val="20"/>
-              </w:rPr>
-            </w:pPr>
-            <w:r>
-              <w:rPr>
-                <w:iCs/>
-                <w:sz w:val="20"/>
-                <w:szCs w:val="20"/>
+              <w:spacing w:before="240" w:after="240" w:line="240" w:lineRule="auto"/>
+              <w:rPr>
+                <w:iCs/>
+              </w:rPr>
+            </w:pPr>
+            <w:r>
+              <w:rPr>
+                <w:iCs/>
               </w:rPr>
               <w:t>El proyecto es viable dentro del semestre, ya que se desarrollará en etapas durante 14 semanas</w:t>
             </w:r>
             <w:r>
               <w:rPr>
                 <w:iCs/>
-                <w:sz w:val="20"/>
-                <w:szCs w:val="20"/>
               </w:rPr>
               <w:t>.</w:t>
             </w:r>
           </w:p>
           <w:p>
             <w:pPr>
-              <w:spacing w:before="240" w:after="240"/>
-              <w:rPr>
-                <w:iCs/>
-                <w:sz w:val="20"/>
-                <w:szCs w:val="20"/>
-              </w:rPr>
-            </w:pPr>
-            <w:r>
-              <w:rPr>
-                <w:iCs/>
-                <w:sz w:val="20"/>
-                <w:szCs w:val="20"/>
+              <w:spacing w:before="240" w:after="240" w:line="240" w:lineRule="auto"/>
+              <w:rPr>
+                <w:iCs/>
+              </w:rPr>
+            </w:pPr>
+            <w:r>
+              <w:rPr>
+                <w:iCs/>
               </w:rPr>
               <w:t xml:space="preserve">Con el fin de obtener ganancias en base al proyecto, se cobrará una comisión de un 5% por servicio realizado, el cual puede cambiar con los años </w:t>
             </w:r>
             <w:r>
               <w:rPr>
                 <w:iCs/>
-                <w:sz w:val="20"/>
-                <w:szCs w:val="20"/>
               </w:rPr>
               <w:t>respecto a</w:t>
             </w:r>
             <w:r>
               <w:rPr>
                 <w:iCs/>
-                <w:sz w:val="20"/>
-                <w:szCs w:val="20"/>
               </w:rPr>
               <w:t xml:space="preserve"> la data que se genere.</w:t>
             </w:r>
           </w:p>
           <w:p>
             <w:pPr>
-              <w:spacing w:before="240" w:after="240"/>
-              <w:rPr>
-                <w:iCs/>
-                <w:sz w:val="20"/>
-                <w:szCs w:val="20"/>
-              </w:rPr>
-            </w:pPr>
-            <w:r>
-              <w:rPr>
-                <w:iCs/>
-                <w:sz w:val="20"/>
-                <w:szCs w:val="20"/>
-              </w:rPr>
-              <w:lastRenderedPageBreak/>
+              <w:spacing w:before="240" w:after="240" w:line="240" w:lineRule="auto"/>
+              <w:rPr>
+                <w:iCs/>
+              </w:rPr>
+            </w:pPr>
+            <w:r>
+              <w:rPr>
+                <w:iCs/>
+              </w:rPr>
               <w:t>Se utilizarán herramientas accesibles como HTML, CSS</w:t>
             </w:r>
             <w:r>
               <w:rPr>
                 <w:iCs/>
-                <w:sz w:val="20"/>
-                <w:szCs w:val="20"/>
               </w:rPr>
               <w:t xml:space="preserve">, Python, Microsoft Proyect </w:t>
             </w:r>
             <w:r>
               <w:rPr>
                 <w:iCs/>
-                <w:sz w:val="20"/>
-                <w:szCs w:val="20"/>
               </w:rPr>
               <w:t>y plataformas gratuitas como</w:t>
             </w:r>
             <w:r>
               <w:rPr>
                 <w:iCs/>
-                <w:sz w:val="20"/>
-                <w:szCs w:val="20"/>
               </w:rPr>
               <w:t xml:space="preserve"> GitHub para subir</w:t>
             </w:r>
             <w:r>
               <w:rPr>
                 <w:iCs/>
-                <w:sz w:val="20"/>
-                <w:szCs w:val="20"/>
               </w:rPr>
               <w:t xml:space="preserve"> el código y documentación, y</w:t>
             </w:r>
             <w:r>
               <w:rPr>
                 <w:iCs/>
-                <w:sz w:val="20"/>
-                <w:szCs w:val="20"/>
               </w:rPr>
               <w:t xml:space="preserve"> </w:t>
             </w:r>
@@ -2427,8 +2163,6 @@
             <w:r>
               <w:rPr>
                 <w:iCs/>
-                <w:sz w:val="20"/>
-                <w:szCs w:val="20"/>
               </w:rPr>
               <w:t>Firebase</w:t>
             </w:r>
@@ -2436,43 +2170,33 @@
             <w:r>
               <w:rPr>
                 <w:iCs/>
-                <w:sz w:val="20"/>
-                <w:szCs w:val="20"/>
               </w:rPr>
               <w:t xml:space="preserve"> para base de datos y hosting</w:t>
             </w:r>
             <w:r>
               <w:rPr>
                 <w:iCs/>
-                <w:sz w:val="20"/>
-                <w:szCs w:val="20"/>
               </w:rPr>
               <w:t>.</w:t>
             </w:r>
           </w:p>
           <w:p>
             <w:pPr>
-              <w:spacing w:before="240" w:after="240"/>
-              <w:rPr>
-                <w:iCs/>
-                <w:sz w:val="20"/>
-                <w:szCs w:val="20"/>
+              <w:spacing w:before="240" w:after="240" w:line="240" w:lineRule="auto"/>
+              <w:rPr>
+                <w:iCs/>
               </w:rPr>
             </w:pPr>
             <w:r>
               <w:rPr>
                 <w:b/>
                 <w:iCs/>
-                <w:sz w:val="20"/>
-                <w:szCs w:val="20"/>
               </w:rPr>
               <w:t>Factores que facilitan su desarrollo</w:t>
             </w:r>
             <w:r>
               <w:rPr>
                 <w:iCs/>
-                <w:sz w:val="20"/>
-                <w:szCs w:val="20"/>
               </w:rPr>
               <w:t>:</w:t>
             </w:r>
@@ -2483,26 +2207,20 @@
                 <w:ilvl w:val="0"/>
                 <w:numId w:val="2"/>
               </w:numPr>
-              <w:spacing w:before="240" w:after="0"/>
-              <w:rPr>
-                <w:iCs/>
-                <w:sz w:val="20"/>
-                <w:szCs w:val="20"/>
-              </w:rPr>
-            </w:pPr>
-            <w:r>
-              <w:rPr>
-                <w:iCs/>
-                <w:sz w:val="20"/>
-                <w:szCs w:val="20"/>
+              <w:spacing w:before="240" w:after="0" w:line="240" w:lineRule="auto"/>
+              <w:rPr>
+                <w:iCs/>
+              </w:rPr>
+            </w:pPr>
+            <w:r>
+              <w:rPr>
+                <w:iCs/>
               </w:rPr>
               <w:t>Conocimientos previos en desarrollo web.</w:t>
             </w:r>
             <w:r>
               <w:rPr>
                 <w:iCs/>
-                <w:sz w:val="20"/>
-                <w:szCs w:val="20"/>
               </w:rPr>
               <w:br/>
             </w:r>
@@ -2513,93 +2231,71 @@
                 <w:ilvl w:val="0"/>
                 <w:numId w:val="2"/>
               </w:numPr>
-              <w:spacing w:after="240"/>
-              <w:rPr>
-                <w:iCs/>
-                <w:sz w:val="20"/>
-                <w:szCs w:val="20"/>
-              </w:rPr>
-            </w:pPr>
-            <w:r>
-              <w:rPr>
-                <w:iCs/>
-                <w:sz w:val="20"/>
-                <w:szCs w:val="20"/>
+              <w:spacing w:after="240" w:line="240" w:lineRule="auto"/>
+              <w:rPr>
+                <w:iCs/>
+              </w:rPr>
+            </w:pPr>
+            <w:r>
+              <w:rPr>
+                <w:iCs/>
               </w:rPr>
               <w:t xml:space="preserve">Acceso a </w:t>
             </w:r>
             <w:r>
               <w:rPr>
                 <w:iCs/>
-                <w:sz w:val="20"/>
-                <w:szCs w:val="20"/>
               </w:rPr>
               <w:t xml:space="preserve">los </w:t>
             </w:r>
             <w:r>
               <w:rPr>
                 <w:iCs/>
-                <w:sz w:val="20"/>
-                <w:szCs w:val="20"/>
               </w:rPr>
               <w:t>recursos</w:t>
             </w:r>
             <w:r>
               <w:rPr>
                 <w:iCs/>
-                <w:sz w:val="20"/>
-                <w:szCs w:val="20"/>
               </w:rPr>
               <w:t xml:space="preserve"> mencionados</w:t>
             </w:r>
             <w:r>
               <w:rPr>
                 <w:iCs/>
-                <w:sz w:val="20"/>
-                <w:szCs w:val="20"/>
               </w:rPr>
               <w:t xml:space="preserve"> y </w:t>
             </w:r>
             <w:r>
               <w:rPr>
                 <w:iCs/>
-                <w:sz w:val="20"/>
-                <w:szCs w:val="20"/>
               </w:rPr>
               <w:t>guías online</w:t>
             </w:r>
             <w:r>
               <w:rPr>
                 <w:iCs/>
-                <w:sz w:val="20"/>
-                <w:szCs w:val="20"/>
               </w:rPr>
               <w:t>.</w:t>
             </w:r>
           </w:p>
           <w:p>
             <w:pPr>
-              <w:spacing w:before="240" w:after="240"/>
-              <w:rPr>
-                <w:iCs/>
-                <w:sz w:val="20"/>
-                <w:szCs w:val="20"/>
+              <w:spacing w:before="240" w:after="240" w:line="240" w:lineRule="auto"/>
+              <w:rPr>
+                <w:iCs/>
               </w:rPr>
             </w:pPr>
             <w:r>
               <w:rPr>
                 <w:b/>
                 <w:iCs/>
-                <w:sz w:val="20"/>
-                <w:szCs w:val="20"/>
               </w:rPr>
               <w:t>Posibles dificultades</w:t>
             </w:r>
             <w:r>
               <w:rPr>
                 <w:iCs/>
-                <w:sz w:val="20"/>
-                <w:szCs w:val="20"/>
               </w:rPr>
               <w:t>:</w:t>
             </w:r>
@@ -2610,26 +2306,20 @@
                 <w:ilvl w:val="0"/>
                 <w:numId w:val="4"/>
               </w:numPr>
-              <w:spacing w:before="240" w:after="240"/>
-              <w:rPr>
-                <w:iCs/>
-                <w:sz w:val="20"/>
-                <w:szCs w:val="20"/>
-              </w:rPr>
-            </w:pPr>
-            <w:r>
-              <w:rPr>
-                <w:iCs/>
-                <w:sz w:val="20"/>
-                <w:szCs w:val="20"/>
+              <w:spacing w:before="240" w:after="240" w:line="240" w:lineRule="auto"/>
+              <w:rPr>
+                <w:iCs/>
+              </w:rPr>
+            </w:pPr>
+            <w:r>
+              <w:rPr>
+                <w:iCs/>
               </w:rPr>
               <w:t xml:space="preserve">Falta de experiencia </w:t>
             </w:r>
             <w:r>
               <w:rPr>
                 <w:iCs/>
-                <w:sz w:val="20"/>
-                <w:szCs w:val="20"/>
               </w:rPr>
               <w:t>en el desarrollo o implementaciones del código.</w:t>
             </w:r>
@@ -2640,45 +2330,35 @@
                 <w:ilvl w:val="0"/>
                 <w:numId w:val="4"/>
               </w:numPr>
-              <w:spacing w:before="240" w:after="240"/>
-              <w:rPr>
-                <w:iCs/>
-                <w:sz w:val="20"/>
-                <w:szCs w:val="20"/>
-              </w:rPr>
-            </w:pPr>
-            <w:r>
-              <w:rPr>
-                <w:iCs/>
-                <w:sz w:val="20"/>
-                <w:szCs w:val="20"/>
+              <w:spacing w:before="240" w:after="240" w:line="240" w:lineRule="auto"/>
+              <w:rPr>
+                <w:iCs/>
+              </w:rPr>
+            </w:pPr>
+            <w:r>
+              <w:rPr>
+                <w:iCs/>
               </w:rPr>
               <w:t>Poco conocimiento de tecnicismo informático.</w:t>
             </w:r>
           </w:p>
           <w:p>
             <w:pPr>
-              <w:spacing w:before="240" w:after="240"/>
-              <w:rPr>
-                <w:iCs/>
-                <w:sz w:val="20"/>
-                <w:szCs w:val="20"/>
+              <w:spacing w:before="240" w:after="240" w:line="240" w:lineRule="auto"/>
+              <w:rPr>
+                <w:iCs/>
               </w:rPr>
             </w:pPr>
             <w:r>
               <w:rPr>
                 <w:b/>
                 <w:iCs/>
-                <w:sz w:val="20"/>
-                <w:szCs w:val="20"/>
               </w:rPr>
               <w:t>Soluciones</w:t>
             </w:r>
             <w:r>
               <w:rPr>
                 <w:iCs/>
-                <w:sz w:val="20"/>
-                <w:szCs w:val="20"/>
               </w:rPr>
               <w:t>:</w:t>
             </w:r>
@@ -2689,34 +2369,26 @@
                 <w:ilvl w:val="0"/>
                 <w:numId w:val="5"/>
               </w:numPr>
-              <w:spacing w:before="240" w:after="240"/>
+              <w:spacing w:before="240" w:after="240" w:line="240" w:lineRule="auto"/>
               <w:rPr>
                 <w:i/>
-                <w:sz w:val="20"/>
-                <w:szCs w:val="20"/>
-              </w:rPr>
-            </w:pPr>
-            <w:r>
-              <w:rPr>
-                <w:iCs/>
-                <w:sz w:val="20"/>
-                <w:szCs w:val="20"/>
+              </w:rPr>
+            </w:pPr>
+            <w:r>
+              <w:rPr>
+                <w:iCs/>
               </w:rPr>
               <w:t xml:space="preserve">Apoyo en documentación, </w:t>
             </w:r>
             <w:r>
               <w:rPr>
                 <w:iCs/>
-                <w:sz w:val="20"/>
-                <w:szCs w:val="20"/>
               </w:rPr>
               <w:t>profesores</w:t>
             </w:r>
             <w:r>
               <w:rPr>
                 <w:iCs/>
-                <w:sz w:val="20"/>
-                <w:szCs w:val="20"/>
               </w:rPr>
               <w:t xml:space="preserve"> y aprendizaje autodidacta.</w:t>
             </w:r>
@@ -2875,18 +2547,15 @@
           </w:tcPr>
           <w:p>
             <w:pPr>
+              <w:spacing w:line="240" w:lineRule="auto"/>
               <w:jc w:val="both"/>
               <w:rPr>
                 <w:iCs/>
-                <w:sz w:val="20"/>
-                <w:szCs w:val="20"/>
-              </w:rPr>
-            </w:pPr>
-            <w:r>
-              <w:rPr>
-                <w:iCs/>
-                <w:sz w:val="20"/>
-                <w:szCs w:val="20"/>
+              </w:rPr>
+            </w:pPr>
+            <w:r>
+              <w:rPr>
+                <w:iCs/>
               </w:rPr>
               <w:t>Desarrollar una plataforma web que conecte a trabajadores independientes de servicios a domicilio con los clientes.</w:t>
             </w:r>
@@ -2928,18 +2597,14 @@
                 <w:ilvl w:val="0"/>
                 <w:numId w:val="18"/>
               </w:numPr>
-              <w:spacing w:before="240" w:after="240"/>
-              <w:rPr>
-                <w:iCs/>
-                <w:sz w:val="20"/>
-                <w:szCs w:val="20"/>
-              </w:rPr>
-            </w:pPr>
-            <w:r>
-              <w:rPr>
-                <w:iCs/>
-                <w:sz w:val="20"/>
-                <w:szCs w:val="20"/>
+              <w:spacing w:before="240" w:after="240" w:line="240" w:lineRule="auto"/>
+              <w:rPr>
+                <w:iCs/>
+              </w:rPr>
+            </w:pPr>
+            <w:r>
+              <w:rPr>
+                <w:iCs/>
               </w:rPr>
               <w:t>Alcanzar un registro de al menos 500 trabajadores independientes en la plataforma durante el primer año de funcionamiento.</w:t>
             </w:r>
@@ -2947,11 +2612,9 @@
           <w:p>
             <w:pPr>
               <w:pStyle w:val="Prrafodelista"/>
-              <w:spacing w:before="240" w:after="240"/>
-              <w:rPr>
-                <w:iCs/>
-                <w:sz w:val="20"/>
-                <w:szCs w:val="20"/>
+              <w:spacing w:before="240" w:after="240" w:line="240" w:lineRule="auto"/>
+              <w:rPr>
+                <w:iCs/>
               </w:rPr>
             </w:pPr>
           </w:p>
@@ -2962,46 +2625,24 @@
                 <w:ilvl w:val="0"/>
                 <w:numId w:val="18"/>
               </w:numPr>
-              <w:spacing w:before="240" w:after="240"/>
-              <w:rPr>
-                <w:iCs/>
-                <w:sz w:val="20"/>
-                <w:szCs w:val="20"/>
-              </w:rPr>
-            </w:pPr>
-            <w:r>
-              <w:rPr>
-                <w:iCs/>
-                <w:sz w:val="20"/>
-                <w:szCs w:val="20"/>
-              </w:rPr>
-              <w:t xml:space="preserve">Lograr la inscripción de 2.000 clientes en los primeros </w:t>
-            </w:r>
-            <w:r>
-              <w:rPr>
-                <w:iCs/>
-                <w:sz w:val="20"/>
-                <w:szCs w:val="20"/>
-              </w:rPr>
-              <w:t>15</w:t>
-            </w:r>
-            <w:r>
-              <w:rPr>
-                <w:iCs/>
-                <w:sz w:val="20"/>
-                <w:szCs w:val="20"/>
-              </w:rPr>
-              <w:t xml:space="preserve"> meses de operación.</w:t>
+              <w:spacing w:before="240" w:after="240" w:line="240" w:lineRule="auto"/>
+              <w:rPr>
+                <w:iCs/>
+              </w:rPr>
+            </w:pPr>
+            <w:r>
+              <w:rPr>
+                <w:iCs/>
+              </w:rPr>
+              <w:t>Lograr la inscripción de 2.000 clientes en los primeros 15 meses de operación.</w:t>
             </w:r>
           </w:p>
           <w:p>
             <w:pPr>
               <w:pStyle w:val="Prrafodelista"/>
-              <w:spacing w:before="240" w:after="240"/>
-              <w:rPr>
-                <w:iCs/>
-                <w:sz w:val="20"/>
-                <w:szCs w:val="20"/>
+              <w:spacing w:before="240" w:after="240" w:line="240" w:lineRule="auto"/>
+              <w:rPr>
+                <w:iCs/>
               </w:rPr>
             </w:pPr>
           </w:p>
@@ -3012,46 +2653,25 @@
                 <w:ilvl w:val="0"/>
                 <w:numId w:val="18"/>
               </w:numPr>
-              <w:spacing w:before="240" w:after="240"/>
-              <w:rPr>
-                <w:iCs/>
-                <w:sz w:val="20"/>
-                <w:szCs w:val="20"/>
-              </w:rPr>
-            </w:pPr>
-            <w:r>
-              <w:rPr>
-                <w:iCs/>
-                <w:sz w:val="20"/>
-                <w:szCs w:val="20"/>
-              </w:rPr>
-              <w:t xml:space="preserve">Conseguir que al menos el </w:t>
-            </w:r>
-            <w:r>
-              <w:rPr>
-                <w:iCs/>
-                <w:sz w:val="20"/>
-                <w:szCs w:val="20"/>
-              </w:rPr>
-              <w:t>7</w:t>
-            </w:r>
-            <w:r>
-              <w:rPr>
-                <w:iCs/>
-                <w:sz w:val="20"/>
-                <w:szCs w:val="20"/>
-              </w:rPr>
-              <w:t>0% de los trabajadores cuenten con verificación de antecedentes y certificaciones en el primer año.</w:t>
+              <w:spacing w:before="240" w:after="240" w:line="240" w:lineRule="auto"/>
+              <w:rPr>
+                <w:iCs/>
+              </w:rPr>
+            </w:pPr>
+            <w:r>
+              <w:rPr>
+                <w:iCs/>
+              </w:rPr>
+              <w:lastRenderedPageBreak/>
+              <w:t>Conseguir que al menos el 70% de los trabajadores cuenten con verificación de antecedentes y certificaciones en el primer año.</w:t>
             </w:r>
           </w:p>
           <w:p>
             <w:pPr>
               <w:pStyle w:val="Prrafodelista"/>
-              <w:spacing w:before="240" w:after="240"/>
-              <w:rPr>
-                <w:iCs/>
-                <w:sz w:val="20"/>
-                <w:szCs w:val="20"/>
+              <w:spacing w:before="240" w:after="240" w:line="240" w:lineRule="auto"/>
+              <w:rPr>
+                <w:iCs/>
               </w:rPr>
             </w:pPr>
           </w:p>
@@ -3062,62 +2682,24 @@
                 <w:ilvl w:val="0"/>
                 <w:numId w:val="18"/>
               </w:numPr>
-              <w:spacing w:before="240" w:after="240"/>
-              <w:rPr>
-                <w:iCs/>
-                <w:sz w:val="20"/>
-                <w:szCs w:val="20"/>
-              </w:rPr>
-            </w:pPr>
-            <w:r>
-              <w:rPr>
-                <w:iCs/>
-                <w:sz w:val="20"/>
-                <w:szCs w:val="20"/>
-              </w:rPr>
-              <w:t xml:space="preserve">Incrementar en un </w:t>
-            </w:r>
-            <w:r>
-              <w:rPr>
-                <w:iCs/>
-                <w:sz w:val="20"/>
-                <w:szCs w:val="20"/>
-              </w:rPr>
-              <w:t>15</w:t>
-            </w:r>
-            <w:r>
-              <w:rPr>
-                <w:iCs/>
-                <w:sz w:val="20"/>
-                <w:szCs w:val="20"/>
-              </w:rPr>
-              <w:t xml:space="preserve">% la tasa de contratación mensual a lo largo de los </w:t>
-            </w:r>
-            <w:r>
-              <w:rPr>
-                <w:iCs/>
-                <w:sz w:val="20"/>
-                <w:szCs w:val="20"/>
-              </w:rPr>
-              <w:t>2</w:t>
-            </w:r>
-            <w:r>
-              <w:rPr>
-                <w:iCs/>
-                <w:sz w:val="20"/>
-                <w:szCs w:val="20"/>
-              </w:rPr>
-              <w:t xml:space="preserve"> primeros años de funcionamiento.</w:t>
+              <w:spacing w:before="240" w:after="240" w:line="240" w:lineRule="auto"/>
+              <w:rPr>
+                <w:iCs/>
+              </w:rPr>
+            </w:pPr>
+            <w:r>
+              <w:rPr>
+                <w:iCs/>
+              </w:rPr>
+              <w:t>Incrementar en un 15% la tasa de contratación mensual a lo largo de los 2 primeros años de funcionamiento.</w:t>
             </w:r>
           </w:p>
           <w:p>
             <w:pPr>
               <w:pStyle w:val="Prrafodelista"/>
-              <w:spacing w:before="240" w:after="240"/>
-              <w:rPr>
-                <w:iCs/>
-                <w:sz w:val="20"/>
-                <w:szCs w:val="20"/>
+              <w:spacing w:before="240" w:after="240" w:line="240" w:lineRule="auto"/>
+              <w:rPr>
+                <w:iCs/>
               </w:rPr>
             </w:pPr>
           </w:p>
@@ -3128,45 +2710,24 @@
                 <w:ilvl w:val="0"/>
                 <w:numId w:val="18"/>
               </w:numPr>
-              <w:spacing w:before="240" w:after="240"/>
-              <w:rPr>
-                <w:iCs/>
-                <w:sz w:val="20"/>
-                <w:szCs w:val="20"/>
-              </w:rPr>
-            </w:pPr>
-            <w:r>
-              <w:rPr>
-                <w:iCs/>
-                <w:sz w:val="20"/>
-                <w:szCs w:val="20"/>
-              </w:rPr>
-              <w:t xml:space="preserve">Conseguir que al menos el </w:t>
-            </w:r>
-            <w:r>
-              <w:rPr>
-                <w:iCs/>
-                <w:sz w:val="20"/>
-                <w:szCs w:val="20"/>
-              </w:rPr>
-              <w:t>5</w:t>
-            </w:r>
-            <w:r>
-              <w:rPr>
-                <w:iCs/>
-                <w:sz w:val="20"/>
-                <w:szCs w:val="20"/>
-              </w:rPr>
-              <w:t>0% de los clientes realicen una calificación del servicio recibido en el transcurso del primer año.</w:t>
+              <w:spacing w:before="240" w:after="240" w:line="240" w:lineRule="auto"/>
+              <w:rPr>
+                <w:iCs/>
+              </w:rPr>
+            </w:pPr>
+            <w:r>
+              <w:rPr>
+                <w:iCs/>
+              </w:rPr>
+              <w:t>Conseguir que al menos el 50% de los clientes realicen una calificación del servicio recibido en el transcurso del primer año.</w:t>
             </w:r>
           </w:p>
           <w:p>
             <w:pPr>
               <w:pStyle w:val="Prrafodelista"/>
-              <w:rPr>
-                <w:iCs/>
-                <w:sz w:val="20"/>
-                <w:szCs w:val="20"/>
+              <w:spacing w:line="240" w:lineRule="auto"/>
+              <w:rPr>
+                <w:iCs/>
               </w:rPr>
             </w:pPr>
           </w:p>
@@ -3177,18 +2738,14 @@
                 <w:ilvl w:val="0"/>
                 <w:numId w:val="18"/>
               </w:numPr>
-              <w:spacing w:before="240" w:after="240"/>
-              <w:rPr>
-                <w:iCs/>
-                <w:sz w:val="20"/>
-                <w:szCs w:val="20"/>
-              </w:rPr>
-            </w:pPr>
-            <w:r>
-              <w:rPr>
-                <w:iCs/>
-                <w:sz w:val="20"/>
-                <w:szCs w:val="20"/>
+              <w:spacing w:before="240" w:after="240" w:line="240" w:lineRule="auto"/>
+              <w:rPr>
+                <w:iCs/>
+              </w:rPr>
+            </w:pPr>
+            <w:r>
+              <w:rPr>
+                <w:iCs/>
               </w:rPr>
               <w:t>Incorporar al menos tres nuevas categorías de servicios en la plataforma dentro de los primeros dieciocho meses.</w:t>
             </w:r>
@@ -3196,11 +2753,9 @@
           <w:p>
             <w:pPr>
               <w:pStyle w:val="Prrafodelista"/>
-              <w:spacing w:before="240" w:after="240"/>
-              <w:rPr>
-                <w:iCs/>
-                <w:sz w:val="20"/>
-                <w:szCs w:val="20"/>
+              <w:spacing w:before="240" w:after="240" w:line="240" w:lineRule="auto"/>
+              <w:rPr>
+                <w:iCs/>
               </w:rPr>
             </w:pPr>
           </w:p>
@@ -3211,52 +2766,16 @@
                 <w:ilvl w:val="0"/>
                 <w:numId w:val="18"/>
               </w:numPr>
-              <w:spacing w:before="240" w:after="240"/>
-              <w:rPr>
-                <w:iCs/>
-                <w:sz w:val="20"/>
-                <w:szCs w:val="20"/>
-              </w:rPr>
-            </w:pPr>
-            <w:r>
-              <w:rPr>
-                <w:iCs/>
-                <w:sz w:val="20"/>
-                <w:szCs w:val="20"/>
-              </w:rPr>
-              <w:t xml:space="preserve">Alcanzar presencia en al menos </w:t>
-            </w:r>
-            <w:r>
-              <w:rPr>
-                <w:iCs/>
-                <w:sz w:val="20"/>
-                <w:szCs w:val="20"/>
-              </w:rPr>
-              <w:t>4</w:t>
-            </w:r>
-            <w:r>
-              <w:rPr>
-                <w:iCs/>
-                <w:sz w:val="20"/>
-                <w:szCs w:val="20"/>
-              </w:rPr>
-              <w:t xml:space="preserve"> regiones del país en los primeros </w:t>
-            </w:r>
-            <w:r>
-              <w:rPr>
-                <w:iCs/>
-                <w:sz w:val="20"/>
-                <w:szCs w:val="20"/>
-              </w:rPr>
-              <w:t>2</w:t>
-            </w:r>
-            <w:r>
-              <w:rPr>
-                <w:iCs/>
-                <w:sz w:val="20"/>
-                <w:szCs w:val="20"/>
-              </w:rPr>
-              <w:t xml:space="preserve"> años.</w:t>
+              <w:spacing w:before="240" w:after="240" w:line="240" w:lineRule="auto"/>
+              <w:rPr>
+                <w:iCs/>
+              </w:rPr>
+            </w:pPr>
+            <w:r>
+              <w:rPr>
+                <w:iCs/>
+              </w:rPr>
+              <w:t>Alcanzar presencia en al menos 4 regiones del país en los primeros 2 años.</w:t>
             </w:r>
           </w:p>
         </w:tc>
@@ -3374,80 +2893,42 @@
           </w:tcPr>
           <w:p>
             <w:pPr>
-              <w:spacing w:after="240"/>
-              <w:rPr>
-                <w:iCs/>
-                <w:sz w:val="20"/>
-                <w:szCs w:val="20"/>
-              </w:rPr>
-            </w:pPr>
-            <w:r>
-              <w:rPr>
-                <w:iCs/>
-                <w:sz w:val="20"/>
-                <w:szCs w:val="20"/>
-              </w:rPr>
-              <w:t>Justificación del uso de la metodología Scrum</w:t>
-            </w:r>
-          </w:p>
-          <w:p>
-            <w:pPr>
-              <w:spacing w:after="240"/>
-              <w:rPr>
-                <w:iCs/>
-                <w:sz w:val="20"/>
-                <w:szCs w:val="20"/>
-              </w:rPr>
-            </w:pPr>
-            <w:r>
-              <w:rPr>
-                <w:iCs/>
-                <w:sz w:val="20"/>
-                <w:szCs w:val="20"/>
-              </w:rPr>
-              <w:t>Se</w:t>
-            </w:r>
-            <w:r>
-              <w:rPr>
-                <w:iCs/>
-                <w:sz w:val="20"/>
-                <w:szCs w:val="20"/>
-              </w:rPr>
-              <w:t xml:space="preserve"> ha optado por Scrum, dado que facilita el trabajo en ciclos cortos e iterativos, permitiendo entregar avances funcionales en cada sprint y reduciendo los riesgos asociados al desarrollo.</w:t>
-            </w:r>
-          </w:p>
-          <w:p>
-            <w:pPr>
-              <w:spacing w:after="240"/>
-              <w:rPr>
-                <w:iCs/>
-                <w:sz w:val="20"/>
-                <w:szCs w:val="20"/>
-              </w:rPr>
-            </w:pPr>
-            <w:r>
-              <w:rPr>
-                <w:iCs/>
-                <w:sz w:val="20"/>
-                <w:szCs w:val="20"/>
+              <w:spacing w:after="240" w:line="240" w:lineRule="auto"/>
+              <w:rPr>
+                <w:iCs/>
+              </w:rPr>
+            </w:pPr>
+            <w:r>
+              <w:rPr>
+                <w:iCs/>
+              </w:rPr>
+              <w:t>Se ha optado por Scrum, dado que facilita el trabajo en ciclos cortos e iterativos, permitiendo entregar avances funcionales en cada sprint y reduciendo los riesgos asociados al desarrollo.</w:t>
+            </w:r>
+          </w:p>
+          <w:p>
+            <w:pPr>
+              <w:spacing w:after="240" w:line="240" w:lineRule="auto"/>
+              <w:rPr>
+                <w:iCs/>
+              </w:rPr>
+            </w:pPr>
+            <w:r>
+              <w:rPr>
+                <w:iCs/>
               </w:rPr>
               <w:t>A diferencia de metodologías tradicionales como el modelo en cascada, que son más rígidas y demandan definir todos los requisitos al inicio, Scrum posibilita priorizar funcionalidades clave y adaptarlas según la evolución del proyecto. Asimismo, frente a enfoques como Kanban, Scrum ofrece mayor estructura al organizar el trabajo en roles, backlog y entregas incrementales, lo que resulta más adecuado para asegurar valor temprano a los usuarios.</w:t>
             </w:r>
           </w:p>
           <w:p>
             <w:pPr>
-              <w:spacing w:after="240"/>
-              <w:rPr>
-                <w:iCs/>
-                <w:sz w:val="20"/>
-                <w:szCs w:val="20"/>
-              </w:rPr>
-            </w:pPr>
-            <w:r>
-              <w:rPr>
-                <w:iCs/>
-                <w:sz w:val="20"/>
-                <w:szCs w:val="20"/>
+              <w:spacing w:after="240" w:line="240" w:lineRule="auto"/>
+              <w:rPr>
+                <w:iCs/>
+              </w:rPr>
+            </w:pPr>
+            <w:r>
+              <w:rPr>
+                <w:iCs/>
               </w:rPr>
               <w:t xml:space="preserve">En conclusión, Scrum permite flexibilidad, entregas incrementales, reducción de riesgos y mejora continua, factores esenciales para el éxito de un proyecto digital como </w:t>
             </w:r>
@@ -3455,8 +2936,6 @@
             <w:r>
               <w:rPr>
                 <w:iCs/>
-                <w:sz w:val="20"/>
-                <w:szCs w:val="20"/>
               </w:rPr>
               <w:t>ServiHogar</w:t>
             </w:r>
@@ -3464,19 +2943,15 @@
             <w:r>
               <w:rPr>
                 <w:iCs/>
-                <w:sz w:val="20"/>
-                <w:szCs w:val="20"/>
               </w:rPr>
               <w:t>, cuyo propósito es crecer y evolucionar en función de las necesidades reales de clientes y trabajadores.</w:t>
             </w:r>
           </w:p>
           <w:p>
             <w:pPr>
-              <w:spacing w:after="240"/>
-              <w:rPr>
-                <w:iCs/>
-                <w:sz w:val="20"/>
-                <w:szCs w:val="20"/>
+              <w:spacing w:after="240" w:line="240" w:lineRule="auto"/>
+              <w:rPr>
+                <w:iCs/>
               </w:rPr>
             </w:pPr>
           </w:p>
@@ -3784,16 +3259,12 @@
               <w:rPr>
                 <w:b/>
                 <w:color w:val="1F3864"/>
-                <w:sz w:val="18"/>
-                <w:szCs w:val="18"/>
               </w:rPr>
             </w:pPr>
             <w:r>
               <w:rPr>
                 <w:b/>
                 <w:color w:val="1F3864"/>
-                <w:sz w:val="18"/>
-                <w:szCs w:val="18"/>
               </w:rPr>
               <w:t xml:space="preserve">Repositorio </w:t>
             </w:r>
@@ -3802,8 +3273,6 @@
               <w:rPr>
                 <w:b/>
                 <w:color w:val="1F3864"/>
-                <w:sz w:val="18"/>
-                <w:szCs w:val="18"/>
               </w:rPr>
               <w:t>Github</w:t>
             </w:r>
@@ -3832,16 +3301,12 @@
               <w:rPr>
                 <w:b/>
                 <w:color w:val="1F3864"/>
-                <w:sz w:val="18"/>
-                <w:szCs w:val="18"/>
               </w:rPr>
             </w:pPr>
             <w:r>
               <w:rPr>
                 <w:b/>
                 <w:color w:val="1F3864"/>
-                <w:sz w:val="18"/>
-                <w:szCs w:val="18"/>
               </w:rPr>
               <w:t xml:space="preserve">Repositorio </w:t>
             </w:r>
@@ -3850,8 +3315,6 @@
               <w:rPr>
                 <w:b/>
                 <w:color w:val="1F3864"/>
-                <w:sz w:val="18"/>
-                <w:szCs w:val="18"/>
               </w:rPr>
               <w:t>ServiHogar</w:t>
             </w:r>
@@ -3864,60 +3327,57 @@
           </w:tcPr>
           <w:p>
             <w:pPr>
+              <w:spacing w:line="240" w:lineRule="auto"/>
               <w:jc w:val="both"/>
               <w:rPr>
                 <w:iCs/>
-                <w:sz w:val="18"/>
-                <w:szCs w:val="18"/>
-              </w:rPr>
-            </w:pPr>
-            <w:r>
-              <w:rPr>
-                <w:iCs/>
-                <w:sz w:val="18"/>
-                <w:szCs w:val="18"/>
+              </w:rPr>
+            </w:pPr>
+            <w:r>
+              <w:rPr>
+                <w:iCs/>
               </w:rPr>
               <w:t xml:space="preserve">Se hará entrega </w:t>
             </w:r>
             <w:r>
               <w:rPr>
                 <w:iCs/>
-                <w:sz w:val="18"/>
-                <w:szCs w:val="18"/>
               </w:rPr>
               <w:t>del</w:t>
             </w:r>
             <w:r>
               <w:rPr>
                 <w:iCs/>
-                <w:sz w:val="18"/>
-                <w:szCs w:val="18"/>
               </w:rPr>
               <w:t xml:space="preserve"> </w:t>
             </w:r>
-            <w:proofErr w:type="gramStart"/>
-            <w:r>
-              <w:rPr>
-                <w:iCs/>
-                <w:sz w:val="18"/>
-                <w:szCs w:val="18"/>
-              </w:rPr>
-              <w:t>link</w:t>
-            </w:r>
-            <w:proofErr w:type="gramEnd"/>
-            <w:r>
-              <w:rPr>
-                <w:iCs/>
-                <w:sz w:val="18"/>
-                <w:szCs w:val="18"/>
+            <w:hyperlink r:id="rId8" w:history="1">
+              <w:proofErr w:type="gramStart"/>
+              <w:r>
+                <w:rPr>
+                  <w:rStyle w:val="Hipervnculo"/>
+                  <w:iCs/>
+                </w:rPr>
+                <w:t>lin</w:t>
+              </w:r>
+              <w:r>
+                <w:rPr>
+                  <w:rStyle w:val="Hipervnculo"/>
+                  <w:iCs/>
+                </w:rPr>
+                <w:t>k</w:t>
+              </w:r>
+              <w:proofErr w:type="gramEnd"/>
+            </w:hyperlink>
+            <w:r>
+              <w:rPr>
+                <w:iCs/>
               </w:rPr>
               <w:t xml:space="preserve"> al repositorio donde se trabajará la plataforma web</w:t>
             </w:r>
             <w:r>
               <w:rPr>
                 <w:iCs/>
-                <w:sz w:val="18"/>
-                <w:szCs w:val="18"/>
               </w:rPr>
               <w:t>.</w:t>
             </w:r>
@@ -3945,16 +3405,12 @@
               <w:rPr>
                 <w:b/>
                 <w:color w:val="1F3864"/>
-                <w:sz w:val="18"/>
-                <w:szCs w:val="18"/>
               </w:rPr>
             </w:pPr>
             <w:r>
               <w:rPr>
                 <w:b/>
                 <w:color w:val="1F3864"/>
-                <w:sz w:val="18"/>
-                <w:szCs w:val="18"/>
               </w:rPr>
               <w:t>Requerimiento del docente</w:t>
             </w:r>
@@ -3987,16 +3443,12 @@
               <w:rPr>
                 <w:b/>
                 <w:color w:val="1F3864"/>
-                <w:sz w:val="18"/>
-                <w:szCs w:val="18"/>
               </w:rPr>
             </w:pPr>
             <w:r>
               <w:rPr>
                 <w:b/>
                 <w:color w:val="1F3864"/>
-                <w:sz w:val="18"/>
-                <w:szCs w:val="18"/>
               </w:rPr>
               <w:t>Planificación del proyecto</w:t>
             </w:r>
@@ -4024,16 +3476,12 @@
               <w:rPr>
                 <w:b/>
                 <w:color w:val="1F3864"/>
-                <w:sz w:val="18"/>
-                <w:szCs w:val="18"/>
               </w:rPr>
             </w:pPr>
             <w:r>
               <w:rPr>
                 <w:b/>
                 <w:color w:val="1F3864"/>
-                <w:sz w:val="18"/>
-                <w:szCs w:val="18"/>
               </w:rPr>
               <w:t>Carta Gantt</w:t>
             </w:r>
@@ -4062,8 +3510,6 @@
                 <w:bCs/>
                 <w:iCs/>
                 <w:color w:val="1F3864"/>
-                <w:sz w:val="18"/>
-                <w:szCs w:val="18"/>
               </w:rPr>
             </w:pPr>
             <w:r>
@@ -4071,8 +3517,6 @@
                 <w:bCs/>
                 <w:iCs/>
                 <w:color w:val="1F3864"/>
-                <w:sz w:val="18"/>
-                <w:szCs w:val="18"/>
               </w:rPr>
               <w:t>Se hará entrega de la carta Gantt para visualizar las fechas de las actividades a realizar y definir una estructura de desarrollo en base a la metodología scrum</w:t>
             </w:r>
@@ -4081,8 +3525,6 @@
                 <w:bCs/>
                 <w:iCs/>
                 <w:color w:val="1F3864"/>
-                <w:sz w:val="18"/>
-                <w:szCs w:val="18"/>
               </w:rPr>
               <w:t>.</w:t>
             </w:r>
@@ -4110,16 +3552,12 @@
               <w:rPr>
                 <w:b/>
                 <w:color w:val="1F3864"/>
-                <w:sz w:val="18"/>
-                <w:szCs w:val="18"/>
               </w:rPr>
             </w:pPr>
             <w:r>
               <w:rPr>
                 <w:b/>
                 <w:color w:val="1F3864"/>
-                <w:sz w:val="18"/>
-                <w:szCs w:val="18"/>
               </w:rPr>
               <w:t>Requerimiento del docente</w:t>
             </w:r>
@@ -4152,16 +3590,12 @@
               <w:rPr>
                 <w:b/>
                 <w:color w:val="1F3864"/>
-                <w:sz w:val="18"/>
-                <w:szCs w:val="18"/>
               </w:rPr>
             </w:pPr>
             <w:r>
               <w:rPr>
                 <w:b/>
                 <w:color w:val="1F3864"/>
-                <w:sz w:val="18"/>
-                <w:szCs w:val="18"/>
               </w:rPr>
               <w:t xml:space="preserve">Presentación </w:t>
             </w:r>
@@ -4189,16 +3623,12 @@
               <w:rPr>
                 <w:b/>
                 <w:color w:val="1F3864"/>
-                <w:sz w:val="18"/>
-                <w:szCs w:val="18"/>
               </w:rPr>
             </w:pPr>
             <w:r>
               <w:rPr>
                 <w:b/>
                 <w:color w:val="1F3864"/>
-                <w:sz w:val="18"/>
-                <w:szCs w:val="18"/>
               </w:rPr>
               <w:t>Presentación Fase 1</w:t>
             </w:r>
@@ -4227,8 +3657,6 @@
                 <w:bCs/>
                 <w:iCs/>
                 <w:color w:val="1F3864"/>
-                <w:sz w:val="18"/>
-                <w:szCs w:val="18"/>
               </w:rPr>
             </w:pPr>
             <w:r>
@@ -4236,8 +3664,6 @@
                 <w:bCs/>
                 <w:iCs/>
                 <w:color w:val="1F3864"/>
-                <w:sz w:val="18"/>
-                <w:szCs w:val="18"/>
               </w:rPr>
               <w:t xml:space="preserve">Se </w:t>
             </w:r>
@@ -4246,8 +3672,6 @@
                 <w:bCs/>
                 <w:iCs/>
                 <w:color w:val="1F3864"/>
-                <w:sz w:val="18"/>
-                <w:szCs w:val="18"/>
               </w:rPr>
               <w:t>hará entrega</w:t>
             </w:r>
@@ -4256,8 +3680,6 @@
                 <w:bCs/>
                 <w:iCs/>
                 <w:color w:val="1F3864"/>
-                <w:sz w:val="18"/>
-                <w:szCs w:val="18"/>
               </w:rPr>
               <w:t xml:space="preserve"> del archivo PPT que muestra la presentación de la fase 1</w:t>
             </w:r>
@@ -4285,16 +3707,12 @@
               <w:rPr>
                 <w:b/>
                 <w:color w:val="1F3864"/>
-                <w:sz w:val="18"/>
-                <w:szCs w:val="18"/>
               </w:rPr>
             </w:pPr>
             <w:r>
               <w:rPr>
                 <w:b/>
                 <w:color w:val="1F3864"/>
-                <w:sz w:val="18"/>
-                <w:szCs w:val="18"/>
               </w:rPr>
               <w:t>Requerimiento del docente</w:t>
             </w:r>
@@ -4302,17 +3720,6 @@
         </w:tc>
       </w:tr>
     </w:tbl>
-    <w:p>
-      <w:pPr>
-        <w:spacing w:after="0" w:line="360" w:lineRule="auto"/>
-        <w:jc w:val="both"/>
-        <w:rPr>
-          <w:b/>
-          <w:sz w:val="24"/>
-          <w:szCs w:val="24"/>
-        </w:rPr>
-      </w:pPr>
-    </w:p>
     <w:p>
       <w:pPr>
         <w:spacing w:after="0" w:line="360" w:lineRule="auto"/>
@@ -4381,6 +3788,9 @@
         <w:jc w:val="both"/>
       </w:pPr>
       <w:r>
+        <w:rPr>
+          <w:noProof/>
+        </w:rPr>
         <w:drawing>
           <wp:inline distT="0" distB="0" distL="0" distR="0" wp14:anchorId="2C18F2A4" wp14:editId="14105149">
             <wp:extent cx="6106602" cy="4792505"/>
@@ -4397,7 +3807,7 @@
                     <pic:cNvPicPr/>
                   </pic:nvPicPr>
                   <pic:blipFill>
-                    <a:blip r:embed="rId8"/>
+                    <a:blip r:embed="rId9"/>
                     <a:stretch>
                       <a:fillRect/>
                     </a:stretch>
@@ -4419,7 +3829,8 @@
       </w:r>
     </w:p>
     <w:sectPr>
-      <w:headerReference w:type="default" r:id="rId9"/>
+      <w:headerReference w:type="default" r:id="rId10"/>
+      <w:footerReference w:type="default" r:id="rId11"/>
       <w:pgSz w:w="11906" w:h="16838"/>
       <w:pgMar w:top="1417" w:right="1701" w:bottom="1417" w:left="1701" w:header="708" w:footer="708" w:gutter="0"/>
       <w:pgNumType w:start="1"/>
@@ -4452,6 +3863,51 @@
     </w:p>
   </w:endnote>
 </w:endnotes>
+</file>
+
+<file path=word/footer1.xml><?xml version="1.0" encoding="utf-8"?>
+<w:ftr xmlns:wpc="http://schemas.microsoft.com/office/word/2010/wordprocessingCanvas" xmlns:cx="http://schemas.microsoft.com/office/drawing/2014/chartex" xmlns:cx1="http://schemas.microsoft.com/office/drawing/2015/9/8/chartex" xmlns:cx2="http://schemas.microsoft.com/office/drawing/2015/10/21/chartex" xmlns:cx3="http://schemas.microsoft.com/office/drawing/2016/5/9/chartex" xmlns:cx4="http://schemas.microsoft.com/office/drawing/2016/5/10/chartex" xmlns:cx5="http://schemas.microsoft.com/office/drawing/2016/5/11/chartex" xmlns:cx6="http://schemas.microsoft.com/office/drawing/2016/5/12/chartex" xmlns:cx7="http://schemas.microsoft.com/office/drawing/2016/5/13/chartex" xmlns:cx8="http://schemas.microsoft.com/office/drawing/2016/5/14/chartex" xmlns:mc="http://schemas.openxmlformats.org/markup-compatibility/2006" xmlns:aink="http://schemas.microsoft.com/office/drawing/2016/ink" xmlns:am3d="http://schemas.microsoft.com/office/drawing/2017/model3d" xmlns:o="urn:schemas-microsoft-com:office:office" xmlns:oel="http://schemas.microsoft.com/office/2019/extlst" xmlns:r="http://schemas.openxmlformats.org/officeDocument/2006/relationships" xmlns:m="http://schemas.openxmlformats.org/officeDocument/2006/math" xmlns:v="urn:schemas-microsoft-com:vml" xmlns:wp14="http://schemas.microsoft.com/office/word/2010/wordprocessingDrawing" xmlns:wp="http://schemas.openxmlformats.org/drawingml/2006/wordprocessingDrawing" xmlns:w10="urn:schemas-microsoft-com:office:word" xmlns:w="http://schemas.openxmlformats.org/wordprocessingml/2006/main" xmlns:w14="http://schemas.microsoft.com/office/word/2010/wordml" xmlns:w15="http://schemas.microsoft.com/office/word/2012/wordml" xmlns:w16cex="http://schemas.microsoft.com/office/word/2018/wordml/cex" xmlns:w16cid="http://schemas.microsoft.com/office/word/2016/wordml/cid" xmlns:w16="http://schemas.microsoft.com/office/word/2018/wordml" xmlns:w16du="http://schemas.microsoft.com/office/word/2023/wordml/word16du" xmlns:w16sdtdh="http://schemas.microsoft.com/office/word/2020/wordml/sdtdatahash" xmlns:w16sdtfl="http://schemas.microsoft.com/office/word/2024/wordml/sdtformatlock" xmlns:w16se="http://schemas.microsoft.com/office/word/2015/wordml/symex" xmlns:wpg="http://schemas.microsoft.com/office/word/2010/wordprocessingGroup" xmlns:wpi="http://schemas.microsoft.com/office/word/2010/wordprocessingInk" xmlns:wne="http://schemas.microsoft.com/office/word/2006/wordml" xmlns:wps="http://schemas.microsoft.com/office/word/2010/wordprocessingShape" mc:Ignorable="w14 w15 w16se w16cid w16 w16cex w16sdtdh w16sdtfl w16du wp14">
+  <w:sdt>
+    <w:sdtPr>
+      <w:id w:val="-965505835"/>
+      <w:docPartObj>
+        <w:docPartGallery w:val="Page Numbers (Bottom of Page)"/>
+        <w:docPartUnique/>
+      </w:docPartObj>
+    </w:sdtPr>
+    <w:sdtContent>
+      <w:p>
+        <w:pPr>
+          <w:pStyle w:val="Piedepgina"/>
+          <w:jc w:val="right"/>
+        </w:pPr>
+        <w:r>
+          <w:fldChar w:fldCharType="begin"/>
+        </w:r>
+        <w:r>
+          <w:instrText>PAGE   \* MERGEFORMAT</w:instrText>
+        </w:r>
+        <w:r>
+          <w:fldChar w:fldCharType="separate"/>
+        </w:r>
+        <w:r>
+          <w:rPr>
+            <w:lang w:val="es-ES"/>
+          </w:rPr>
+          <w:t>2</w:t>
+        </w:r>
+        <w:r>
+          <w:fldChar w:fldCharType="end"/>
+        </w:r>
+      </w:p>
+    </w:sdtContent>
+  </w:sdt>
+  <w:p>
+    <w:pPr>
+      <w:pStyle w:val="Piedepgina"/>
+    </w:pPr>
+  </w:p>
+</w:ftr>
 </file>
 
 <file path=word/footnotes.xml><?xml version="1.0" encoding="utf-8"?>
@@ -6365,6 +5821,7 @@
   <w:style w:type="character" w:default="1" w:styleId="Fuentedeprrafopredeter">
     <w:name w:val="Default Paragraph Font"/>
     <w:uiPriority w:val="1"/>
+    <w:semiHidden/>
     <w:unhideWhenUsed/>
   </w:style>
   <w:style w:type="table" w:default="1" w:styleId="Tablanormal">
@@ -6853,6 +6310,41 @@
       </w:tblCellMar>
     </w:tblPr>
   </w:style>
+  <w:style w:type="character" w:styleId="Hipervnculo">
+    <w:name w:val="Hyperlink"/>
+    <w:basedOn w:val="Fuentedeprrafopredeter"/>
+    <w:uiPriority w:val="99"/>
+    <w:unhideWhenUsed/>
+    <w:rsid w:val="003413DF"/>
+    <w:rPr>
+      <w:color w:val="0563C1" w:themeColor="hyperlink"/>
+      <w:u w:val="single"/>
+    </w:rPr>
+  </w:style>
+  <w:style w:type="character" w:styleId="Mencinsinresolver">
+    <w:name w:val="Unresolved Mention"/>
+    <w:basedOn w:val="Fuentedeprrafopredeter"/>
+    <w:uiPriority w:val="99"/>
+    <w:semiHidden/>
+    <w:unhideWhenUsed/>
+    <w:rsid w:val="003413DF"/>
+    <w:rPr>
+      <w:color w:val="605E5C"/>
+      <w:shd w:val="clear" w:color="auto" w:fill="E1DFDD"/>
+    </w:rPr>
+  </w:style>
+  <w:style w:type="character" w:styleId="Hipervnculovisitado">
+    <w:name w:val="FollowedHyperlink"/>
+    <w:basedOn w:val="Fuentedeprrafopredeter"/>
+    <w:uiPriority w:val="99"/>
+    <w:semiHidden/>
+    <w:unhideWhenUsed/>
+    <w:rsid w:val="003413DF"/>
+    <w:rPr>
+      <w:color w:val="954F72" w:themeColor="followedHyperlink"/>
+      <w:u w:val="single"/>
+    </w:rPr>
+  </w:style>
 </w:styles>
 </file>
 
